--- a/Subjects/STEAM/tasting-course/docs/handouts/xiaozhi-setup.docx
+++ b/Subjects/STEAM/tasting-course/docs/handouts/xiaozhi-setup.docx
@@ -1,6 +1,6 @@
 
 <file path=word/document.xml><?xml version="1.0" encoding="utf-8"?>
-<w:document xmlns:wpc="http://schemas.microsoft.com/office/word/2010/wordprocessingCanvas" xmlns:cx="http://schemas.microsoft.com/office/drawing/2014/chartex" xmlns:cx1="http://schemas.microsoft.com/office/drawing/2015/9/8/chartex" xmlns:cx2="http://schemas.microsoft.com/office/drawing/2015/10/21/chartex" xmlns:cx3="http://schemas.microsoft.com/office/drawing/2016/5/9/chartex" xmlns:cx4="http://schemas.microsoft.com/office/drawing/2016/5/10/chartex" xmlns:cx5="http://schemas.microsoft.com/office/drawing/2016/5/11/chartex" xmlns:cx6="http://schemas.microsoft.com/office/drawing/2016/5/12/chartex" xmlns:cx7="http://schemas.microsoft.com/office/drawing/2016/5/13/chartex" xmlns:cx8="http://schemas.microsoft.com/office/drawing/2016/5/14/chartex" xmlns:mc="http://schemas.openxmlformats.org/markup-compatibility/2006" xmlns:aink="http://schemas.microsoft.com/office/drawing/2016/ink" xmlns:am3d="http://schemas.microsoft.com/office/drawing/2017/model3d" xmlns:o="urn:schemas-microsoft-com:office:office" xmlns:oel="http://schemas.microsoft.com/office/2019/extlst" xmlns:r="http://schemas.openxmlformats.org/officeDocument/2006/relationships" xmlns:m="http://schemas.openxmlformats.org/officeDocument/2006/math" xmlns:v="urn:schemas-microsoft-com:vml" xmlns:wp14="http://schemas.microsoft.com/office/word/2010/wordprocessingDrawing" xmlns:wp="http://schemas.openxmlformats.org/drawingml/2006/wordprocessingDrawing" xmlns:w10="urn:schemas-microsoft-com:office:word" xmlns:w="http://schemas.openxmlformats.org/wordprocessingml/2006/main" xmlns:w14="http://schemas.microsoft.com/office/word/2010/wordml" xmlns:w15="http://schemas.microsoft.com/office/word/2012/wordml" xmlns:w16cex="http://schemas.microsoft.com/office/word/2018/wordml/cex" xmlns:w16cid="http://schemas.microsoft.com/office/word/2016/wordml/cid" xmlns:w16="http://schemas.microsoft.com/office/word/2018/wordml" xmlns:w16sdtdh="http://schemas.microsoft.com/office/word/2020/wordml/sdtdatahash" xmlns:w16se="http://schemas.microsoft.com/office/word/2015/wordml/symex" xmlns:wpg="http://schemas.microsoft.com/office/word/2010/wordprocessingGroup" xmlns:wpi="http://schemas.microsoft.com/office/word/2010/wordprocessingInk" xmlns:wne="http://schemas.microsoft.com/office/word/2006/wordml" xmlns:wps="http://schemas.microsoft.com/office/word/2010/wordprocessingShape" mc:Ignorable="w14 w15 w16se w16cid w16 w16cex w16sdtdh wp14">
+<w:document xmlns:wpc="http://schemas.microsoft.com/office/word/2010/wordprocessingCanvas" xmlns:cx="http://schemas.microsoft.com/office/drawing/2014/chartex" xmlns:cx1="http://schemas.microsoft.com/office/drawing/2015/9/8/chartex" xmlns:cx2="http://schemas.microsoft.com/office/drawing/2015/10/21/chartex" xmlns:cx3="http://schemas.microsoft.com/office/drawing/2016/5/9/chartex" xmlns:cx4="http://schemas.microsoft.com/office/drawing/2016/5/10/chartex" xmlns:cx5="http://schemas.microsoft.com/office/drawing/2016/5/11/chartex" xmlns:cx6="http://schemas.microsoft.com/office/drawing/2016/5/12/chartex" xmlns:cx7="http://schemas.microsoft.com/office/drawing/2016/5/13/chartex" xmlns:cx8="http://schemas.microsoft.com/office/drawing/2016/5/14/chartex" xmlns:mc="http://schemas.openxmlformats.org/markup-compatibility/2006" xmlns:aink="http://schemas.microsoft.com/office/drawing/2016/ink" xmlns:am3d="http://schemas.microsoft.com/office/drawing/2017/model3d" xmlns:o="urn:schemas-microsoft-com:office:office" xmlns:r="http://schemas.openxmlformats.org/officeDocument/2006/relationships" xmlns:m="http://schemas.openxmlformats.org/officeDocument/2006/math" xmlns:v="urn:schemas-microsoft-com:vml" xmlns:wp14="http://schemas.microsoft.com/office/word/2010/wordprocessingDrawing" xmlns:wp="http://schemas.openxmlformats.org/drawingml/2006/wordprocessingDrawing" xmlns:w10="urn:schemas-microsoft-com:office:word" xmlns:w="http://schemas.openxmlformats.org/wordprocessingml/2006/main" xmlns:w14="http://schemas.microsoft.com/office/word/2010/wordml" xmlns:w15="http://schemas.microsoft.com/office/word/2012/wordml" xmlns:w16cex="http://schemas.microsoft.com/office/word/2018/wordml/cex" xmlns:w16cid="http://schemas.microsoft.com/office/word/2016/wordml/cid" xmlns:w16="http://schemas.microsoft.com/office/word/2018/wordml" xmlns:w16sdtdh="http://schemas.microsoft.com/office/word/2020/wordml/sdtdatahash" xmlns:w16se="http://schemas.microsoft.com/office/word/2015/wordml/symex" xmlns:wpg="http://schemas.microsoft.com/office/word/2010/wordprocessingGroup" xmlns:wpi="http://schemas.microsoft.com/office/word/2010/wordprocessingInk" xmlns:wne="http://schemas.microsoft.com/office/word/2006/wordml" xmlns:wps="http://schemas.microsoft.com/office/word/2010/wordprocessingShape" mc:Ignorable="w14 w15 w16se w16cid w16 w16cex w16sdtdh wp14">
   <w:body>
     <w:sdt>
       <w:sdtPr>
@@ -10,6 +10,7 @@
           <w:docPartUnique/>
         </w:docPartObj>
       </w:sdtPr>
+      <w:sdtEndPr/>
       <w:sdtContent>
         <w:p>
           <w:r>
@@ -266,11 +267,11 @@
               </mc:Choice>
               <mc:Fallback>
                 <w:pict>
-                  <v:group w14:anchorId="609B675A" id="Group 8" o:spid="_x0000_s1026" style="position:absolute;margin-left:0;margin-top:0;width:8in;height:95.7pt;z-index:251662336;mso-width-percent:941;mso-height-percent:121;mso-top-percent:23;mso-position-horizontal:center;mso-position-horizontal-relative:page;mso-position-vertical-relative:page;mso-width-percent:941;mso-height-percent:121;mso-top-percent:23" coordorigin="" coordsize="73152,12161" o:gfxdata="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">
-                    <v:shape id="Rectangle 51" o:spid="_x0000_s1027" style="position:absolute;width:73152;height:11303;visibility:visible;mso-wrap-style:square;v-text-anchor:middle" coordsize="7312660,1129665" o:gfxdata="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" path="m,l7312660,r,1129665l3619500,733425,,1091565,,xe" fillcolor="#4f81bd [3204]" stroked="f" strokeweight="2pt">
+                  <v:group w14:anchorId="6AFEF2C0" id="Group 8" o:spid="_x0000_s1026" style="position:absolute;margin-left:0;margin-top:0;width:8in;height:95.7pt;z-index:251662336;mso-width-percent:941;mso-height-percent:121;mso-top-percent:23;mso-position-horizontal:center;mso-position-horizontal-relative:page;mso-position-vertical-relative:page;mso-width-percent:941;mso-height-percent:121;mso-top-percent:23" coordorigin="" coordsize="73152,12161" o:gfxdata="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">
+                    <v:shape id="Rectangle 51" o:spid="_x0000_s1027" style="position:absolute;width:73152;height:11303;visibility:visible;mso-wrap-style:square;v-text-anchor:middle" coordsize="7312660,1129665" o:gfxdata="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" path="m,l7312660,r,1129665l3619500,733425,,1091565,,xe" fillcolor="#4f81bd [3204]" stroked="f" strokeweight="2pt">
                       <v:path arrowok="t" o:connecttype="custom" o:connectlocs="0,0;7315200,0;7315200,1130373;3620757,733885;0,1092249;0,0" o:connectangles="0,0,0,0,0,0"/>
                     </v:shape>
-                    <v:rect id="Rectangle 151" o:spid="_x0000_s1028" style="position:absolute;width:73152;height:12161;visibility:visible;mso-wrap-style:square;v-text-anchor:middle" o:gfxdata="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" stroked="f" strokeweight="2pt">
+                    <v:rect id="Rectangle 151" o:spid="_x0000_s1028" style="position:absolute;width:73152;height:12161;visibility:visible;mso-wrap-style:square;v-text-anchor:middle" o:gfxdata="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" stroked="f" strokeweight="2pt">
                       <v:fill r:id="rId10" o:title="" recolor="t" rotate="t" type="frame"/>
                     </v:rect>
                     <w10:wrap anchorx="page" anchory="page"/>
@@ -344,12 +345,13 @@
                             <w:txbxContent>
                               <w:p>
                                 <w:pPr>
-                                  <w:pStyle w:val="NoSpacing"/>
+                                  <w:pStyle w:val="a9"/>
                                   <w:jc w:val="right"/>
                                   <w:rPr>
                                     <w:color w:val="595959" w:themeColor="text1" w:themeTint="A6"/>
                                     <w:sz w:val="28"/>
                                     <w:szCs w:val="28"/>
+                                    <w:lang w:eastAsia="zh-TW"/>
                                   </w:rPr>
                                 </w:pPr>
                                 <w:sdt>
@@ -367,6 +369,7 @@
                                     <w:dataBinding w:prefixMappings="xmlns:ns0='http://purl.org/dc/elements/1.1/' xmlns:ns1='http://schemas.openxmlformats.org/package/2006/metadata/core-properties' " w:xpath="/ns1:coreProperties[1]/ns0:creator[1]" w:storeItemID="{6C3C8BC8-F283-45AE-878A-BAB7291924A1}"/>
                                     <w:text/>
                                   </w:sdtPr>
+                                  <w:sdtEndPr/>
                                   <w:sdtContent>
                                     <w:r>
                                       <w:rPr>
@@ -393,12 +396,13 @@
                               </w:p>
                               <w:p>
                                 <w:pPr>
-                                  <w:pStyle w:val="NoSpacing"/>
+                                  <w:pStyle w:val="a9"/>
                                   <w:jc w:val="right"/>
                                   <w:rPr>
                                     <w:color w:val="595959" w:themeColor="text1" w:themeTint="A6"/>
                                     <w:sz w:val="18"/>
                                     <w:szCs w:val="18"/>
+                                    <w:lang w:eastAsia="zh-TW"/>
                                   </w:rPr>
                                 </w:pPr>
                                 <w:sdt>
@@ -416,6 +420,7 @@
                                     <w:dataBinding w:prefixMappings="xmlns:ns0='http://schemas.microsoft.com/office/2006/coverPageProps' " w:xpath="/ns0:CoverPageProperties[1]/ns0:CompanyEmail[1]" w:storeItemID="{55AF091B-3C7A-41E3-B477-F2FDAA23CFDA}"/>
                                     <w:text/>
                                   </w:sdtPr>
+                                  <w:sdtEndPr/>
                                   <w:sdtContent>
                                     <w:r>
                                       <w:rPr>
@@ -506,17 +511,18 @@
                     <v:stroke joinstyle="miter"/>
                     <v:path gradientshapeok="t" o:connecttype="rect"/>
                   </v:shapetype>
-                  <v:shape id="Text Box 9" o:spid="_x0000_s1026" type="#_x0000_t202" style="position:absolute;margin-left:0;margin-top:0;width:8in;height:1in;z-index:251660288;visibility:visible;mso-wrap-style:square;mso-width-percent:941;mso-height-percent:92;mso-top-percent:818;mso-wrap-distance-left:9pt;mso-wrap-distance-top:0;mso-wrap-distance-right:9pt;mso-wrap-distance-bottom:0;mso-position-horizontal:center;mso-position-horizontal-relative:page;mso-position-vertical-relative:page;mso-width-percent:941;mso-height-percent:92;mso-top-percent:818;mso-width-relative:page;mso-height-relative:page;v-text-anchor:bottom" o:gfxdata="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" filled="f" stroked="f" strokeweight=".5pt">
+                  <v:shape id="Text Box 9" o:spid="_x0000_s1026" type="#_x0000_t202" style="position:absolute;margin-left:0;margin-top:0;width:8in;height:1in;z-index:251660288;visibility:visible;mso-wrap-style:square;mso-width-percent:941;mso-height-percent:92;mso-top-percent:818;mso-wrap-distance-left:9pt;mso-wrap-distance-top:0;mso-wrap-distance-right:9pt;mso-wrap-distance-bottom:0;mso-position-horizontal:center;mso-position-horizontal-relative:page;mso-position-vertical-relative:page;mso-width-percent:941;mso-height-percent:92;mso-top-percent:818;mso-width-relative:page;mso-height-relative:page;v-text-anchor:bottom" o:gfxdata="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" filled="f" stroked="f" strokeweight=".5pt">
                     <v:textbox inset="126pt,0,54pt,0">
                       <w:txbxContent>
                         <w:p>
                           <w:pPr>
-                            <w:pStyle w:val="NoSpacing"/>
+                            <w:pStyle w:val="a9"/>
                             <w:jc w:val="right"/>
                             <w:rPr>
                               <w:color w:val="595959" w:themeColor="text1" w:themeTint="A6"/>
                               <w:sz w:val="28"/>
                               <w:szCs w:val="28"/>
+                              <w:lang w:eastAsia="zh-TW"/>
                             </w:rPr>
                           </w:pPr>
                           <w:sdt>
@@ -534,6 +540,7 @@
                               <w:dataBinding w:prefixMappings="xmlns:ns0='http://purl.org/dc/elements/1.1/' xmlns:ns1='http://schemas.openxmlformats.org/package/2006/metadata/core-properties' " w:xpath="/ns1:coreProperties[1]/ns0:creator[1]" w:storeItemID="{6C3C8BC8-F283-45AE-878A-BAB7291924A1}"/>
                               <w:text/>
                             </w:sdtPr>
+                            <w:sdtEndPr/>
                             <w:sdtContent>
                               <w:r>
                                 <w:rPr>
@@ -560,12 +567,13 @@
                         </w:p>
                         <w:p>
                           <w:pPr>
-                            <w:pStyle w:val="NoSpacing"/>
+                            <w:pStyle w:val="a9"/>
                             <w:jc w:val="right"/>
                             <w:rPr>
                               <w:color w:val="595959" w:themeColor="text1" w:themeTint="A6"/>
                               <w:sz w:val="18"/>
                               <w:szCs w:val="18"/>
+                              <w:lang w:eastAsia="zh-TW"/>
                             </w:rPr>
                           </w:pPr>
                           <w:sdt>
@@ -583,6 +591,7 @@
                               <w:dataBinding w:prefixMappings="xmlns:ns0='http://schemas.microsoft.com/office/2006/coverPageProps' " w:xpath="/ns0:CoverPageProperties[1]/ns0:CompanyEmail[1]" w:storeItemID="{55AF091B-3C7A-41E3-B477-F2FDAA23CFDA}"/>
                               <w:text/>
                             </w:sdtPr>
+                            <w:sdtEndPr/>
                             <w:sdtContent>
                               <w:r>
                                 <w:rPr>
@@ -720,7 +729,7 @@
                             <w:txbxContent>
                               <w:p>
                                 <w:pPr>
-                                  <w:pStyle w:val="NoSpacing"/>
+                                  <w:pStyle w:val="a9"/>
                                   <w:jc w:val="right"/>
                                   <w:rPr>
                                     <w:color w:val="4F81BD" w:themeColor="accent1"/>
@@ -763,10 +772,11 @@
                                   <w:dataBinding w:prefixMappings="xmlns:ns0='http://schemas.microsoft.com/office/2006/coverPageProps' " w:xpath="/ns0:CoverPageProperties[1]/ns0:Abstract[1]" w:storeItemID="{55AF091B-3C7A-41E3-B477-F2FDAA23CFDA}"/>
                                   <w:text w:multiLine="1"/>
                                 </w:sdtPr>
+                                <w:sdtEndPr/>
                                 <w:sdtContent>
                                   <w:p>
                                     <w:pPr>
-                                      <w:pStyle w:val="NoSpacing"/>
+                                      <w:pStyle w:val="a9"/>
                                       <w:jc w:val="right"/>
                                       <w:rPr>
                                         <w:color w:val="595959" w:themeColor="text1" w:themeTint="A6"/>
@@ -807,12 +817,12 @@
               </mc:Choice>
               <mc:Fallback>
                 <w:pict>
-                  <v:shape w14:anchorId="7D079072" id="Text Box 10" o:spid="_x0000_s1027" type="#_x0000_t202" style="position:absolute;margin-left:0;margin-top:0;width:8in;height:79.5pt;z-index:251661312;visibility:visible;mso-wrap-style:square;mso-width-percent:941;mso-height-percent:100;mso-top-percent:700;mso-wrap-distance-left:9pt;mso-wrap-distance-top:0;mso-wrap-distance-right:9pt;mso-wrap-distance-bottom:0;mso-position-horizontal:center;mso-position-horizontal-relative:page;mso-position-vertical-relative:page;mso-width-percent:941;mso-height-percent:100;mso-top-percent:700;mso-width-relative:page;mso-height-relative:page;v-text-anchor:top" o:gfxdata="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" filled="f" stroked="f" strokeweight=".5pt">
+                  <v:shape w14:anchorId="7D079072" id="Text Box 10" o:spid="_x0000_s1027" type="#_x0000_t202" style="position:absolute;margin-left:0;margin-top:0;width:8in;height:79.5pt;z-index:251661312;visibility:visible;mso-wrap-style:square;mso-width-percent:941;mso-height-percent:100;mso-top-percent:700;mso-wrap-distance-left:9pt;mso-wrap-distance-top:0;mso-wrap-distance-right:9pt;mso-wrap-distance-bottom:0;mso-position-horizontal:center;mso-position-horizontal-relative:page;mso-position-vertical-relative:page;mso-width-percent:941;mso-height-percent:100;mso-top-percent:700;mso-width-relative:page;mso-height-relative:page;v-text-anchor:top" o:gfxdata="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" filled="f" stroked="f" strokeweight=".5pt">
                     <v:textbox style="mso-fit-shape-to-text:t" inset="126pt,0,54pt,0">
                       <w:txbxContent>
                         <w:p>
                           <w:pPr>
-                            <w:pStyle w:val="NoSpacing"/>
+                            <w:pStyle w:val="a9"/>
                             <w:jc w:val="right"/>
                             <w:rPr>
                               <w:color w:val="4F81BD" w:themeColor="accent1"/>
@@ -855,10 +865,11 @@
                             <w:dataBinding w:prefixMappings="xmlns:ns0='http://schemas.microsoft.com/office/2006/coverPageProps' " w:xpath="/ns0:CoverPageProperties[1]/ns0:Abstract[1]" w:storeItemID="{55AF091B-3C7A-41E3-B477-F2FDAA23CFDA}"/>
                             <w:text w:multiLine="1"/>
                           </w:sdtPr>
+                          <w:sdtEndPr/>
                           <w:sdtContent>
                             <w:p>
                               <w:pPr>
-                                <w:pStyle w:val="NoSpacing"/>
+                                <w:pStyle w:val="a9"/>
                                 <w:jc w:val="right"/>
                                 <w:rPr>
                                   <w:color w:val="595959" w:themeColor="text1" w:themeTint="A6"/>
@@ -955,6 +966,7 @@
                                     <w:color w:val="4F81BD" w:themeColor="accent1"/>
                                     <w:sz w:val="64"/>
                                     <w:szCs w:val="64"/>
+                                    <w:lang w:eastAsia="zh-TW"/>
                                   </w:rPr>
                                 </w:pPr>
                                 <w:sdt>
@@ -964,6 +976,7 @@
                                       <w:color w:val="4F81BD" w:themeColor="accent1"/>
                                       <w:sz w:val="64"/>
                                       <w:szCs w:val="64"/>
+                                      <w:lang w:eastAsia="zh-TW"/>
                                     </w:rPr>
                                     <w:alias w:val="Title"/>
                                     <w:tag w:val=""/>
@@ -971,49 +984,37 @@
                                     <w:dataBinding w:prefixMappings="xmlns:ns0='http://purl.org/dc/elements/1.1/' xmlns:ns1='http://schemas.openxmlformats.org/package/2006/metadata/core-properties' " w:xpath="/ns1:coreProperties[1]/ns0:title[1]" w:storeItemID="{6C3C8BC8-F283-45AE-878A-BAB7291924A1}"/>
                                     <w:text w:multiLine="1"/>
                                   </w:sdtPr>
+                                  <w:sdtEndPr/>
                                   <w:sdtContent>
-                                    <w:proofErr w:type="spellStart"/>
-                                    <w:r>
-                                      <w:rPr>
-                                        <w:rFonts w:hint="eastAsia"/>
-                                        <w:caps/>
-                                        <w:color w:val="4F81BD" w:themeColor="accent1"/>
-                                        <w:sz w:val="64"/>
-                                        <w:szCs w:val="64"/>
-                                      </w:rPr>
-                                      <w:t>小智</w:t>
-                                    </w:r>
-                                    <w:proofErr w:type="spellEnd"/>
-                                    <w:r>
-                                      <w:rPr>
-                                        <w:rFonts w:hint="eastAsia"/>
-                                        <w:caps/>
-                                        <w:color w:val="4F81BD" w:themeColor="accent1"/>
-                                        <w:sz w:val="64"/>
-                                        <w:szCs w:val="64"/>
-                                      </w:rPr>
-                                      <w:t xml:space="preserve"> AI </w:t>
-                                    </w:r>
-                                    <w:proofErr w:type="spellStart"/>
-                                    <w:r>
-                                      <w:rPr>
-                                        <w:rFonts w:hint="eastAsia"/>
-                                        <w:caps/>
-                                        <w:color w:val="4F81BD" w:themeColor="accent1"/>
-                                        <w:sz w:val="64"/>
-                                        <w:szCs w:val="64"/>
-                                      </w:rPr>
-                                      <w:t>語音助手設定指引</w:t>
-                                    </w:r>
-                                    <w:proofErr w:type="spellEnd"/>
                                     <w:r>
                                       <w:rPr>
                                         <w:caps/>
                                         <w:color w:val="4F81BD" w:themeColor="accent1"/>
                                         <w:sz w:val="64"/>
                                         <w:szCs w:val="64"/>
+                                        <w:lang w:eastAsia="zh-TW"/>
                                       </w:rPr>
-                                      <w:br/>
+                                      <w:t>小智</w:t>
+                                    </w:r>
+                                    <w:r>
+                                      <w:rPr>
+                                        <w:caps/>
+                                        <w:color w:val="4F81BD" w:themeColor="accent1"/>
+                                        <w:sz w:val="64"/>
+                                        <w:szCs w:val="64"/>
+                                        <w:lang w:eastAsia="zh-TW"/>
+                                      </w:rPr>
+                                      <w:t xml:space="preserve"> AI </w:t>
+                                    </w:r>
+                                    <w:r>
+                                      <w:rPr>
+                                        <w:caps/>
+                                        <w:color w:val="4F81BD" w:themeColor="accent1"/>
+                                        <w:sz w:val="64"/>
+                                        <w:szCs w:val="64"/>
+                                        <w:lang w:eastAsia="zh-TW"/>
+                                      </w:rPr>
+                                      <w:t>語音助手設定指引</w:t>
                                     </w:r>
                                   </w:sdtContent>
                                 </w:sdt>
@@ -1031,6 +1032,7 @@
                                   <w:dataBinding w:prefixMappings="xmlns:ns0='http://purl.org/dc/elements/1.1/' xmlns:ns1='http://schemas.openxmlformats.org/package/2006/metadata/core-properties' " w:xpath="/ns1:coreProperties[1]/ns0:subject[1]" w:storeItemID="{6C3C8BC8-F283-45AE-878A-BAB7291924A1}"/>
                                   <w:text/>
                                 </w:sdtPr>
+                                <w:sdtEndPr/>
                                 <w:sdtContent>
                                   <w:p>
                                     <w:pPr>
@@ -1077,7 +1079,7 @@
               </mc:Choice>
               <mc:Fallback>
                 <w:pict>
-                  <v:shape w14:anchorId="1D590599" id="Text Box 11" o:spid="_x0000_s1028" type="#_x0000_t202" style="position:absolute;margin-left:0;margin-top:0;width:8in;height:286.5pt;z-index:251659264;visibility:visible;mso-wrap-style:square;mso-width-percent:941;mso-height-percent:363;mso-top-percent:300;mso-wrap-distance-left:9pt;mso-wrap-distance-top:0;mso-wrap-distance-right:9pt;mso-wrap-distance-bottom:0;mso-position-horizontal:center;mso-position-horizontal-relative:page;mso-position-vertical-relative:page;mso-width-percent:941;mso-height-percent:363;mso-top-percent:300;mso-width-relative:page;mso-height-relative:page;v-text-anchor:bottom" o:gfxdata="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" filled="f" stroked="f" strokeweight=".5pt">
+                  <v:shape w14:anchorId="1D590599" id="Text Box 11" o:spid="_x0000_s1028" type="#_x0000_t202" style="position:absolute;margin-left:0;margin-top:0;width:8in;height:286.5pt;z-index:251659264;visibility:visible;mso-wrap-style:square;mso-width-percent:941;mso-height-percent:363;mso-top-percent:300;mso-wrap-distance-left:9pt;mso-wrap-distance-top:0;mso-wrap-distance-right:9pt;mso-wrap-distance-bottom:0;mso-position-horizontal:center;mso-position-horizontal-relative:page;mso-position-vertical-relative:page;mso-width-percent:941;mso-height-percent:363;mso-top-percent:300;mso-width-relative:page;mso-height-relative:page;v-text-anchor:bottom" o:gfxdata="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" filled="f" stroked="f" strokeweight=".5pt">
                     <v:textbox inset="126pt,0,54pt,0">
                       <w:txbxContent>
                         <w:p>
@@ -1087,6 +1089,7 @@
                               <w:color w:val="4F81BD" w:themeColor="accent1"/>
                               <w:sz w:val="64"/>
                               <w:szCs w:val="64"/>
+                              <w:lang w:eastAsia="zh-TW"/>
                             </w:rPr>
                           </w:pPr>
                           <w:sdt>
@@ -1096,6 +1099,7 @@
                                 <w:color w:val="4F81BD" w:themeColor="accent1"/>
                                 <w:sz w:val="64"/>
                                 <w:szCs w:val="64"/>
+                                <w:lang w:eastAsia="zh-TW"/>
                               </w:rPr>
                               <w:alias w:val="Title"/>
                               <w:tag w:val=""/>
@@ -1103,49 +1107,37 @@
                               <w:dataBinding w:prefixMappings="xmlns:ns0='http://purl.org/dc/elements/1.1/' xmlns:ns1='http://schemas.openxmlformats.org/package/2006/metadata/core-properties' " w:xpath="/ns1:coreProperties[1]/ns0:title[1]" w:storeItemID="{6C3C8BC8-F283-45AE-878A-BAB7291924A1}"/>
                               <w:text w:multiLine="1"/>
                             </w:sdtPr>
+                            <w:sdtEndPr/>
                             <w:sdtContent>
-                              <w:proofErr w:type="spellStart"/>
-                              <w:r>
-                                <w:rPr>
-                                  <w:rFonts w:hint="eastAsia"/>
-                                  <w:caps/>
-                                  <w:color w:val="4F81BD" w:themeColor="accent1"/>
-                                  <w:sz w:val="64"/>
-                                  <w:szCs w:val="64"/>
-                                </w:rPr>
-                                <w:t>小智</w:t>
-                              </w:r>
-                              <w:proofErr w:type="spellEnd"/>
-                              <w:r>
-                                <w:rPr>
-                                  <w:rFonts w:hint="eastAsia"/>
-                                  <w:caps/>
-                                  <w:color w:val="4F81BD" w:themeColor="accent1"/>
-                                  <w:sz w:val="64"/>
-                                  <w:szCs w:val="64"/>
-                                </w:rPr>
-                                <w:t xml:space="preserve"> AI </w:t>
-                              </w:r>
-                              <w:proofErr w:type="spellStart"/>
-                              <w:r>
-                                <w:rPr>
-                                  <w:rFonts w:hint="eastAsia"/>
-                                  <w:caps/>
-                                  <w:color w:val="4F81BD" w:themeColor="accent1"/>
-                                  <w:sz w:val="64"/>
-                                  <w:szCs w:val="64"/>
-                                </w:rPr>
-                                <w:t>語音助手設定指引</w:t>
-                              </w:r>
-                              <w:proofErr w:type="spellEnd"/>
                               <w:r>
                                 <w:rPr>
                                   <w:caps/>
                                   <w:color w:val="4F81BD" w:themeColor="accent1"/>
                                   <w:sz w:val="64"/>
                                   <w:szCs w:val="64"/>
+                                  <w:lang w:eastAsia="zh-TW"/>
                                 </w:rPr>
-                                <w:br/>
+                                <w:t>小智</w:t>
+                              </w:r>
+                              <w:r>
+                                <w:rPr>
+                                  <w:caps/>
+                                  <w:color w:val="4F81BD" w:themeColor="accent1"/>
+                                  <w:sz w:val="64"/>
+                                  <w:szCs w:val="64"/>
+                                  <w:lang w:eastAsia="zh-TW"/>
+                                </w:rPr>
+                                <w:t xml:space="preserve"> AI </w:t>
+                              </w:r>
+                              <w:r>
+                                <w:rPr>
+                                  <w:caps/>
+                                  <w:color w:val="4F81BD" w:themeColor="accent1"/>
+                                  <w:sz w:val="64"/>
+                                  <w:szCs w:val="64"/>
+                                  <w:lang w:eastAsia="zh-TW"/>
+                                </w:rPr>
+                                <w:t>語音助手設定指引</w:t>
                               </w:r>
                             </w:sdtContent>
                           </w:sdt>
@@ -1163,6 +1155,7 @@
                             <w:dataBinding w:prefixMappings="xmlns:ns0='http://purl.org/dc/elements/1.1/' xmlns:ns1='http://schemas.openxmlformats.org/package/2006/metadata/core-properties' " w:xpath="/ns1:coreProperties[1]/ns0:subject[1]" w:storeItemID="{6C3C8BC8-F283-45AE-878A-BAB7291924A1}"/>
                             <w:text/>
                           </w:sdtPr>
+                          <w:sdtEndPr/>
                           <w:sdtContent>
                             <w:p>
                               <w:pPr>
@@ -1203,7 +1196,6 @@
         </w:p>
       </w:sdtContent>
     </w:sdt>
-    <w:p/>
     <w:tbl>
       <w:tblPr>
         <w:tblW w:w="0" w:type="auto"/>
@@ -1224,16 +1216,17 @@
             </w:pPr>
             <w:r>
               <w:rPr>
-                <w:rFonts w:eastAsia="Microsoft JhengHei"/>
+                <w:rFonts w:eastAsia="微軟正黑體"/>
                 <w:b/>
                 <w:color w:val="FFFFFF"/>
                 <w:sz w:val="28"/>
               </w:rPr>
+              <w:lastRenderedPageBreak/>
               <w:t xml:space="preserve">  </w:t>
             </w:r>
             <w:r>
               <w:rPr>
-                <w:rFonts w:eastAsia="Microsoft JhengHei"/>
+                <w:rFonts w:eastAsia="微軟正黑體"/>
                 <w:b/>
                 <w:color w:val="FFFFFF"/>
                 <w:sz w:val="28"/>
@@ -1242,7 +1235,7 @@
             </w:r>
             <w:r>
               <w:rPr>
-                <w:rFonts w:eastAsia="Microsoft JhengHei"/>
+                <w:rFonts w:eastAsia="微軟正黑體"/>
                 <w:b/>
                 <w:color w:val="FFFFFF"/>
                 <w:sz w:val="28"/>
@@ -1251,7 +1244,7 @@
             </w:r>
             <w:r>
               <w:rPr>
-                <w:rFonts w:eastAsia="Microsoft JhengHei"/>
+                <w:rFonts w:eastAsia="微軟正黑體"/>
                 <w:b/>
                 <w:color w:val="FFFFFF"/>
                 <w:sz w:val="28"/>
@@ -1273,7 +1266,7 @@
       </w:pPr>
       <w:r>
         <w:rPr>
-          <w:rFonts w:eastAsia="Microsoft JhengHei"/>
+          <w:rFonts w:eastAsia="微軟正黑體"/>
           <w:b/>
           <w:color w:val="1C64F2"/>
           <w:sz w:val="24"/>
@@ -1283,7 +1276,7 @@
       </w:r>
       <w:r>
         <w:rPr>
-          <w:rFonts w:eastAsia="Microsoft JhengHei"/>
+          <w:rFonts w:eastAsia="微軟正黑體"/>
           <w:b/>
           <w:sz w:val="24"/>
           <w:lang w:eastAsia="zh-TW"/>
@@ -1292,7 +1285,7 @@
       </w:r>
       <w:r>
         <w:rPr>
-          <w:rFonts w:eastAsia="Microsoft JhengHei"/>
+          <w:rFonts w:eastAsia="微軟正黑體"/>
           <w:b/>
           <w:sz w:val="24"/>
           <w:lang w:eastAsia="zh-TW"/>
@@ -1301,7 +1294,7 @@
       </w:r>
       <w:r>
         <w:rPr>
-          <w:rFonts w:eastAsia="Microsoft JhengHei"/>
+          <w:rFonts w:eastAsia="微軟正黑體"/>
           <w:b/>
           <w:sz w:val="24"/>
           <w:lang w:eastAsia="zh-TW"/>
@@ -1310,7 +1303,7 @@
       </w:r>
       <w:r>
         <w:rPr>
-          <w:rFonts w:eastAsia="Microsoft JhengHei"/>
+          <w:rFonts w:eastAsia="微軟正黑體"/>
           <w:b/>
           <w:sz w:val="24"/>
           <w:lang w:eastAsia="zh-TW"/>
@@ -1319,7 +1312,7 @@
       </w:r>
       <w:r>
         <w:rPr>
-          <w:rFonts w:eastAsia="Microsoft JhengHei"/>
+          <w:rFonts w:eastAsia="微軟正黑體"/>
           <w:b/>
           <w:sz w:val="24"/>
           <w:lang w:eastAsia="zh-TW"/>
@@ -1328,15 +1321,24 @@
       </w:r>
       <w:r>
         <w:rPr>
-          <w:rFonts w:eastAsia="Microsoft JhengHei"/>
+          <w:rFonts w:eastAsia="微軟正黑體" w:hint="eastAsia"/>
+          <w:b/>
           <w:sz w:val="24"/>
           <w:lang w:eastAsia="zh-TW"/>
         </w:rPr>
+        <w:t>長按電沿按鈕，</w:t>
+      </w:r>
+      <w:r>
+        <w:rPr>
+          <w:rFonts w:eastAsia="微軟正黑體"/>
+          <w:sz w:val="24"/>
+          <w:lang w:eastAsia="zh-TW"/>
+        </w:rPr>
         <w:t>裝置側面</w:t>
       </w:r>
       <w:r>
         <w:rPr>
-          <w:rFonts w:eastAsia="Microsoft JhengHei"/>
+          <w:rFonts w:eastAsia="微軟正黑體"/>
           <w:sz w:val="24"/>
           <w:lang w:eastAsia="zh-TW"/>
         </w:rPr>
@@ -1344,11 +1346,43 @@
       </w:r>
       <w:r>
         <w:rPr>
-          <w:rFonts w:eastAsia="Microsoft JhengHei"/>
+          <w:rFonts w:eastAsia="微軟正黑體"/>
           <w:sz w:val="24"/>
           <w:lang w:eastAsia="zh-TW"/>
         </w:rPr>
-        <w:t>亮起綠燈即代表已連接。</w:t>
+        <w:t>亮起綠燈</w:t>
+      </w:r>
+      <w:r>
+        <w:rPr>
+          <w:rFonts w:eastAsia="微軟正黑體" w:hint="eastAsia"/>
+          <w:sz w:val="24"/>
+          <w:lang w:eastAsia="zh-TW"/>
+        </w:rPr>
+        <w:t>閃燈</w:t>
+      </w:r>
+      <w:r>
+        <w:rPr>
+          <w:rFonts w:eastAsia="微軟正黑體"/>
+          <w:sz w:val="24"/>
+          <w:lang w:eastAsia="zh-TW"/>
+        </w:rPr>
+        <w:t>即代表</w:t>
+      </w:r>
+      <w:r>
+        <w:rPr>
+          <w:rFonts w:eastAsia="微軟正黑體" w:hint="eastAsia"/>
+          <w:sz w:val="24"/>
+          <w:lang w:eastAsia="zh-TW"/>
+        </w:rPr>
+        <w:t>已經進入下載模式</w:t>
+      </w:r>
+      <w:r>
+        <w:rPr>
+          <w:rFonts w:eastAsia="微軟正黑體"/>
+          <w:sz w:val="24"/>
+          <w:lang w:eastAsia="zh-TW"/>
+        </w:rPr>
+        <w:t>。</w:t>
       </w:r>
     </w:p>
     <w:p>
@@ -1360,9 +1394,154 @@
         <w:rPr>
           <w:noProof/>
         </w:rPr>
+        <mc:AlternateContent>
+          <mc:Choice Requires="wps">
+            <w:drawing>
+              <wp:anchor distT="0" distB="0" distL="114300" distR="114300" simplePos="0" relativeHeight="251663360" behindDoc="0" locked="0" layoutInCell="1" allowOverlap="1" wp14:anchorId="02C6171C" wp14:editId="51C105C0">
+                <wp:simplePos x="0" y="0"/>
+                <wp:positionH relativeFrom="column">
+                  <wp:posOffset>295275</wp:posOffset>
+                </wp:positionH>
+                <wp:positionV relativeFrom="paragraph">
+                  <wp:posOffset>1064895</wp:posOffset>
+                </wp:positionV>
+                <wp:extent cx="1485900" cy="609600"/>
+                <wp:effectExtent l="19050" t="19050" r="1143000" b="38100"/>
+                <wp:wrapNone/>
+                <wp:docPr id="17" name="語音泡泡: 橢圓形 17"/>
+                <wp:cNvGraphicFramePr/>
+                <a:graphic xmlns:a="http://schemas.openxmlformats.org/drawingml/2006/main">
+                  <a:graphicData uri="http://schemas.microsoft.com/office/word/2010/wordprocessingShape">
+                    <wps:wsp>
+                      <wps:cNvSpPr/>
+                      <wps:spPr>
+                        <a:xfrm>
+                          <a:off x="0" y="0"/>
+                          <a:ext cx="1485900" cy="609600"/>
+                        </a:xfrm>
+                        <a:prstGeom prst="wedgeEllipseCallout">
+                          <a:avLst>
+                            <a:gd name="adj1" fmla="val 124912"/>
+                            <a:gd name="adj2" fmla="val 53125"/>
+                          </a:avLst>
+                        </a:prstGeom>
+                      </wps:spPr>
+                      <wps:style>
+                        <a:lnRef idx="2">
+                          <a:schemeClr val="dk1"/>
+                        </a:lnRef>
+                        <a:fillRef idx="1">
+                          <a:schemeClr val="lt1"/>
+                        </a:fillRef>
+                        <a:effectRef idx="0">
+                          <a:schemeClr val="dk1"/>
+                        </a:effectRef>
+                        <a:fontRef idx="minor">
+                          <a:schemeClr val="dk1"/>
+                        </a:fontRef>
+                      </wps:style>
+                      <wps:txbx>
+                        <w:txbxContent>
+                          <w:p>
+                            <w:pPr>
+                              <w:jc w:val="center"/>
+                              <w:rPr>
+                                <w:rFonts w:eastAsia="新細明體" w:hint="eastAsia"/>
+                                <w:lang w:eastAsia="zh-TW"/>
+                              </w:rPr>
+                            </w:pPr>
+                            <w:r>
+                              <w:rPr>
+                                <w:rFonts w:eastAsia="新細明體" w:hint="eastAsia"/>
+                                <w:lang w:eastAsia="zh-TW"/>
+                              </w:rPr>
+                              <w:t>長按電沿按鈕</w:t>
+                            </w:r>
+                          </w:p>
+                        </w:txbxContent>
+                      </wps:txbx>
+                      <wps:bodyPr rot="0" spcFirstLastPara="0" vertOverflow="overflow" horzOverflow="overflow" vert="horz" wrap="square" lIns="91440" tIns="45720" rIns="91440" bIns="45720" numCol="1" spcCol="0" rtlCol="0" fromWordArt="0" anchor="ctr" anchorCtr="0" forceAA="0" compatLnSpc="1">
+                        <a:prstTxWarp prst="textNoShape">
+                          <a:avLst/>
+                        </a:prstTxWarp>
+                        <a:noAutofit/>
+                      </wps:bodyPr>
+                    </wps:wsp>
+                  </a:graphicData>
+                </a:graphic>
+                <wp14:sizeRelH relativeFrom="margin">
+                  <wp14:pctWidth>0</wp14:pctWidth>
+                </wp14:sizeRelH>
+              </wp:anchor>
+            </w:drawing>
+          </mc:Choice>
+          <mc:Fallback>
+            <w:pict>
+              <v:shapetype w14:anchorId="02C6171C" id="_x0000_t63" coordsize="21600,21600" o:spt="63" adj="1350,25920" path="wr,,21600,21600@15@16@17@18l@21@22xe">
+                <v:stroke joinstyle="miter"/>
+                <v:formulas>
+                  <v:f eqn="val #0"/>
+                  <v:f eqn="val #1"/>
+                  <v:f eqn="sum 10800 0 #0"/>
+                  <v:f eqn="sum 10800 0 #1"/>
+                  <v:f eqn="atan2 @2 @3"/>
+                  <v:f eqn="sumangle @4 11 0"/>
+                  <v:f eqn="sumangle @4 0 11"/>
+                  <v:f eqn="cos 10800 @4"/>
+                  <v:f eqn="sin 10800 @4"/>
+                  <v:f eqn="cos 10800 @5"/>
+                  <v:f eqn="sin 10800 @5"/>
+                  <v:f eqn="cos 10800 @6"/>
+                  <v:f eqn="sin 10800 @6"/>
+                  <v:f eqn="sum 10800 0 @7"/>
+                  <v:f eqn="sum 10800 0 @8"/>
+                  <v:f eqn="sum 10800 0 @9"/>
+                  <v:f eqn="sum 10800 0 @10"/>
+                  <v:f eqn="sum 10800 0 @11"/>
+                  <v:f eqn="sum 10800 0 @12"/>
+                  <v:f eqn="mod @2 @3 0"/>
+                  <v:f eqn="sum @19 0 10800"/>
+                  <v:f eqn="if @20 #0 @13"/>
+                  <v:f eqn="if @20 #1 @14"/>
+                </v:formulas>
+                <v:path o:connecttype="custom" o:connectlocs="10800,0;3163,3163;0,10800;3163,18437;10800,21600;18437,18437;21600,10800;18437,3163;@21,@22" textboxrect="3163,3163,18437,18437"/>
+                <v:handles>
+                  <v:h position="#0,#1"/>
+                </v:handles>
+              </v:shapetype>
+              <v:shape id="語音泡泡: 橢圓形 17" o:spid="_x0000_s1029" type="#_x0000_t63" style="position:absolute;left:0;text-align:left;margin-left:23.25pt;margin-top:83.85pt;width:117pt;height:48pt;z-index:251663360;visibility:visible;mso-wrap-style:square;mso-width-percent:0;mso-wrap-distance-left:9pt;mso-wrap-distance-top:0;mso-wrap-distance-right:9pt;mso-wrap-distance-bottom:0;mso-position-horizontal:absolute;mso-position-horizontal-relative:text;mso-position-vertical:absolute;mso-position-vertical-relative:text;mso-width-percent:0;mso-width-relative:margin;v-text-anchor:middle" o:gfxdata="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" adj="37781,22275" fillcolor="white [3201]" strokecolor="black [3200]" strokeweight="2pt">
+                <v:textbox>
+                  <w:txbxContent>
+                    <w:p>
+                      <w:pPr>
+                        <w:jc w:val="center"/>
+                        <w:rPr>
+                          <w:rFonts w:eastAsia="新細明體" w:hint="eastAsia"/>
+                          <w:lang w:eastAsia="zh-TW"/>
+                        </w:rPr>
+                      </w:pPr>
+                      <w:r>
+                        <w:rPr>
+                          <w:rFonts w:eastAsia="新細明體" w:hint="eastAsia"/>
+                          <w:lang w:eastAsia="zh-TW"/>
+                        </w:rPr>
+                        <w:t>長按電沿按鈕</w:t>
+                      </w:r>
+                    </w:p>
+                  </w:txbxContent>
+                </v:textbox>
+              </v:shape>
+            </w:pict>
+          </mc:Fallback>
+        </mc:AlternateContent>
+      </w:r>
+      <w:r>
+        <w:rPr>
+          <w:noProof/>
+        </w:rPr>
         <w:drawing>
-          <wp:inline distT="0" distB="0" distL="0" distR="0" wp14:anchorId="39EAB888" wp14:editId="7CB61DF5">
-            <wp:extent cx="2011680" cy="3573144"/>
+          <wp:inline distT="0" distB="0" distL="0" distR="0" wp14:anchorId="39EAB888" wp14:editId="10EBCF85">
+            <wp:extent cx="1066800" cy="2124075"/>
             <wp:effectExtent l="0" t="0" r="0" b="0"/>
             <wp:docPr id="1" name="Picture 1"/>
             <wp:cNvGraphicFramePr>
@@ -1375,20 +1554,27 @@
                     <pic:cNvPr id="0" name="WhatsApp Image 2026-06-30 at 09.46.38 (1).jpeg"/>
                     <pic:cNvPicPr/>
                   </pic:nvPicPr>
-                  <pic:blipFill>
+                  <pic:blipFill rotWithShape="1">
                     <a:blip r:embed="rId11"/>
-                    <a:stretch>
-                      <a:fillRect/>
-                    </a:stretch>
+                    <a:srcRect l="25573" t="25862" r="21387" b="14682"/>
+                    <a:stretch/>
                   </pic:blipFill>
-                  <pic:spPr>
+                  <pic:spPr bwMode="auto">
                     <a:xfrm>
                       <a:off x="0" y="0"/>
-                      <a:ext cx="2011680" cy="3573144"/>
+                      <a:ext cx="1066800" cy="2124075"/>
                     </a:xfrm>
                     <a:prstGeom prst="rect">
                       <a:avLst/>
                     </a:prstGeom>
+                    <a:ln>
+                      <a:noFill/>
+                    </a:ln>
+                    <a:extLst>
+                      <a:ext uri="{53640926-AAD7-44D8-BBD7-CCE9431645EC}">
+                        <a14:shadowObscured xmlns:a14="http://schemas.microsoft.com/office/drawing/2010/main"/>
+                      </a:ext>
+                    </a:extLst>
                   </pic:spPr>
                 </pic:pic>
               </a:graphicData>
@@ -1404,7 +1590,7 @@
       </w:pPr>
       <w:r>
         <w:rPr>
-          <w:rFonts w:eastAsia="Microsoft JhengHei"/>
+          <w:rFonts w:eastAsia="微軟正黑體"/>
           <w:color w:val="6B7280"/>
           <w:sz w:val="18"/>
         </w:rPr>
@@ -1412,7 +1598,7 @@
       </w:r>
       <w:r>
         <w:rPr>
-          <w:rFonts w:eastAsia="Microsoft JhengHei"/>
+          <w:rFonts w:eastAsia="微軟正黑體"/>
           <w:color w:val="6B7280"/>
           <w:sz w:val="18"/>
         </w:rPr>
@@ -1420,7 +1606,7 @@
       </w:r>
       <w:r>
         <w:rPr>
-          <w:rFonts w:eastAsia="Microsoft JhengHei"/>
+          <w:rFonts w:eastAsia="微軟正黑體"/>
           <w:color w:val="6B7280"/>
           <w:sz w:val="18"/>
         </w:rPr>
@@ -1428,7 +1614,7 @@
       </w:r>
       <w:r>
         <w:rPr>
-          <w:rFonts w:eastAsia="Microsoft JhengHei"/>
+          <w:rFonts w:eastAsia="微軟正黑體"/>
           <w:color w:val="6B7280"/>
           <w:sz w:val="18"/>
         </w:rPr>
@@ -1436,7 +1622,7 @@
       </w:r>
       <w:r>
         <w:rPr>
-          <w:rFonts w:eastAsia="Microsoft JhengHei"/>
+          <w:rFonts w:eastAsia="微軟正黑體"/>
           <w:color w:val="6B7280"/>
           <w:sz w:val="18"/>
         </w:rPr>
@@ -1444,7 +1630,7 @@
       </w:r>
       <w:r>
         <w:rPr>
-          <w:rFonts w:eastAsia="Microsoft JhengHei"/>
+          <w:rFonts w:eastAsia="微軟正黑體"/>
           <w:color w:val="6B7280"/>
           <w:sz w:val="18"/>
         </w:rPr>
@@ -1458,7 +1644,7 @@
       </w:pPr>
       <w:r>
         <w:rPr>
-          <w:rFonts w:eastAsia="Microsoft JhengHei"/>
+          <w:rFonts w:eastAsia="微軟正黑體"/>
           <w:b/>
           <w:color w:val="1C64F2"/>
           <w:sz w:val="24"/>
@@ -1467,7 +1653,7 @@
       </w:r>
       <w:r>
         <w:rPr>
-          <w:rFonts w:eastAsia="Microsoft JhengHei"/>
+          <w:rFonts w:eastAsia="微軟正黑體"/>
           <w:b/>
           <w:sz w:val="24"/>
         </w:rPr>
@@ -1475,7 +1661,7 @@
       </w:r>
       <w:r>
         <w:rPr>
-          <w:rFonts w:eastAsia="Microsoft JhengHei"/>
+          <w:rFonts w:eastAsia="微軟正黑體"/>
           <w:b/>
           <w:sz w:val="24"/>
         </w:rPr>
@@ -1483,7 +1669,7 @@
       </w:r>
       <w:r>
         <w:rPr>
-          <w:rFonts w:eastAsia="Microsoft JhengHei"/>
+          <w:rFonts w:eastAsia="微軟正黑體"/>
           <w:b/>
           <w:sz w:val="24"/>
         </w:rPr>
@@ -1491,35 +1677,35 @@
       </w:r>
       <w:r>
         <w:rPr>
-          <w:rFonts w:eastAsia="Microsoft JhengHei"/>
+          <w:rFonts w:eastAsia="微軟正黑體"/>
           <w:sz w:val="24"/>
         </w:rPr>
         <w:t>在左側裝置列表選取「</w:t>
       </w:r>
       <w:r>
         <w:rPr>
-          <w:rFonts w:eastAsia="Microsoft JhengHei"/>
+          <w:rFonts w:eastAsia="微軟正黑體"/>
           <w:sz w:val="24"/>
         </w:rPr>
         <w:t>STICKS3</w:t>
       </w:r>
       <w:r>
         <w:rPr>
-          <w:rFonts w:eastAsia="Microsoft JhengHei"/>
+          <w:rFonts w:eastAsia="微軟正黑體"/>
           <w:sz w:val="24"/>
         </w:rPr>
         <w:t>」，然後在搜尋欄輸入「</w:t>
       </w:r>
       <w:r>
         <w:rPr>
-          <w:rFonts w:eastAsia="Microsoft JhengHei"/>
+          <w:rFonts w:eastAsia="微軟正黑體"/>
           <w:sz w:val="24"/>
         </w:rPr>
         <w:t>xiaozhi</w:t>
       </w:r>
       <w:r>
         <w:rPr>
-          <w:rFonts w:eastAsia="Microsoft JhengHei"/>
+          <w:rFonts w:eastAsia="微軟正黑體"/>
           <w:sz w:val="24"/>
         </w:rPr>
         <w:t>」。</w:t>
@@ -1581,7 +1767,7 @@
       </w:pPr>
       <w:r>
         <w:rPr>
-          <w:rFonts w:eastAsia="Microsoft JhengHei"/>
+          <w:rFonts w:eastAsia="微軟正黑體"/>
           <w:color w:val="6B7280"/>
           <w:sz w:val="18"/>
           <w:lang w:eastAsia="zh-TW"/>
@@ -1590,7 +1776,7 @@
       </w:r>
       <w:r>
         <w:rPr>
-          <w:rFonts w:eastAsia="Microsoft JhengHei"/>
+          <w:rFonts w:eastAsia="微軟正黑體"/>
           <w:color w:val="6B7280"/>
           <w:sz w:val="18"/>
           <w:lang w:eastAsia="zh-TW"/>
@@ -1599,7 +1785,7 @@
       </w:r>
       <w:r>
         <w:rPr>
-          <w:rFonts w:eastAsia="Microsoft JhengHei"/>
+          <w:rFonts w:eastAsia="微軟正黑體"/>
           <w:color w:val="6B7280"/>
           <w:sz w:val="18"/>
           <w:lang w:eastAsia="zh-TW"/>
@@ -1608,7 +1794,7 @@
       </w:r>
       <w:r>
         <w:rPr>
-          <w:rFonts w:eastAsia="Microsoft JhengHei"/>
+          <w:rFonts w:eastAsia="微軟正黑體"/>
           <w:color w:val="6B7280"/>
           <w:sz w:val="18"/>
           <w:lang w:eastAsia="zh-TW"/>
@@ -1617,7 +1803,7 @@
       </w:r>
       <w:r>
         <w:rPr>
-          <w:rFonts w:eastAsia="Microsoft JhengHei"/>
+          <w:rFonts w:eastAsia="微軟正黑體"/>
           <w:color w:val="6B7280"/>
           <w:sz w:val="18"/>
           <w:lang w:eastAsia="zh-TW"/>
@@ -1626,12 +1812,33 @@
       </w:r>
       <w:r>
         <w:rPr>
-          <w:rFonts w:eastAsia="Microsoft JhengHei"/>
+          <w:rFonts w:eastAsia="微軟正黑體"/>
           <w:color w:val="6B7280"/>
           <w:sz w:val="18"/>
           <w:lang w:eastAsia="zh-TW"/>
         </w:rPr>
         <w:t>小智語音助手」固件</w:t>
+      </w:r>
+    </w:p>
+    <w:p>
+      <w:pPr>
+        <w:rPr>
+          <w:rFonts w:eastAsia="微軟正黑體"/>
+          <w:b/>
+          <w:color w:val="1C64F2"/>
+          <w:sz w:val="24"/>
+          <w:lang w:eastAsia="zh-TW"/>
+        </w:rPr>
+      </w:pPr>
+      <w:r>
+        <w:rPr>
+          <w:rFonts w:eastAsia="微軟正黑體"/>
+          <w:b/>
+          <w:color w:val="1C64F2"/>
+          <w:sz w:val="24"/>
+          <w:lang w:eastAsia="zh-TW"/>
+        </w:rPr>
+        <w:br w:type="page"/>
       </w:r>
     </w:p>
     <w:p>
@@ -1644,7 +1851,7 @@
       </w:pPr>
       <w:r>
         <w:rPr>
-          <w:rFonts w:eastAsia="Microsoft JhengHei"/>
+          <w:rFonts w:eastAsia="微軟正黑體"/>
           <w:b/>
           <w:color w:val="1C64F2"/>
           <w:sz w:val="24"/>
@@ -1655,7 +1862,7 @@
       </w:r>
       <w:r>
         <w:rPr>
-          <w:rFonts w:eastAsia="Microsoft JhengHei"/>
+          <w:rFonts w:eastAsia="微軟正黑體"/>
           <w:b/>
           <w:sz w:val="24"/>
           <w:lang w:eastAsia="zh-TW"/>
@@ -1664,7 +1871,7 @@
       </w:r>
       <w:r>
         <w:rPr>
-          <w:rFonts w:eastAsia="Microsoft JhengHei"/>
+          <w:rFonts w:eastAsia="微軟正黑體"/>
           <w:b/>
           <w:sz w:val="24"/>
           <w:lang w:eastAsia="zh-TW"/>
@@ -1673,7 +1880,7 @@
       </w:r>
       <w:r>
         <w:rPr>
-          <w:rFonts w:eastAsia="Microsoft JhengHei"/>
+          <w:rFonts w:eastAsia="微軟正黑體"/>
           <w:b/>
           <w:sz w:val="24"/>
           <w:lang w:eastAsia="zh-TW"/>
@@ -1682,7 +1889,7 @@
       </w:r>
       <w:r>
         <w:rPr>
-          <w:rFonts w:eastAsia="Microsoft JhengHei"/>
+          <w:rFonts w:eastAsia="微軟正黑體"/>
           <w:sz w:val="24"/>
           <w:lang w:eastAsia="zh-TW"/>
         </w:rPr>
@@ -1690,7 +1897,7 @@
       </w:r>
       <w:r>
         <w:rPr>
-          <w:rFonts w:eastAsia="Microsoft JhengHei"/>
+          <w:rFonts w:eastAsia="微軟正黑體"/>
           <w:sz w:val="24"/>
           <w:lang w:eastAsia="zh-TW"/>
         </w:rPr>
@@ -1698,7 +1905,7 @@
       </w:r>
       <w:r>
         <w:rPr>
-          <w:rFonts w:eastAsia="Microsoft JhengHei"/>
+          <w:rFonts w:eastAsia="微軟正黑體"/>
           <w:sz w:val="24"/>
           <w:lang w:eastAsia="zh-TW"/>
         </w:rPr>
@@ -1706,7 +1913,7 @@
       </w:r>
       <w:r>
         <w:rPr>
-          <w:rFonts w:eastAsia="Microsoft JhengHei"/>
+          <w:rFonts w:eastAsia="微軟正黑體"/>
           <w:sz w:val="24"/>
           <w:lang w:eastAsia="zh-TW"/>
         </w:rPr>
@@ -1714,7 +1921,7 @@
       </w:r>
       <w:r>
         <w:rPr>
-          <w:rFonts w:eastAsia="Microsoft JhengHei"/>
+          <w:rFonts w:eastAsia="微軟正黑體"/>
           <w:sz w:val="24"/>
           <w:lang w:eastAsia="zh-TW"/>
         </w:rPr>
@@ -1792,7 +1999,7 @@
             </w:pPr>
             <w:r>
               <w:rPr>
-                <w:rFonts w:eastAsia="Microsoft JhengHei"/>
+                <w:rFonts w:eastAsia="微軟正黑體"/>
                 <w:color w:val="6B7280"/>
                 <w:sz w:val="18"/>
               </w:rPr>
@@ -1800,7 +2007,7 @@
             </w:r>
             <w:r>
               <w:rPr>
-                <w:rFonts w:eastAsia="Microsoft JhengHei"/>
+                <w:rFonts w:eastAsia="微軟正黑體"/>
                 <w:color w:val="6B7280"/>
                 <w:sz w:val="18"/>
               </w:rPr>
@@ -1808,7 +2015,7 @@
             </w:r>
             <w:r>
               <w:rPr>
-                <w:rFonts w:eastAsia="Microsoft JhengHei"/>
+                <w:rFonts w:eastAsia="微軟正黑體"/>
                 <w:color w:val="6B7280"/>
                 <w:sz w:val="18"/>
               </w:rPr>
@@ -1816,7 +2023,7 @@
             </w:r>
             <w:r>
               <w:rPr>
-                <w:rFonts w:eastAsia="Microsoft JhengHei"/>
+                <w:rFonts w:eastAsia="微軟正黑體"/>
                 <w:color w:val="6B7280"/>
                 <w:sz w:val="18"/>
               </w:rPr>
@@ -1881,7 +2088,7 @@
             </w:pPr>
             <w:r>
               <w:rPr>
-                <w:rFonts w:eastAsia="Microsoft JhengHei"/>
+                <w:rFonts w:eastAsia="微軟正黑體"/>
                 <w:color w:val="6B7280"/>
                 <w:sz w:val="18"/>
               </w:rPr>
@@ -1889,7 +2096,7 @@
             </w:r>
             <w:r>
               <w:rPr>
-                <w:rFonts w:eastAsia="Microsoft JhengHei"/>
+                <w:rFonts w:eastAsia="微軟正黑體"/>
                 <w:color w:val="6B7280"/>
                 <w:sz w:val="18"/>
               </w:rPr>
@@ -1897,7 +2104,7 @@
             </w:r>
             <w:r>
               <w:rPr>
-                <w:rFonts w:eastAsia="Microsoft JhengHei"/>
+                <w:rFonts w:eastAsia="微軟正黑體"/>
                 <w:color w:val="6B7280"/>
                 <w:sz w:val="18"/>
               </w:rPr>
@@ -1918,7 +2125,7 @@
       </w:pPr>
       <w:r>
         <w:rPr>
-          <w:rFonts w:eastAsia="Microsoft JhengHei"/>
+          <w:rFonts w:eastAsia="微軟正黑體"/>
           <w:b/>
           <w:color w:val="1C64F2"/>
           <w:sz w:val="24"/>
@@ -1928,7 +2135,7 @@
       </w:r>
       <w:r>
         <w:rPr>
-          <w:rFonts w:eastAsia="Microsoft JhengHei"/>
+          <w:rFonts w:eastAsia="微軟正黑體"/>
           <w:b/>
           <w:sz w:val="24"/>
           <w:lang w:eastAsia="zh-TW"/>
@@ -1937,7 +2144,7 @@
       </w:r>
       <w:r>
         <w:rPr>
-          <w:rFonts w:eastAsia="Microsoft JhengHei"/>
+          <w:rFonts w:eastAsia="微軟正黑體"/>
           <w:sz w:val="24"/>
           <w:lang w:eastAsia="zh-TW"/>
         </w:rPr>
@@ -1945,7 +2152,7 @@
       </w:r>
       <w:r>
         <w:rPr>
-          <w:rFonts w:eastAsia="Microsoft JhengHei"/>
+          <w:rFonts w:eastAsia="微軟正黑體"/>
           <w:sz w:val="24"/>
           <w:lang w:eastAsia="zh-TW"/>
         </w:rPr>
@@ -1953,7 +2160,7 @@
       </w:r>
       <w:r>
         <w:rPr>
-          <w:rFonts w:eastAsia="Microsoft JhengHei"/>
+          <w:rFonts w:eastAsia="微軟正黑體"/>
           <w:sz w:val="24"/>
           <w:lang w:eastAsia="zh-TW"/>
         </w:rPr>
@@ -1961,7 +2168,7 @@
       </w:r>
       <w:r>
         <w:rPr>
-          <w:rFonts w:eastAsia="Microsoft JhengHei"/>
+          <w:rFonts w:eastAsia="微軟正黑體"/>
           <w:sz w:val="24"/>
           <w:lang w:eastAsia="zh-TW"/>
         </w:rPr>
@@ -1969,7 +2176,7 @@
       </w:r>
       <w:r>
         <w:rPr>
-          <w:rFonts w:eastAsia="Microsoft JhengHei"/>
+          <w:rFonts w:eastAsia="微軟正黑體"/>
           <w:sz w:val="24"/>
           <w:lang w:eastAsia="zh-TW"/>
         </w:rPr>
@@ -1977,7 +2184,7 @@
       </w:r>
       <w:r>
         <w:rPr>
-          <w:rFonts w:eastAsia="Microsoft JhengHei"/>
+          <w:rFonts w:eastAsia="微軟正黑體"/>
           <w:sz w:val="24"/>
           <w:lang w:eastAsia="zh-TW"/>
         </w:rPr>
@@ -1985,7 +2192,7 @@
       </w:r>
       <w:r>
         <w:rPr>
-          <w:rFonts w:eastAsia="Microsoft JhengHei"/>
+          <w:rFonts w:eastAsia="微軟正黑體"/>
           <w:sz w:val="24"/>
           <w:lang w:eastAsia="zh-TW"/>
         </w:rPr>
@@ -2063,7 +2270,7 @@
             </w:pPr>
             <w:r>
               <w:rPr>
-                <w:rFonts w:eastAsia="Microsoft JhengHei"/>
+                <w:rFonts w:eastAsia="微軟正黑體"/>
                 <w:color w:val="6B7280"/>
                 <w:sz w:val="18"/>
               </w:rPr>
@@ -2071,7 +2278,7 @@
             </w:r>
             <w:r>
               <w:rPr>
-                <w:rFonts w:eastAsia="Microsoft JhengHei"/>
+                <w:rFonts w:eastAsia="微軟正黑體"/>
                 <w:color w:val="6B7280"/>
                 <w:sz w:val="18"/>
               </w:rPr>
@@ -2079,7 +2286,7 @@
             </w:r>
             <w:r>
               <w:rPr>
-                <w:rFonts w:eastAsia="Microsoft JhengHei"/>
+                <w:rFonts w:eastAsia="微軟正黑體"/>
                 <w:color w:val="6B7280"/>
                 <w:sz w:val="18"/>
               </w:rPr>
@@ -2087,7 +2294,7 @@
             </w:r>
             <w:r>
               <w:rPr>
-                <w:rFonts w:eastAsia="Microsoft JhengHei"/>
+                <w:rFonts w:eastAsia="微軟正黑體"/>
                 <w:color w:val="6B7280"/>
                 <w:sz w:val="18"/>
               </w:rPr>
@@ -2095,7 +2302,7 @@
             </w:r>
             <w:r>
               <w:rPr>
-                <w:rFonts w:eastAsia="Microsoft JhengHei"/>
+                <w:rFonts w:eastAsia="微軟正黑體"/>
                 <w:color w:val="6B7280"/>
                 <w:sz w:val="18"/>
               </w:rPr>
@@ -2103,7 +2310,7 @@
             </w:r>
             <w:r>
               <w:rPr>
-                <w:rFonts w:eastAsia="Microsoft JhengHei"/>
+                <w:rFonts w:eastAsia="微軟正黑體"/>
                 <w:color w:val="6B7280"/>
                 <w:sz w:val="18"/>
               </w:rPr>
@@ -2111,7 +2318,7 @@
             </w:r>
             <w:r>
               <w:rPr>
-                <w:rFonts w:eastAsia="Microsoft JhengHei"/>
+                <w:rFonts w:eastAsia="微軟正黑體"/>
                 <w:color w:val="6B7280"/>
                 <w:sz w:val="18"/>
               </w:rPr>
@@ -2179,7 +2386,7 @@
             </w:pPr>
             <w:r>
               <w:rPr>
-                <w:rFonts w:eastAsia="Microsoft JhengHei"/>
+                <w:rFonts w:eastAsia="微軟正黑體"/>
                 <w:color w:val="6B7280"/>
                 <w:sz w:val="18"/>
                 <w:lang w:eastAsia="zh-TW"/>
@@ -2188,7 +2395,7 @@
             </w:r>
             <w:r>
               <w:rPr>
-                <w:rFonts w:eastAsia="Microsoft JhengHei"/>
+                <w:rFonts w:eastAsia="微軟正黑體"/>
                 <w:color w:val="6B7280"/>
                 <w:sz w:val="18"/>
                 <w:lang w:eastAsia="zh-TW"/>
@@ -2197,7 +2404,7 @@
             </w:r>
             <w:r>
               <w:rPr>
-                <w:rFonts w:eastAsia="Microsoft JhengHei"/>
+                <w:rFonts w:eastAsia="微軟正黑體"/>
                 <w:color w:val="6B7280"/>
                 <w:sz w:val="18"/>
                 <w:lang w:eastAsia="zh-TW"/>
@@ -2206,7 +2413,7 @@
             </w:r>
             <w:r>
               <w:rPr>
-                <w:rFonts w:eastAsia="Microsoft JhengHei"/>
+                <w:rFonts w:eastAsia="微軟正黑體"/>
                 <w:color w:val="6B7280"/>
                 <w:sz w:val="18"/>
                 <w:lang w:eastAsia="zh-TW"/>
@@ -2234,52 +2441,70 @@
       </w:pPr>
       <w:r>
         <w:rPr>
-          <w:rFonts w:eastAsia="Microsoft JhengHei"/>
+          <w:rFonts w:eastAsia="微軟正黑體"/>
           <w:color w:val="D97706"/>
           <w:sz w:val="21"/>
           <w:lang w:eastAsia="zh-TW"/>
         </w:rPr>
-        <w:t xml:space="preserve">⚠️  </w:t>
-      </w:r>
-      <w:r>
-        <w:rPr>
-          <w:rFonts w:eastAsia="Microsoft JhengHei"/>
+        <w:t>⚠</w:t>
+      </w:r>
+      <w:r>
+        <w:rPr>
+          <w:rFonts w:eastAsia="微軟正黑體"/>
           <w:color w:val="D97706"/>
           <w:sz w:val="21"/>
           <w:lang w:eastAsia="zh-TW"/>
         </w:rPr>
-        <w:t>燒錄期間（約</w:t>
-      </w:r>
-      <w:r>
-        <w:rPr>
-          <w:rFonts w:eastAsia="Microsoft JhengHei"/>
+        <w:t>️</w:t>
+      </w:r>
+      <w:r>
+        <w:rPr>
+          <w:rFonts w:eastAsia="微軟正黑體"/>
           <w:color w:val="D97706"/>
           <w:sz w:val="21"/>
           <w:lang w:eastAsia="zh-TW"/>
         </w:rPr>
-        <w:t xml:space="preserve"> 1–2 </w:t>
-      </w:r>
-      <w:r>
-        <w:rPr>
-          <w:rFonts w:eastAsia="Microsoft JhengHei"/>
+        <w:t xml:space="preserve">  </w:t>
+      </w:r>
+      <w:r>
+        <w:rPr>
+          <w:rFonts w:eastAsia="微軟正黑體"/>
           <w:color w:val="D97706"/>
           <w:sz w:val="21"/>
           <w:lang w:eastAsia="zh-TW"/>
         </w:rPr>
-        <w:t>分鐘）請勿拔除</w:t>
-      </w:r>
-      <w:r>
-        <w:rPr>
-          <w:rFonts w:eastAsia="Microsoft JhengHei"/>
+        <w:t>燒錄期間（約</w:t>
+      </w:r>
+      <w:r>
+        <w:rPr>
+          <w:rFonts w:eastAsia="微軟正黑體"/>
           <w:color w:val="D97706"/>
           <w:sz w:val="21"/>
           <w:lang w:eastAsia="zh-TW"/>
         </w:rPr>
+        <w:t xml:space="preserve"> 1–2 </w:t>
+      </w:r>
+      <w:r>
+        <w:rPr>
+          <w:rFonts w:eastAsia="微軟正黑體"/>
+          <w:color w:val="D97706"/>
+          <w:sz w:val="21"/>
+          <w:lang w:eastAsia="zh-TW"/>
+        </w:rPr>
+        <w:t>分鐘）請勿拔除</w:t>
+      </w:r>
+      <w:r>
+        <w:rPr>
+          <w:rFonts w:eastAsia="微軟正黑體"/>
+          <w:color w:val="D97706"/>
+          <w:sz w:val="21"/>
+          <w:lang w:eastAsia="zh-TW"/>
+        </w:rPr>
         <w:t xml:space="preserve"> USB </w:t>
       </w:r>
       <w:r>
         <w:rPr>
-          <w:rFonts w:eastAsia="Microsoft JhengHei"/>
+          <w:rFonts w:eastAsia="微軟正黑體"/>
           <w:color w:val="D97706"/>
           <w:sz w:val="21"/>
           <w:lang w:eastAsia="zh-TW"/>
@@ -2294,7 +2519,7 @@
       </w:pPr>
       <w:r>
         <w:rPr>
-          <w:rFonts w:eastAsia="Microsoft JhengHei"/>
+          <w:rFonts w:eastAsia="微軟正黑體"/>
           <w:b/>
           <w:color w:val="1C64F2"/>
           <w:sz w:val="24"/>
@@ -2304,7 +2529,7 @@
       <w:proofErr w:type="spellStart"/>
       <w:r>
         <w:rPr>
-          <w:rFonts w:eastAsia="Microsoft JhengHei"/>
+          <w:rFonts w:eastAsia="微軟正黑體"/>
           <w:b/>
           <w:sz w:val="24"/>
         </w:rPr>
@@ -2312,7 +2537,7 @@
       </w:r>
       <w:r>
         <w:rPr>
-          <w:rFonts w:eastAsia="Microsoft JhengHei"/>
+          <w:rFonts w:eastAsia="微軟正黑體"/>
           <w:b/>
           <w:sz w:val="24"/>
         </w:rPr>
@@ -2321,7 +2546,7 @@
       <w:proofErr w:type="spellEnd"/>
       <w:r>
         <w:rPr>
-          <w:rFonts w:eastAsia="Microsoft JhengHei"/>
+          <w:rFonts w:eastAsia="微軟正黑體"/>
           <w:b/>
           <w:sz w:val="24"/>
         </w:rPr>
@@ -2330,7 +2555,7 @@
       <w:proofErr w:type="spellStart"/>
       <w:r>
         <w:rPr>
-          <w:rFonts w:eastAsia="Microsoft JhengHei"/>
+          <w:rFonts w:eastAsia="微軟正黑體"/>
           <w:b/>
           <w:sz w:val="24"/>
         </w:rPr>
@@ -2338,7 +2563,7 @@
       </w:r>
       <w:r>
         <w:rPr>
-          <w:rFonts w:eastAsia="Microsoft JhengHei"/>
+          <w:rFonts w:eastAsia="微軟正黑體"/>
           <w:b/>
           <w:sz w:val="24"/>
         </w:rPr>
@@ -2346,7 +2571,7 @@
       </w:r>
       <w:r>
         <w:rPr>
-          <w:rFonts w:eastAsia="Microsoft JhengHei"/>
+          <w:rFonts w:eastAsia="微軟正黑體"/>
           <w:sz w:val="24"/>
         </w:rPr>
         <w:t>裝置自動重啟，螢幕顯示「正在初始化</w:t>
@@ -2354,14 +2579,14 @@
       <w:proofErr w:type="spellEnd"/>
       <w:r>
         <w:rPr>
-          <w:rFonts w:eastAsia="Microsoft JhengHei"/>
+          <w:rFonts w:eastAsia="微軟正黑體"/>
           <w:sz w:val="24"/>
         </w:rPr>
         <w:t>...</w:t>
       </w:r>
       <w:r>
         <w:rPr>
-          <w:rFonts w:eastAsia="Microsoft JhengHei"/>
+          <w:rFonts w:eastAsia="微軟正黑體"/>
           <w:sz w:val="24"/>
         </w:rPr>
         <w:t>」。</w:t>
@@ -2435,20 +2660,25 @@
             <w:pPr>
               <w:spacing w:after="60"/>
               <w:jc w:val="center"/>
+              <w:rPr>
+                <w:lang w:eastAsia="zh-TW"/>
+              </w:rPr>
             </w:pPr>
             <w:r>
               <w:rPr>
-                <w:rFonts w:eastAsia="Microsoft JhengHei"/>
+                <w:rFonts w:eastAsia="微軟正黑體"/>
                 <w:color w:val="6B7280"/>
                 <w:sz w:val="18"/>
+                <w:lang w:eastAsia="zh-TW"/>
               </w:rPr>
               <w:t xml:space="preserve">▲ </w:t>
             </w:r>
             <w:r>
               <w:rPr>
-                <w:rFonts w:eastAsia="Microsoft JhengHei"/>
+                <w:rFonts w:eastAsia="微軟正黑體"/>
                 <w:color w:val="6B7280"/>
                 <w:sz w:val="18"/>
+                <w:lang w:eastAsia="zh-TW"/>
               </w:rPr>
               <w:t>燒錄成功！按此返回</w:t>
             </w:r>
@@ -2468,9 +2698,9 @@
                 <w:noProof/>
               </w:rPr>
               <w:drawing>
-                <wp:inline distT="0" distB="0" distL="0" distR="0" wp14:anchorId="447E63A7" wp14:editId="2A7D486A">
-                  <wp:extent cx="1643152" cy="2918565"/>
-                  <wp:effectExtent l="0" t="0" r="0" b="2540"/>
+                <wp:inline distT="0" distB="0" distL="0" distR="0" wp14:anchorId="447E63A7" wp14:editId="1477DDB3">
+                  <wp:extent cx="1485265" cy="2357104"/>
+                  <wp:effectExtent l="0" t="0" r="635" b="5715"/>
                   <wp:docPr id="8" name="Picture 8"/>
                   <wp:cNvGraphicFramePr>
                     <a:graphicFrameLocks xmlns:a="http://schemas.openxmlformats.org/drawingml/2006/main" noChangeAspect="1"/>
@@ -2482,20 +2712,27 @@
                           <pic:cNvPr id="0" name="WhatsApp Image 2026-06-30 at 09.46.37.jpeg"/>
                           <pic:cNvPicPr/>
                         </pic:nvPicPr>
-                        <pic:blipFill>
+                        <pic:blipFill rotWithShape="1">
                           <a:blip r:embed="rId18"/>
-                          <a:stretch>
-                            <a:fillRect/>
-                          </a:stretch>
+                          <a:srcRect l="37689" t="38846" r="35640" b="37323"/>
+                          <a:stretch/>
                         </pic:blipFill>
-                        <pic:spPr>
+                        <pic:spPr bwMode="auto">
                           <a:xfrm>
                             <a:off x="0" y="0"/>
-                            <a:ext cx="1654183" cy="2938158"/>
+                            <a:ext cx="1505181" cy="2388711"/>
                           </a:xfrm>
                           <a:prstGeom prst="rect">
                             <a:avLst/>
                           </a:prstGeom>
+                          <a:ln>
+                            <a:noFill/>
+                          </a:ln>
+                          <a:extLst>
+                            <a:ext uri="{53640926-AAD7-44D8-BBD7-CCE9431645EC}">
+                              <a14:shadowObscured xmlns:a14="http://schemas.microsoft.com/office/drawing/2010/main"/>
+                            </a:ext>
+                          </a:extLst>
                         </pic:spPr>
                       </pic:pic>
                     </a:graphicData>
@@ -2514,7 +2751,7 @@
             </w:pPr>
             <w:r>
               <w:rPr>
-                <w:rFonts w:eastAsia="Microsoft JhengHei"/>
+                <w:rFonts w:eastAsia="微軟正黑體"/>
                 <w:color w:val="6B7280"/>
                 <w:sz w:val="18"/>
                 <w:lang w:eastAsia="zh-TW"/>
@@ -2523,7 +2760,7 @@
             </w:r>
             <w:r>
               <w:rPr>
-                <w:rFonts w:eastAsia="Microsoft JhengHei"/>
+                <w:rFonts w:eastAsia="微軟正黑體"/>
                 <w:color w:val="6B7280"/>
                 <w:sz w:val="18"/>
                 <w:lang w:eastAsia="zh-TW"/>
@@ -2532,7 +2769,7 @@
             </w:r>
             <w:r>
               <w:rPr>
-                <w:rFonts w:eastAsia="Microsoft JhengHei"/>
+                <w:rFonts w:eastAsia="微軟正黑體"/>
                 <w:color w:val="6B7280"/>
                 <w:sz w:val="18"/>
                 <w:lang w:eastAsia="zh-TW"/>
@@ -2586,7 +2823,7 @@
             </w:pPr>
             <w:r>
               <w:rPr>
-                <w:rFonts w:eastAsia="Microsoft JhengHei"/>
+                <w:rFonts w:eastAsia="微軟正黑體"/>
                 <w:b/>
                 <w:color w:val="FFFFFF"/>
                 <w:sz w:val="28"/>
@@ -2597,7 +2834,7 @@
             </w:r>
             <w:r>
               <w:rPr>
-                <w:rFonts w:eastAsia="Microsoft JhengHei"/>
+                <w:rFonts w:eastAsia="微軟正黑體"/>
                 <w:b/>
                 <w:color w:val="FFFFFF"/>
                 <w:sz w:val="28"/>
@@ -2607,7 +2844,7 @@
             </w:r>
             <w:r>
               <w:rPr>
-                <w:rFonts w:eastAsia="Microsoft JhengHei"/>
+                <w:rFonts w:eastAsia="微軟正黑體"/>
                 <w:b/>
                 <w:color w:val="FFFFFF"/>
                 <w:sz w:val="28"/>
@@ -2618,7 +2855,7 @@
             <w:proofErr w:type="spellStart"/>
             <w:r>
               <w:rPr>
-                <w:rFonts w:eastAsia="Microsoft JhengHei"/>
+                <w:rFonts w:eastAsia="微軟正黑體"/>
                 <w:b/>
                 <w:color w:val="FFFFFF"/>
                 <w:sz w:val="28"/>
@@ -2629,7 +2866,7 @@
             <w:proofErr w:type="spellEnd"/>
             <w:r>
               <w:rPr>
-                <w:rFonts w:eastAsia="Microsoft JhengHei"/>
+                <w:rFonts w:eastAsia="微軟正黑體"/>
                 <w:b/>
                 <w:color w:val="FFFFFF"/>
                 <w:sz w:val="28"/>
@@ -2658,7 +2895,7 @@
       </w:pPr>
       <w:r>
         <w:rPr>
-          <w:rFonts w:eastAsia="Microsoft JhengHei"/>
+          <w:rFonts w:eastAsia="微軟正黑體"/>
           <w:b/>
           <w:color w:val="1C64F2"/>
           <w:sz w:val="24"/>
@@ -2668,7 +2905,7 @@
       </w:r>
       <w:r>
         <w:rPr>
-          <w:rFonts w:eastAsia="Microsoft JhengHei"/>
+          <w:rFonts w:eastAsia="微軟正黑體"/>
           <w:b/>
           <w:sz w:val="24"/>
           <w:lang w:eastAsia="zh-TW"/>
@@ -2677,7 +2914,7 @@
       </w:r>
       <w:r>
         <w:rPr>
-          <w:rFonts w:eastAsia="Microsoft JhengHei"/>
+          <w:rFonts w:eastAsia="微軟正黑體"/>
           <w:sz w:val="24"/>
           <w:lang w:eastAsia="zh-TW"/>
         </w:rPr>
@@ -2685,7 +2922,7 @@
       </w:r>
       <w:r>
         <w:rPr>
-          <w:rFonts w:eastAsia="Microsoft JhengHei"/>
+          <w:rFonts w:eastAsia="微軟正黑體"/>
           <w:sz w:val="24"/>
           <w:lang w:eastAsia="zh-TW"/>
         </w:rPr>
@@ -2693,7 +2930,7 @@
       </w:r>
       <w:r>
         <w:rPr>
-          <w:rFonts w:eastAsia="Microsoft JhengHei"/>
+          <w:rFonts w:eastAsia="微軟正黑體"/>
           <w:sz w:val="24"/>
           <w:lang w:eastAsia="zh-TW"/>
         </w:rPr>
@@ -2710,9 +2947,9 @@
           <w:noProof/>
         </w:rPr>
         <w:drawing>
-          <wp:inline distT="0" distB="0" distL="0" distR="0" wp14:anchorId="0CD3EC9D" wp14:editId="392902E0">
-            <wp:extent cx="2011680" cy="3573144"/>
-            <wp:effectExtent l="0" t="0" r="0" b="0"/>
+          <wp:inline distT="0" distB="0" distL="0" distR="0" wp14:anchorId="0CD3EC9D" wp14:editId="1BC5155B">
+            <wp:extent cx="1752600" cy="2647545"/>
+            <wp:effectExtent l="0" t="0" r="0" b="635"/>
             <wp:docPr id="9" name="Picture 9"/>
             <wp:cNvGraphicFramePr>
               <a:graphicFrameLocks xmlns:a="http://schemas.openxmlformats.org/drawingml/2006/main" noChangeAspect="1"/>
@@ -2724,20 +2961,27 @@
                     <pic:cNvPr id="0" name="WhatsApp Image 2026-06-30 at 09.46.37 (1).jpeg"/>
                     <pic:cNvPicPr/>
                   </pic:nvPicPr>
-                  <pic:blipFill>
+                  <pic:blipFill rotWithShape="1">
                     <a:blip r:embed="rId19"/>
-                    <a:stretch>
-                      <a:fillRect/>
-                    </a:stretch>
+                    <a:srcRect l="41674" t="46392" r="36068" b="34678"/>
+                    <a:stretch/>
                   </pic:blipFill>
-                  <pic:spPr>
+                  <pic:spPr bwMode="auto">
                     <a:xfrm>
                       <a:off x="0" y="0"/>
-                      <a:ext cx="2011680" cy="3573144"/>
+                      <a:ext cx="1757616" cy="2655123"/>
                     </a:xfrm>
                     <a:prstGeom prst="rect">
                       <a:avLst/>
                     </a:prstGeom>
+                    <a:ln>
+                      <a:noFill/>
+                    </a:ln>
+                    <a:extLst>
+                      <a:ext uri="{53640926-AAD7-44D8-BBD7-CCE9431645EC}">
+                        <a14:shadowObscured xmlns:a14="http://schemas.microsoft.com/office/drawing/2010/main"/>
+                      </a:ext>
+                    </a:extLst>
                   </pic:spPr>
                 </pic:pic>
               </a:graphicData>
@@ -2756,7 +3000,7 @@
       </w:pPr>
       <w:r>
         <w:rPr>
-          <w:rFonts w:eastAsia="Microsoft JhengHei"/>
+          <w:rFonts w:eastAsia="微軟正黑體"/>
           <w:color w:val="6B7280"/>
           <w:sz w:val="18"/>
           <w:lang w:eastAsia="zh-TW"/>
@@ -2765,7 +3009,7 @@
       </w:r>
       <w:r>
         <w:rPr>
-          <w:rFonts w:eastAsia="Microsoft JhengHei"/>
+          <w:rFonts w:eastAsia="微軟正黑體"/>
           <w:color w:val="6B7280"/>
           <w:sz w:val="18"/>
           <w:lang w:eastAsia="zh-TW"/>
@@ -2774,7 +3018,7 @@
       </w:r>
       <w:r>
         <w:rPr>
-          <w:rFonts w:eastAsia="Microsoft JhengHei"/>
+          <w:rFonts w:eastAsia="微軟正黑體"/>
           <w:color w:val="6B7280"/>
           <w:sz w:val="18"/>
           <w:lang w:eastAsia="zh-TW"/>
@@ -2783,7 +3027,7 @@
       </w:r>
       <w:r>
         <w:rPr>
-          <w:rFonts w:eastAsia="Microsoft JhengHei"/>
+          <w:rFonts w:eastAsia="微軟正黑體"/>
           <w:color w:val="6B7280"/>
           <w:sz w:val="18"/>
           <w:lang w:eastAsia="zh-TW"/>
@@ -2792,7 +3036,7 @@
       </w:r>
       <w:r>
         <w:rPr>
-          <w:rFonts w:eastAsia="Microsoft JhengHei"/>
+          <w:rFonts w:eastAsia="微軟正黑體"/>
           <w:color w:val="6B7280"/>
           <w:sz w:val="18"/>
           <w:lang w:eastAsia="zh-TW"/>
@@ -2810,7 +3054,7 @@
       </w:pPr>
       <w:r>
         <w:rPr>
-          <w:rFonts w:eastAsia="Microsoft JhengHei"/>
+          <w:rFonts w:eastAsia="微軟正黑體"/>
           <w:b/>
           <w:color w:val="1C64F2"/>
           <w:sz w:val="24"/>
@@ -2820,7 +3064,7 @@
       </w:r>
       <w:r>
         <w:rPr>
-          <w:rFonts w:eastAsia="Microsoft JhengHei"/>
+          <w:rFonts w:eastAsia="微軟正黑體"/>
           <w:b/>
           <w:sz w:val="24"/>
           <w:lang w:eastAsia="zh-TW"/>
@@ -2829,7 +3073,7 @@
       </w:r>
       <w:r>
         <w:rPr>
-          <w:rFonts w:eastAsia="Microsoft JhengHei"/>
+          <w:rFonts w:eastAsia="微軟正黑體"/>
           <w:b/>
           <w:sz w:val="24"/>
           <w:lang w:eastAsia="zh-TW"/>
@@ -2839,7 +3083,7 @@
       <w:proofErr w:type="spellStart"/>
       <w:r>
         <w:rPr>
-          <w:rFonts w:eastAsia="Microsoft JhengHei"/>
+          <w:rFonts w:eastAsia="微軟正黑體"/>
           <w:b/>
           <w:sz w:val="24"/>
           <w:lang w:eastAsia="zh-TW"/>
@@ -2849,7 +3093,7 @@
       <w:proofErr w:type="spellEnd"/>
       <w:r>
         <w:rPr>
-          <w:rFonts w:eastAsia="Microsoft JhengHei"/>
+          <w:rFonts w:eastAsia="微軟正黑體"/>
           <w:b/>
           <w:sz w:val="24"/>
           <w:lang w:eastAsia="zh-TW"/>
@@ -2858,7 +3102,7 @@
       </w:r>
       <w:r>
         <w:rPr>
-          <w:rFonts w:eastAsia="Microsoft JhengHei"/>
+          <w:rFonts w:eastAsia="微軟正黑體"/>
           <w:b/>
           <w:sz w:val="24"/>
           <w:lang w:eastAsia="zh-TW"/>
@@ -2867,7 +3111,7 @@
       </w:r>
       <w:r>
         <w:rPr>
-          <w:rFonts w:eastAsia="Microsoft JhengHei"/>
+          <w:rFonts w:eastAsia="微軟正黑體"/>
           <w:sz w:val="24"/>
           <w:lang w:eastAsia="zh-TW"/>
         </w:rPr>
@@ -2876,7 +3120,7 @@
       <w:proofErr w:type="spellStart"/>
       <w:r>
         <w:rPr>
-          <w:rFonts w:eastAsia="Microsoft JhengHei"/>
+          <w:rFonts w:eastAsia="微軟正黑體"/>
           <w:sz w:val="24"/>
           <w:lang w:eastAsia="zh-TW"/>
         </w:rPr>
@@ -2885,7 +3129,7 @@
       <w:proofErr w:type="spellEnd"/>
       <w:r>
         <w:rPr>
-          <w:rFonts w:eastAsia="Microsoft JhengHei"/>
+          <w:rFonts w:eastAsia="微軟正黑體"/>
           <w:sz w:val="24"/>
           <w:lang w:eastAsia="zh-TW"/>
         </w:rPr>
@@ -2893,7 +3137,7 @@
       </w:r>
       <w:r>
         <w:rPr>
-          <w:rFonts w:eastAsia="Microsoft JhengHei"/>
+          <w:rFonts w:eastAsia="微軟正黑體"/>
           <w:sz w:val="24"/>
           <w:lang w:eastAsia="zh-TW"/>
         </w:rPr>
@@ -2901,7 +3145,7 @@
       </w:r>
       <w:r>
         <w:rPr>
-          <w:rFonts w:eastAsia="Microsoft JhengHei"/>
+          <w:rFonts w:eastAsia="微軟正黑體"/>
           <w:sz w:val="24"/>
           <w:lang w:eastAsia="zh-TW"/>
         </w:rPr>
@@ -2909,7 +3153,7 @@
       </w:r>
       <w:r>
         <w:rPr>
-          <w:rFonts w:eastAsia="Microsoft JhengHei"/>
+          <w:rFonts w:eastAsia="微軟正黑體"/>
           <w:sz w:val="24"/>
           <w:lang w:eastAsia="zh-TW"/>
         </w:rPr>
@@ -2972,7 +3216,7 @@
       </w:pPr>
       <w:r>
         <w:rPr>
-          <w:rFonts w:eastAsia="Microsoft JhengHei"/>
+          <w:rFonts w:eastAsia="微軟正黑體"/>
           <w:color w:val="6B7280"/>
           <w:sz w:val="18"/>
           <w:lang w:eastAsia="zh-TW"/>
@@ -2981,7 +3225,7 @@
       </w:r>
       <w:r>
         <w:rPr>
-          <w:rFonts w:eastAsia="Microsoft JhengHei"/>
+          <w:rFonts w:eastAsia="微軟正黑體"/>
           <w:color w:val="6B7280"/>
           <w:sz w:val="18"/>
           <w:lang w:eastAsia="zh-TW"/>
@@ -2990,7 +3234,7 @@
       </w:r>
       <w:r>
         <w:rPr>
-          <w:rFonts w:eastAsia="Microsoft JhengHei"/>
+          <w:rFonts w:eastAsia="微軟正黑體"/>
           <w:color w:val="6B7280"/>
           <w:sz w:val="18"/>
           <w:lang w:eastAsia="zh-TW"/>
@@ -3000,7 +3244,7 @@
       <w:proofErr w:type="spellStart"/>
       <w:r>
         <w:rPr>
-          <w:rFonts w:eastAsia="Microsoft JhengHei"/>
+          <w:rFonts w:eastAsia="微軟正黑體"/>
           <w:color w:val="6B7280"/>
           <w:sz w:val="18"/>
           <w:lang w:eastAsia="zh-TW"/>
@@ -3010,7 +3254,7 @@
       <w:proofErr w:type="spellEnd"/>
       <w:r>
         <w:rPr>
-          <w:rFonts w:eastAsia="Microsoft JhengHei"/>
+          <w:rFonts w:eastAsia="微軟正黑體"/>
           <w:color w:val="6B7280"/>
           <w:sz w:val="18"/>
           <w:lang w:eastAsia="zh-TW"/>
@@ -3019,7 +3263,7 @@
       </w:r>
       <w:r>
         <w:rPr>
-          <w:rFonts w:eastAsia="Microsoft JhengHei"/>
+          <w:rFonts w:eastAsia="微軟正黑體"/>
           <w:color w:val="6B7280"/>
           <w:sz w:val="18"/>
           <w:lang w:eastAsia="zh-TW"/>
@@ -3028,7 +3272,7 @@
       </w:r>
       <w:r>
         <w:rPr>
-          <w:rFonts w:eastAsia="Microsoft JhengHei"/>
+          <w:rFonts w:eastAsia="微軟正黑體"/>
           <w:color w:val="6B7280"/>
           <w:sz w:val="18"/>
           <w:lang w:eastAsia="zh-TW"/>
@@ -3039,7 +3283,7 @@
     <w:p>
       <w:pPr>
         <w:rPr>
-          <w:rFonts w:eastAsia="Microsoft JhengHei"/>
+          <w:rFonts w:eastAsia="微軟正黑體"/>
           <w:b/>
           <w:color w:val="1C64F2"/>
           <w:sz w:val="24"/>
@@ -3048,7 +3292,7 @@
       </w:pPr>
       <w:r>
         <w:rPr>
-          <w:rFonts w:eastAsia="Microsoft JhengHei"/>
+          <w:rFonts w:eastAsia="微軟正黑體"/>
           <w:b/>
           <w:color w:val="1C64F2"/>
           <w:sz w:val="24"/>
@@ -3067,7 +3311,7 @@
       </w:pPr>
       <w:r>
         <w:rPr>
-          <w:rFonts w:eastAsia="Microsoft JhengHei"/>
+          <w:rFonts w:eastAsia="微軟正黑體"/>
           <w:b/>
           <w:color w:val="1C64F2"/>
           <w:sz w:val="24"/>
@@ -3078,7 +3322,7 @@
       </w:r>
       <w:r>
         <w:rPr>
-          <w:rFonts w:eastAsia="Microsoft JhengHei"/>
+          <w:rFonts w:eastAsia="微軟正黑體"/>
           <w:b/>
           <w:sz w:val="24"/>
           <w:lang w:eastAsia="zh-TW"/>
@@ -3087,7 +3331,7 @@
       </w:r>
       <w:r>
         <w:rPr>
-          <w:rFonts w:eastAsia="Microsoft JhengHei"/>
+          <w:rFonts w:eastAsia="微軟正黑體"/>
           <w:sz w:val="24"/>
           <w:lang w:eastAsia="zh-TW"/>
         </w:rPr>
@@ -3101,34 +3345,32 @@
       </w:pPr>
       <w:r>
         <w:rPr>
-          <w:rFonts w:eastAsia="Microsoft JhengHei"/>
+          <w:rFonts w:eastAsia="微軟正黑體"/>
           <w:color w:val="6B7280"/>
           <w:sz w:val="21"/>
         </w:rPr>
-        <w:t xml:space="preserve">💡  </w:t>
-      </w:r>
-      <w:proofErr w:type="spellStart"/>
-      <w:r>
-        <w:rPr>
-          <w:rFonts w:eastAsia="Microsoft JhengHei"/>
+        <w:t>💡</w:t>
+      </w:r>
+      <w:r>
+        <w:rPr>
+          <w:rFonts w:eastAsia="微軟正黑體"/>
           <w:color w:val="6B7280"/>
           <w:sz w:val="21"/>
         </w:rPr>
-        <w:t>從下方清單直接點擊學校</w:t>
-      </w:r>
-      <w:proofErr w:type="spellEnd"/>
-      <w:r>
-        <w:rPr>
-          <w:rFonts w:eastAsia="Microsoft JhengHei"/>
+        <w:t xml:space="preserve">  </w:t>
+      </w:r>
+      <w:proofErr w:type="spellStart"/>
+      <w:r>
+        <w:rPr>
+          <w:rFonts w:eastAsia="微軟正黑體"/>
           <w:color w:val="6B7280"/>
           <w:sz w:val="21"/>
         </w:rPr>
-        <w:t xml:space="preserve"> </w:t>
-      </w:r>
-      <w:proofErr w:type="spellStart"/>
-      <w:r>
-        <w:rPr>
-          <w:rFonts w:eastAsia="Microsoft JhengHei"/>
+        <w:t>從下方清單直接點擊</w:t>
+      </w:r>
+      <w:r>
+        <w:rPr>
+          <w:rFonts w:eastAsia="微軟正黑體"/>
           <w:color w:val="6B7280"/>
           <w:sz w:val="21"/>
         </w:rPr>
@@ -3137,7 +3379,7 @@
       <w:proofErr w:type="spellEnd"/>
       <w:r>
         <w:rPr>
-          <w:rFonts w:eastAsia="Microsoft JhengHei"/>
+          <w:rFonts w:eastAsia="微軟正黑體"/>
           <w:color w:val="6B7280"/>
           <w:sz w:val="21"/>
         </w:rPr>
@@ -3146,7 +3388,7 @@
       <w:proofErr w:type="spellStart"/>
       <w:r>
         <w:rPr>
-          <w:rFonts w:eastAsia="Microsoft JhengHei"/>
+          <w:rFonts w:eastAsia="微軟正黑體"/>
           <w:color w:val="6B7280"/>
           <w:sz w:val="21"/>
         </w:rPr>
@@ -3155,23 +3397,43 @@
       <w:proofErr w:type="spellEnd"/>
       <w:r>
         <w:rPr>
-          <w:rFonts w:eastAsia="Microsoft JhengHei"/>
+          <w:rFonts w:eastAsia="微軟正黑體"/>
           <w:color w:val="6B7280"/>
           <w:sz w:val="21"/>
         </w:rPr>
-        <w:t xml:space="preserve"> chwclassroom</w:t>
-      </w:r>
-      <w:r>
-        <w:rPr>
-          <w:rFonts w:eastAsia="Microsoft JhengHei"/>
+        <w:t xml:space="preserve"> </w:t>
+      </w:r>
+      <w:proofErr w:type="spellStart"/>
+      <w:r>
+        <w:rPr>
+          <w:rFonts w:eastAsia="微軟正黑體"/>
           <w:color w:val="6B7280"/>
           <w:sz w:val="21"/>
         </w:rPr>
-        <w:t>），即可自動填入</w:t>
-      </w:r>
-      <w:r>
-        <w:rPr>
-          <w:rFonts w:eastAsia="Microsoft JhengHei"/>
+        <w:t>chwclassroom</w:t>
+      </w:r>
+      <w:proofErr w:type="spellEnd"/>
+      <w:r>
+        <w:rPr>
+          <w:rFonts w:eastAsia="微軟正黑體"/>
+          <w:color w:val="6B7280"/>
+          <w:sz w:val="21"/>
+        </w:rPr>
+        <w:t>），</w:t>
+      </w:r>
+      <w:proofErr w:type="spellStart"/>
+      <w:r>
+        <w:rPr>
+          <w:rFonts w:eastAsia="微軟正黑體"/>
+          <w:color w:val="6B7280"/>
+          <w:sz w:val="21"/>
+        </w:rPr>
+        <w:t>即可自動填入</w:t>
+      </w:r>
+      <w:proofErr w:type="spellEnd"/>
+      <w:r>
+        <w:rPr>
+          <w:rFonts w:eastAsia="微軟正黑體"/>
           <w:color w:val="6B7280"/>
           <w:sz w:val="21"/>
         </w:rPr>
@@ -3234,7 +3496,7 @@
       </w:pPr>
       <w:r>
         <w:rPr>
-          <w:rFonts w:eastAsia="Microsoft JhengHei"/>
+          <w:rFonts w:eastAsia="微軟正黑體"/>
           <w:color w:val="6B7280"/>
           <w:sz w:val="18"/>
           <w:lang w:eastAsia="zh-TW"/>
@@ -3243,7 +3505,7 @@
       </w:r>
       <w:r>
         <w:rPr>
-          <w:rFonts w:eastAsia="Microsoft JhengHei"/>
+          <w:rFonts w:eastAsia="微軟正黑體"/>
           <w:color w:val="6B7280"/>
           <w:sz w:val="18"/>
           <w:lang w:eastAsia="zh-TW"/>
@@ -3252,7 +3514,7 @@
       </w:r>
       <w:r>
         <w:rPr>
-          <w:rFonts w:eastAsia="Microsoft JhengHei"/>
+          <w:rFonts w:eastAsia="微軟正黑體"/>
           <w:color w:val="6B7280"/>
           <w:sz w:val="18"/>
           <w:lang w:eastAsia="zh-TW"/>
@@ -3261,7 +3523,7 @@
       </w:r>
       <w:r>
         <w:rPr>
-          <w:rFonts w:eastAsia="Microsoft JhengHei"/>
+          <w:rFonts w:eastAsia="微軟正黑體"/>
           <w:color w:val="6B7280"/>
           <w:sz w:val="18"/>
           <w:lang w:eastAsia="zh-TW"/>
@@ -3270,7 +3532,7 @@
       </w:r>
       <w:r>
         <w:rPr>
-          <w:rFonts w:eastAsia="Microsoft JhengHei"/>
+          <w:rFonts w:eastAsia="微軟正黑體"/>
           <w:color w:val="6B7280"/>
           <w:sz w:val="18"/>
           <w:lang w:eastAsia="zh-TW"/>
@@ -3280,7 +3542,7 @@
       <w:proofErr w:type="spellStart"/>
       <w:r>
         <w:rPr>
-          <w:rFonts w:eastAsia="Microsoft JhengHei"/>
+          <w:rFonts w:eastAsia="微軟正黑體"/>
           <w:color w:val="6B7280"/>
           <w:sz w:val="18"/>
           <w:lang w:eastAsia="zh-TW"/>
@@ -3290,7 +3552,7 @@
       <w:proofErr w:type="spellEnd"/>
       <w:r>
         <w:rPr>
-          <w:rFonts w:eastAsia="Microsoft JhengHei"/>
+          <w:rFonts w:eastAsia="微軟正黑體"/>
           <w:color w:val="6B7280"/>
           <w:sz w:val="18"/>
           <w:lang w:eastAsia="zh-TW"/>
@@ -3299,7 +3561,7 @@
       </w:r>
       <w:r>
         <w:rPr>
-          <w:rFonts w:eastAsia="Microsoft JhengHei"/>
+          <w:rFonts w:eastAsia="微軟正黑體"/>
           <w:color w:val="6B7280"/>
           <w:sz w:val="18"/>
           <w:lang w:eastAsia="zh-TW"/>
@@ -3308,7 +3570,7 @@
       </w:r>
       <w:r>
         <w:rPr>
-          <w:rFonts w:eastAsia="Microsoft JhengHei"/>
+          <w:rFonts w:eastAsia="微軟正黑體"/>
           <w:color w:val="6B7280"/>
           <w:sz w:val="18"/>
           <w:lang w:eastAsia="zh-TW"/>
@@ -3317,7 +3579,7 @@
       </w:r>
       <w:r>
         <w:rPr>
-          <w:rFonts w:eastAsia="Microsoft JhengHei"/>
+          <w:rFonts w:eastAsia="微軟正黑體"/>
           <w:color w:val="6B7280"/>
           <w:sz w:val="18"/>
           <w:lang w:eastAsia="zh-TW"/>
@@ -3335,7 +3597,7 @@
       </w:pPr>
       <w:r>
         <w:rPr>
-          <w:rFonts w:eastAsia="Microsoft JhengHei"/>
+          <w:rFonts w:eastAsia="微軟正黑體"/>
           <w:b/>
           <w:color w:val="1C64F2"/>
           <w:sz w:val="24"/>
@@ -3345,7 +3607,7 @@
       </w:r>
       <w:r>
         <w:rPr>
-          <w:rFonts w:eastAsia="Microsoft JhengHei"/>
+          <w:rFonts w:eastAsia="微軟正黑體"/>
           <w:b/>
           <w:sz w:val="24"/>
           <w:lang w:eastAsia="zh-TW"/>
@@ -3355,7 +3617,7 @@
       <w:proofErr w:type="spellStart"/>
       <w:r>
         <w:rPr>
-          <w:rFonts w:eastAsia="Microsoft JhengHei"/>
+          <w:rFonts w:eastAsia="微軟正黑體"/>
           <w:b/>
           <w:sz w:val="24"/>
           <w:lang w:eastAsia="zh-TW"/>
@@ -3365,7 +3627,7 @@
       <w:proofErr w:type="spellEnd"/>
       <w:r>
         <w:rPr>
-          <w:rFonts w:eastAsia="Microsoft JhengHei"/>
+          <w:rFonts w:eastAsia="微軟正黑體"/>
           <w:b/>
           <w:sz w:val="24"/>
           <w:lang w:eastAsia="zh-TW"/>
@@ -3374,24 +3636,33 @@
       </w:r>
       <w:r>
         <w:rPr>
-          <w:rFonts w:eastAsia="Microsoft JhengHei"/>
+          <w:rFonts w:eastAsia="微軟正黑體"/>
           <w:b/>
           <w:sz w:val="24"/>
           <w:lang w:eastAsia="zh-TW"/>
         </w:rPr>
-        <w:t>密碼後，按「連接」。</w:t>
-      </w:r>
-      <w:r>
-        <w:rPr>
-          <w:rFonts w:eastAsia="Microsoft JhengHei"/>
+        <w:t>密碼後，按「連接」</w:t>
+      </w:r>
+      <w:r>
+        <w:rPr>
+          <w:rFonts w:eastAsia="微軟正黑體"/>
+          <w:b/>
           <w:sz w:val="24"/>
           <w:lang w:eastAsia="zh-TW"/>
         </w:rPr>
+        <w:t>。</w:t>
+      </w:r>
+      <w:r>
+        <w:rPr>
+          <w:rFonts w:eastAsia="微軟正黑體"/>
+          <w:sz w:val="24"/>
+          <w:lang w:eastAsia="zh-TW"/>
+        </w:rPr>
         <w:t>裝置連接成功後會自動重啟並連上</w:t>
       </w:r>
       <w:r>
         <w:rPr>
-          <w:rFonts w:eastAsia="Microsoft JhengHei"/>
+          <w:rFonts w:eastAsia="微軟正黑體"/>
           <w:sz w:val="24"/>
           <w:lang w:eastAsia="zh-TW"/>
         </w:rPr>
@@ -3400,7 +3671,7 @@
       <w:proofErr w:type="spellStart"/>
       <w:r>
         <w:rPr>
-          <w:rFonts w:eastAsia="Microsoft JhengHei"/>
+          <w:rFonts w:eastAsia="微軟正黑體"/>
           <w:sz w:val="24"/>
           <w:lang w:eastAsia="zh-TW"/>
         </w:rPr>
@@ -3409,7 +3680,7 @@
       <w:proofErr w:type="spellEnd"/>
       <w:r>
         <w:rPr>
-          <w:rFonts w:eastAsia="Microsoft JhengHei"/>
+          <w:rFonts w:eastAsia="微軟正黑體"/>
           <w:sz w:val="24"/>
           <w:lang w:eastAsia="zh-TW"/>
         </w:rPr>
@@ -3426,63 +3697,72 @@
       </w:pPr>
       <w:r>
         <w:rPr>
-          <w:rFonts w:eastAsia="Microsoft JhengHei"/>
+          <w:rFonts w:eastAsia="微軟正黑體"/>
           <w:color w:val="6B7280"/>
           <w:sz w:val="21"/>
           <w:lang w:eastAsia="zh-TW"/>
         </w:rPr>
-        <w:t xml:space="preserve">💡  </w:t>
-      </w:r>
-      <w:r>
-        <w:rPr>
-          <w:rFonts w:eastAsia="Microsoft JhengHei"/>
+        <w:t>💡</w:t>
+      </w:r>
+      <w:r>
+        <w:rPr>
+          <w:rFonts w:eastAsia="微軟正黑體"/>
           <w:color w:val="6B7280"/>
           <w:sz w:val="21"/>
           <w:lang w:eastAsia="zh-TW"/>
         </w:rPr>
-        <w:t>如連接失敗，請確認已輸入正確密碼，並確保選用</w:t>
-      </w:r>
-      <w:r>
-        <w:rPr>
-          <w:rFonts w:eastAsia="Microsoft JhengHei"/>
+        <w:t xml:space="preserve">  </w:t>
+      </w:r>
+      <w:r>
+        <w:rPr>
+          <w:rFonts w:eastAsia="微軟正黑體"/>
           <w:color w:val="6B7280"/>
           <w:sz w:val="21"/>
           <w:lang w:eastAsia="zh-TW"/>
         </w:rPr>
-        <w:t xml:space="preserve"> 2.4G </w:t>
-      </w:r>
-      <w:r>
-        <w:rPr>
-          <w:rFonts w:eastAsia="Microsoft JhengHei"/>
+        <w:t>如連接失敗，請確認已輸入正確密碼，並確保選用</w:t>
+      </w:r>
+      <w:r>
+        <w:rPr>
+          <w:rFonts w:eastAsia="微軟正黑體"/>
           <w:color w:val="6B7280"/>
           <w:sz w:val="21"/>
           <w:lang w:eastAsia="zh-TW"/>
         </w:rPr>
-        <w:t>頻段的</w:t>
-      </w:r>
-      <w:r>
-        <w:rPr>
-          <w:rFonts w:eastAsia="Microsoft JhengHei"/>
+        <w:t xml:space="preserve"> 2.4G </w:t>
+      </w:r>
+      <w:r>
+        <w:rPr>
+          <w:rFonts w:eastAsia="微軟正黑體"/>
           <w:color w:val="6B7280"/>
           <w:sz w:val="21"/>
           <w:lang w:eastAsia="zh-TW"/>
         </w:rPr>
-        <w:t xml:space="preserve"> </w:t>
-      </w:r>
-      <w:proofErr w:type="spellStart"/>
-      <w:r>
-        <w:rPr>
-          <w:rFonts w:eastAsia="Microsoft JhengHei"/>
+        <w:t>頻段的</w:t>
+      </w:r>
+      <w:r>
+        <w:rPr>
+          <w:rFonts w:eastAsia="微軟正黑體"/>
           <w:color w:val="6B7280"/>
           <w:sz w:val="21"/>
           <w:lang w:eastAsia="zh-TW"/>
         </w:rPr>
+        <w:t xml:space="preserve"> </w:t>
+      </w:r>
+      <w:proofErr w:type="spellStart"/>
+      <w:r>
+        <w:rPr>
+          <w:rFonts w:eastAsia="微軟正黑體"/>
+          <w:color w:val="6B7280"/>
+          <w:sz w:val="21"/>
+          <w:lang w:eastAsia="zh-TW"/>
+        </w:rPr>
         <w:t>WiFi</w:t>
       </w:r>
       <w:proofErr w:type="spellEnd"/>
       <w:r>
         <w:rPr>
-          <w:rFonts w:eastAsia="Microsoft JhengHei"/>
+          <w:rFonts w:eastAsia="微軟正黑體"/>
           <w:color w:val="6B7280"/>
           <w:sz w:val="21"/>
           <w:lang w:eastAsia="zh-TW"/>
@@ -3523,7 +3803,7 @@
             </w:pPr>
             <w:r>
               <w:rPr>
-                <w:rFonts w:eastAsia="Microsoft JhengHei"/>
+                <w:rFonts w:eastAsia="微軟正黑體"/>
                 <w:b/>
                 <w:color w:val="FFFFFF"/>
                 <w:sz w:val="28"/>
@@ -3535,7 +3815,7 @@
             <w:proofErr w:type="spellStart"/>
             <w:r>
               <w:rPr>
-                <w:rFonts w:eastAsia="Microsoft JhengHei"/>
+                <w:rFonts w:eastAsia="微軟正黑體"/>
                 <w:b/>
                 <w:color w:val="FFFFFF"/>
                 <w:sz w:val="28"/>
@@ -3545,7 +3825,7 @@
             <w:proofErr w:type="spellEnd"/>
             <w:r>
               <w:rPr>
-                <w:rFonts w:eastAsia="Microsoft JhengHei"/>
+                <w:rFonts w:eastAsia="微軟正黑體"/>
                 <w:b/>
                 <w:color w:val="FFFFFF"/>
                 <w:sz w:val="28"/>
@@ -3554,7 +3834,7 @@
             </w:r>
             <w:r>
               <w:rPr>
-                <w:rFonts w:eastAsia="Microsoft JhengHei"/>
+                <w:rFonts w:eastAsia="微軟正黑體"/>
                 <w:b/>
                 <w:color w:val="FFFFFF"/>
                 <w:sz w:val="28"/>
@@ -3564,7 +3844,7 @@
             <w:proofErr w:type="spellStart"/>
             <w:r>
               <w:rPr>
-                <w:rFonts w:eastAsia="Microsoft JhengHei"/>
+                <w:rFonts w:eastAsia="微軟正黑體"/>
                 <w:b/>
                 <w:color w:val="FFFFFF"/>
                 <w:sz w:val="28"/>
@@ -3587,7 +3867,7 @@
       </w:pPr>
       <w:r>
         <w:rPr>
-          <w:rFonts w:eastAsia="Microsoft JhengHei"/>
+          <w:rFonts w:eastAsia="微軟正黑體"/>
           <w:b/>
           <w:color w:val="1C64F2"/>
           <w:sz w:val="24"/>
@@ -3597,7 +3877,7 @@
       </w:r>
       <w:r>
         <w:rPr>
-          <w:rFonts w:eastAsia="Microsoft JhengHei"/>
+          <w:rFonts w:eastAsia="微軟正黑體"/>
           <w:b/>
           <w:sz w:val="24"/>
           <w:lang w:eastAsia="zh-TW"/>
@@ -3606,7 +3886,7 @@
       </w:r>
       <w:r>
         <w:rPr>
-          <w:rFonts w:eastAsia="Microsoft JhengHei"/>
+          <w:rFonts w:eastAsia="微軟正黑體"/>
           <w:b/>
           <w:sz w:val="24"/>
           <w:lang w:eastAsia="zh-TW"/>
@@ -3615,7 +3895,7 @@
       </w:r>
       <w:r>
         <w:rPr>
-          <w:rFonts w:eastAsia="Microsoft JhengHei"/>
+          <w:rFonts w:eastAsia="微軟正黑體"/>
           <w:b/>
           <w:sz w:val="24"/>
           <w:lang w:eastAsia="zh-TW"/>
@@ -3624,7 +3904,7 @@
       </w:r>
       <w:r>
         <w:rPr>
-          <w:rFonts w:eastAsia="Microsoft JhengHei"/>
+          <w:rFonts w:eastAsia="微軟正黑體"/>
           <w:sz w:val="24"/>
           <w:lang w:eastAsia="zh-TW"/>
         </w:rPr>
@@ -3684,7 +3964,7 @@
       </w:pPr>
       <w:r>
         <w:rPr>
-          <w:rFonts w:eastAsia="Microsoft JhengHei"/>
+          <w:rFonts w:eastAsia="微軟正黑體"/>
           <w:color w:val="6B7280"/>
           <w:sz w:val="18"/>
         </w:rPr>
@@ -3692,7 +3972,7 @@
       </w:r>
       <w:r>
         <w:rPr>
-          <w:rFonts w:eastAsia="Microsoft JhengHei"/>
+          <w:rFonts w:eastAsia="微軟正黑體"/>
           <w:color w:val="6B7280"/>
           <w:sz w:val="18"/>
         </w:rPr>
@@ -3706,7 +3986,7 @@
       </w:pPr>
       <w:r>
         <w:rPr>
-          <w:rFonts w:eastAsia="Microsoft JhengHei"/>
+          <w:rFonts w:eastAsia="微軟正黑體"/>
           <w:b/>
           <w:color w:val="1C64F2"/>
           <w:sz w:val="24"/>
@@ -3715,7 +3995,7 @@
       </w:r>
       <w:r>
         <w:rPr>
-          <w:rFonts w:eastAsia="Microsoft JhengHei"/>
+          <w:rFonts w:eastAsia="微軟正黑體"/>
           <w:b/>
           <w:sz w:val="24"/>
         </w:rPr>
@@ -3723,7 +4003,7 @@
       </w:r>
       <w:r>
         <w:rPr>
-          <w:rFonts w:eastAsia="Microsoft JhengHei"/>
+          <w:rFonts w:eastAsia="微軟正黑體"/>
           <w:b/>
           <w:sz w:val="24"/>
         </w:rPr>
@@ -3731,7 +4011,7 @@
       </w:r>
       <w:r>
         <w:rPr>
-          <w:rFonts w:eastAsia="Microsoft JhengHei"/>
+          <w:rFonts w:eastAsia="微軟正黑體"/>
           <w:b/>
           <w:sz w:val="24"/>
         </w:rPr>
@@ -3739,35 +4019,35 @@
       </w:r>
       <w:r>
         <w:rPr>
-          <w:rFonts w:eastAsia="Microsoft JhengHei"/>
+          <w:rFonts w:eastAsia="微軟正黑體"/>
           <w:sz w:val="24"/>
         </w:rPr>
         <w:t>用學校</w:t>
       </w:r>
       <w:r>
         <w:rPr>
-          <w:rFonts w:eastAsia="Microsoft JhengHei"/>
+          <w:rFonts w:eastAsia="微軟正黑體"/>
           <w:sz w:val="24"/>
         </w:rPr>
         <w:t xml:space="preserve"> Google </w:t>
       </w:r>
       <w:r>
         <w:rPr>
-          <w:rFonts w:eastAsia="Microsoft JhengHei"/>
+          <w:rFonts w:eastAsia="微軟正黑體"/>
           <w:sz w:val="24"/>
         </w:rPr>
         <w:t>帳號（</w:t>
       </w:r>
       <w:r>
         <w:rPr>
-          <w:rFonts w:eastAsia="Microsoft JhengHei"/>
+          <w:rFonts w:eastAsia="微軟正黑體"/>
           <w:sz w:val="24"/>
         </w:rPr>
         <w:t>@chw.edu.hk</w:t>
       </w:r>
       <w:r>
         <w:rPr>
-          <w:rFonts w:eastAsia="Microsoft JhengHei"/>
+          <w:rFonts w:eastAsia="微軟正黑體"/>
           <w:sz w:val="24"/>
         </w:rPr>
         <w:t>）登入。</w:t>
@@ -3829,7 +4109,7 @@
       </w:pPr>
       <w:r>
         <w:rPr>
-          <w:rFonts w:eastAsia="Microsoft JhengHei"/>
+          <w:rFonts w:eastAsia="微軟正黑體"/>
           <w:color w:val="6B7280"/>
           <w:sz w:val="18"/>
           <w:lang w:eastAsia="zh-TW"/>
@@ -3838,7 +4118,7 @@
       </w:r>
       <w:r>
         <w:rPr>
-          <w:rFonts w:eastAsia="Microsoft JhengHei"/>
+          <w:rFonts w:eastAsia="微軟正黑體"/>
           <w:color w:val="6B7280"/>
           <w:sz w:val="18"/>
           <w:lang w:eastAsia="zh-TW"/>
@@ -3847,7 +4127,7 @@
       </w:r>
       <w:r>
         <w:rPr>
-          <w:rFonts w:eastAsia="Microsoft JhengHei"/>
+          <w:rFonts w:eastAsia="微軟正黑體"/>
           <w:color w:val="6B7280"/>
           <w:sz w:val="18"/>
           <w:lang w:eastAsia="zh-TW"/>
@@ -3856,7 +4136,7 @@
       </w:r>
       <w:r>
         <w:rPr>
-          <w:rFonts w:eastAsia="Microsoft JhengHei"/>
+          <w:rFonts w:eastAsia="微軟正黑體"/>
           <w:color w:val="6B7280"/>
           <w:sz w:val="18"/>
           <w:lang w:eastAsia="zh-TW"/>
@@ -3867,7 +4147,7 @@
     <w:p>
       <w:pPr>
         <w:rPr>
-          <w:rFonts w:eastAsia="Microsoft JhengHei"/>
+          <w:rFonts w:eastAsia="微軟正黑體"/>
           <w:b/>
           <w:color w:val="1C64F2"/>
           <w:sz w:val="24"/>
@@ -3876,7 +4156,7 @@
       </w:pPr>
       <w:r>
         <w:rPr>
-          <w:rFonts w:eastAsia="Microsoft JhengHei"/>
+          <w:rFonts w:eastAsia="微軟正黑體"/>
           <w:b/>
           <w:color w:val="1C64F2"/>
           <w:sz w:val="24"/>
@@ -3895,7 +4175,7 @@
       </w:pPr>
       <w:r>
         <w:rPr>
-          <w:rFonts w:eastAsia="Microsoft JhengHei"/>
+          <w:rFonts w:eastAsia="微軟正黑體"/>
           <w:b/>
           <w:color w:val="1C64F2"/>
           <w:sz w:val="24"/>
@@ -3906,7 +4186,7 @@
       </w:r>
       <w:r>
         <w:rPr>
-          <w:rFonts w:eastAsia="Microsoft JhengHei"/>
+          <w:rFonts w:eastAsia="微軟正黑體"/>
           <w:b/>
           <w:sz w:val="24"/>
           <w:lang w:eastAsia="zh-TW"/>
@@ -3915,7 +4195,7 @@
       </w:r>
       <w:r>
         <w:rPr>
-          <w:rFonts w:eastAsia="Microsoft JhengHei"/>
+          <w:rFonts w:eastAsia="微軟正黑體"/>
           <w:b/>
           <w:sz w:val="24"/>
           <w:lang w:eastAsia="zh-TW"/>
@@ -3924,7 +4204,7 @@
       </w:r>
       <w:r>
         <w:rPr>
-          <w:rFonts w:eastAsia="Microsoft JhengHei"/>
+          <w:rFonts w:eastAsia="微軟正黑體"/>
           <w:b/>
           <w:sz w:val="24"/>
           <w:lang w:eastAsia="zh-TW"/>
@@ -3933,7 +4213,7 @@
       </w:r>
       <w:r>
         <w:rPr>
-          <w:rFonts w:eastAsia="Microsoft JhengHei"/>
+          <w:rFonts w:eastAsia="微軟正黑體"/>
           <w:sz w:val="24"/>
           <w:lang w:eastAsia="zh-TW"/>
         </w:rPr>
@@ -3941,7 +4221,7 @@
       </w:r>
       <w:r>
         <w:rPr>
-          <w:rFonts w:eastAsia="Microsoft JhengHei"/>
+          <w:rFonts w:eastAsia="微軟正黑體"/>
           <w:sz w:val="24"/>
           <w:lang w:eastAsia="zh-TW"/>
         </w:rPr>
@@ -3949,7 +4229,7 @@
       </w:r>
       <w:r>
         <w:rPr>
-          <w:rFonts w:eastAsia="Microsoft JhengHei"/>
+          <w:rFonts w:eastAsia="微軟正黑體"/>
           <w:sz w:val="24"/>
           <w:lang w:eastAsia="zh-TW"/>
         </w:rPr>
@@ -4012,7 +4292,7 @@
       </w:pPr>
       <w:r>
         <w:rPr>
-          <w:rFonts w:eastAsia="Microsoft JhengHei"/>
+          <w:rFonts w:eastAsia="微軟正黑體"/>
           <w:color w:val="6B7280"/>
           <w:sz w:val="18"/>
           <w:lang w:eastAsia="zh-TW"/>
@@ -4021,7 +4301,7 @@
       </w:r>
       <w:r>
         <w:rPr>
-          <w:rFonts w:eastAsia="Microsoft JhengHei"/>
+          <w:rFonts w:eastAsia="微軟正黑體"/>
           <w:color w:val="6B7280"/>
           <w:sz w:val="18"/>
           <w:lang w:eastAsia="zh-TW"/>
@@ -4030,7 +4310,7 @@
       </w:r>
       <w:r>
         <w:rPr>
-          <w:rFonts w:eastAsia="Microsoft JhengHei"/>
+          <w:rFonts w:eastAsia="微軟正黑體"/>
           <w:color w:val="6B7280"/>
           <w:sz w:val="18"/>
           <w:lang w:eastAsia="zh-TW"/>
@@ -4039,7 +4319,7 @@
       </w:r>
       <w:r>
         <w:rPr>
-          <w:rFonts w:eastAsia="Microsoft JhengHei"/>
+          <w:rFonts w:eastAsia="微軟正黑體"/>
           <w:color w:val="6B7280"/>
           <w:sz w:val="18"/>
           <w:lang w:eastAsia="zh-TW"/>
@@ -4057,7 +4337,7 @@
       </w:pPr>
       <w:r>
         <w:rPr>
-          <w:rFonts w:eastAsia="Microsoft JhengHei"/>
+          <w:rFonts w:eastAsia="微軟正黑體"/>
           <w:b/>
           <w:color w:val="1C64F2"/>
           <w:sz w:val="24"/>
@@ -4067,7 +4347,7 @@
       </w:r>
       <w:r>
         <w:rPr>
-          <w:rFonts w:eastAsia="Microsoft JhengHei"/>
+          <w:rFonts w:eastAsia="微軟正黑體"/>
           <w:b/>
           <w:sz w:val="24"/>
           <w:lang w:eastAsia="zh-TW"/>
@@ -4076,7 +4356,7 @@
       </w:r>
       <w:r>
         <w:rPr>
-          <w:rFonts w:eastAsia="Microsoft JhengHei"/>
+          <w:rFonts w:eastAsia="微軟正黑體"/>
           <w:b/>
           <w:sz w:val="24"/>
           <w:lang w:eastAsia="zh-TW"/>
@@ -4085,7 +4365,7 @@
       </w:r>
       <w:r>
         <w:rPr>
-          <w:rFonts w:eastAsia="Microsoft JhengHei"/>
+          <w:rFonts w:eastAsia="微軟正黑體"/>
           <w:b/>
           <w:sz w:val="24"/>
           <w:lang w:eastAsia="zh-TW"/>
@@ -4094,7 +4374,7 @@
       </w:r>
       <w:r>
         <w:rPr>
-          <w:rFonts w:eastAsia="Microsoft JhengHei"/>
+          <w:rFonts w:eastAsia="微軟正黑體"/>
           <w:sz w:val="24"/>
           <w:lang w:eastAsia="zh-TW"/>
         </w:rPr>
@@ -4111,16 +4391,34 @@
       </w:pPr>
       <w:r>
         <w:rPr>
-          <w:rFonts w:eastAsia="Microsoft JhengHei"/>
+          <w:rFonts w:eastAsia="微軟正黑體"/>
           <w:color w:val="D97706"/>
           <w:sz w:val="21"/>
           <w:lang w:eastAsia="zh-TW"/>
         </w:rPr>
-        <w:t xml:space="preserve">⚠️  </w:t>
-      </w:r>
-      <w:r>
-        <w:rPr>
-          <w:rFonts w:eastAsia="Microsoft JhengHei"/>
+        <w:t>⚠</w:t>
+      </w:r>
+      <w:r>
+        <w:rPr>
+          <w:rFonts w:eastAsia="微軟正黑體"/>
+          <w:color w:val="D97706"/>
+          <w:sz w:val="21"/>
+          <w:lang w:eastAsia="zh-TW"/>
+        </w:rPr>
+        <w:t>️</w:t>
+      </w:r>
+      <w:r>
+        <w:rPr>
+          <w:rFonts w:eastAsia="微軟正黑體"/>
+          <w:color w:val="D97706"/>
+          <w:sz w:val="21"/>
+          <w:lang w:eastAsia="zh-TW"/>
+        </w:rPr>
+        <w:t xml:space="preserve">  </w:t>
+      </w:r>
+      <w:r>
+        <w:rPr>
+          <w:rFonts w:eastAsia="微軟正黑體"/>
           <w:color w:val="D97706"/>
           <w:sz w:val="21"/>
           <w:lang w:eastAsia="zh-TW"/>
@@ -4138,7 +4436,7 @@
       </w:pPr>
       <w:r>
         <w:rPr>
-          <w:rFonts w:eastAsia="Microsoft JhengHei"/>
+          <w:rFonts w:eastAsia="微軟正黑體"/>
           <w:b/>
           <w:color w:val="1C64F2"/>
           <w:sz w:val="24"/>
@@ -4148,7 +4446,7 @@
       </w:r>
       <w:r>
         <w:rPr>
-          <w:rFonts w:eastAsia="Microsoft JhengHei"/>
+          <w:rFonts w:eastAsia="微軟正黑體"/>
           <w:b/>
           <w:sz w:val="24"/>
           <w:lang w:eastAsia="zh-TW"/>
@@ -4157,7 +4455,7 @@
       </w:r>
       <w:r>
         <w:rPr>
-          <w:rFonts w:eastAsia="Microsoft JhengHei"/>
+          <w:rFonts w:eastAsia="微軟正黑體"/>
           <w:sz w:val="24"/>
           <w:lang w:eastAsia="zh-TW"/>
         </w:rPr>
@@ -4220,7 +4518,7 @@
       </w:pPr>
       <w:r>
         <w:rPr>
-          <w:rFonts w:eastAsia="Microsoft JhengHei"/>
+          <w:rFonts w:eastAsia="微軟正黑體"/>
           <w:color w:val="6B7280"/>
           <w:sz w:val="18"/>
           <w:lang w:eastAsia="zh-TW"/>
@@ -4229,7 +4527,7 @@
       </w:r>
       <w:r>
         <w:rPr>
-          <w:rFonts w:eastAsia="Microsoft JhengHei"/>
+          <w:rFonts w:eastAsia="微軟正黑體"/>
           <w:color w:val="6B7280"/>
           <w:sz w:val="18"/>
           <w:lang w:eastAsia="zh-TW"/>
@@ -4270,7 +4568,7 @@
             </w:pPr>
             <w:r>
               <w:rPr>
-                <w:rFonts w:eastAsia="Microsoft JhengHei"/>
+                <w:rFonts w:eastAsia="微軟正黑體"/>
                 <w:b/>
                 <w:color w:val="FFFFFF"/>
                 <w:sz w:val="28"/>
@@ -4282,7 +4580,7 @@
             <w:proofErr w:type="spellStart"/>
             <w:r>
               <w:rPr>
-                <w:rFonts w:eastAsia="Microsoft JhengHei"/>
+                <w:rFonts w:eastAsia="微軟正黑體"/>
                 <w:b/>
                 <w:color w:val="FFFFFF"/>
                 <w:sz w:val="28"/>
@@ -4292,7 +4590,7 @@
             <w:proofErr w:type="spellEnd"/>
             <w:r>
               <w:rPr>
-                <w:rFonts w:eastAsia="Microsoft JhengHei"/>
+                <w:rFonts w:eastAsia="微軟正黑體"/>
                 <w:b/>
                 <w:color w:val="FFFFFF"/>
                 <w:sz w:val="28"/>
@@ -4302,7 +4600,7 @@
             <w:proofErr w:type="spellStart"/>
             <w:r>
               <w:rPr>
-                <w:rFonts w:eastAsia="Microsoft JhengHei"/>
+                <w:rFonts w:eastAsia="微軟正黑體"/>
                 <w:b/>
                 <w:color w:val="FFFFFF"/>
                 <w:sz w:val="28"/>
@@ -4312,7 +4610,7 @@
             <w:proofErr w:type="spellEnd"/>
             <w:r>
               <w:rPr>
-                <w:rFonts w:eastAsia="Microsoft JhengHei"/>
+                <w:rFonts w:eastAsia="微軟正黑體"/>
                 <w:b/>
                 <w:color w:val="FFFFFF"/>
                 <w:sz w:val="28"/>
@@ -4334,7 +4632,7 @@
       </w:pPr>
       <w:r>
         <w:rPr>
-          <w:rFonts w:eastAsia="Microsoft JhengHei"/>
+          <w:rFonts w:eastAsia="微軟正黑體"/>
           <w:b/>
           <w:color w:val="1C64F2"/>
           <w:sz w:val="24"/>
@@ -4344,7 +4642,7 @@
       </w:r>
       <w:r>
         <w:rPr>
-          <w:rFonts w:eastAsia="Microsoft JhengHei"/>
+          <w:rFonts w:eastAsia="微軟正黑體"/>
           <w:b/>
           <w:sz w:val="24"/>
           <w:lang w:eastAsia="zh-TW"/>
@@ -4353,7 +4651,7 @@
       </w:r>
       <w:r>
         <w:rPr>
-          <w:rFonts w:eastAsia="Microsoft JhengHei"/>
+          <w:rFonts w:eastAsia="微軟正黑體"/>
           <w:sz w:val="24"/>
           <w:lang w:eastAsia="zh-TW"/>
         </w:rPr>
@@ -4416,7 +4714,7 @@
       </w:pPr>
       <w:r>
         <w:rPr>
-          <w:rFonts w:eastAsia="Microsoft JhengHei"/>
+          <w:rFonts w:eastAsia="微軟正黑體"/>
           <w:color w:val="6B7280"/>
           <w:sz w:val="18"/>
           <w:lang w:eastAsia="zh-TW"/>
@@ -4425,7 +4723,7 @@
       </w:r>
       <w:r>
         <w:rPr>
-          <w:rFonts w:eastAsia="Microsoft JhengHei"/>
+          <w:rFonts w:eastAsia="微軟正黑體"/>
           <w:color w:val="6B7280"/>
           <w:sz w:val="18"/>
           <w:lang w:eastAsia="zh-TW"/>
@@ -4434,12 +4732,21 @@
       </w:r>
       <w:r>
         <w:rPr>
-          <w:rFonts w:eastAsia="Microsoft JhengHei"/>
+          <w:rFonts w:eastAsia="微軟正黑體"/>
           <w:color w:val="6B7280"/>
           <w:sz w:val="18"/>
           <w:lang w:eastAsia="zh-TW"/>
         </w:rPr>
-        <w:t xml:space="preserve"> 😊</w:t>
+        <w:t xml:space="preserve"> </w:t>
+      </w:r>
+      <w:r>
+        <w:rPr>
+          <w:rFonts w:eastAsia="微軟正黑體"/>
+          <w:color w:val="6B7280"/>
+          <w:sz w:val="18"/>
+          <w:lang w:eastAsia="zh-TW"/>
+        </w:rPr>
+        <w:t>😊</w:t>
       </w:r>
     </w:p>
     <w:p>
@@ -4452,7 +4759,7 @@
       </w:pPr>
       <w:r>
         <w:rPr>
-          <w:rFonts w:eastAsia="Microsoft JhengHei"/>
+          <w:rFonts w:eastAsia="微軟正黑體"/>
           <w:b/>
           <w:color w:val="1C64F2"/>
           <w:sz w:val="24"/>
@@ -4462,7 +4769,7 @@
       </w:r>
       <w:r>
         <w:rPr>
-          <w:rFonts w:eastAsia="Microsoft JhengHei"/>
+          <w:rFonts w:eastAsia="微軟正黑體"/>
           <w:b/>
           <w:sz w:val="24"/>
           <w:lang w:eastAsia="zh-TW"/>
@@ -4471,7 +4778,7 @@
       </w:r>
       <w:r>
         <w:rPr>
-          <w:rFonts w:eastAsia="Microsoft JhengHei"/>
+          <w:rFonts w:eastAsia="微軟正黑體"/>
           <w:b/>
           <w:sz w:val="24"/>
           <w:lang w:eastAsia="zh-TW"/>
@@ -4481,7 +4788,7 @@
       <w:proofErr w:type="spellStart"/>
       <w:r>
         <w:rPr>
-          <w:rFonts w:eastAsia="Microsoft JhengHei"/>
+          <w:rFonts w:eastAsia="微軟正黑體"/>
           <w:b/>
           <w:sz w:val="24"/>
           <w:lang w:eastAsia="zh-TW"/>
@@ -4491,7 +4798,7 @@
       <w:proofErr w:type="spellEnd"/>
       <w:r>
         <w:rPr>
-          <w:rFonts w:eastAsia="Microsoft JhengHei"/>
+          <w:rFonts w:eastAsia="微軟正黑體"/>
           <w:b/>
           <w:sz w:val="24"/>
           <w:lang w:eastAsia="zh-TW"/>
@@ -4500,7 +4807,7 @@
       </w:r>
       <w:r>
         <w:rPr>
-          <w:rFonts w:eastAsia="Microsoft JhengHei"/>
+          <w:rFonts w:eastAsia="微軟正黑體"/>
           <w:sz w:val="24"/>
           <w:lang w:eastAsia="zh-TW"/>
         </w:rPr>
@@ -4514,7 +4821,7 @@
       <w:proofErr w:type="spellStart"/>
       <w:r>
         <w:rPr>
-          <w:rFonts w:eastAsia="Microsoft JhengHei"/>
+          <w:rFonts w:eastAsia="微軟正黑體"/>
           <w:b/>
           <w:color w:val="374151"/>
           <w:sz w:val="24"/>
@@ -4524,7 +4831,7 @@
       <w:proofErr w:type="spellEnd"/>
       <w:r>
         <w:rPr>
-          <w:rFonts w:eastAsia="Microsoft JhengHei"/>
+          <w:rFonts w:eastAsia="微軟正黑體"/>
           <w:b/>
           <w:color w:val="374151"/>
           <w:sz w:val="24"/>
@@ -4556,14 +4863,28 @@
             </w:pPr>
             <w:r>
               <w:rPr>
-                <w:rFonts w:eastAsia="Microsoft JhengHei"/>
+                <w:rFonts w:eastAsia="微軟正黑體"/>
                 <w:lang w:eastAsia="zh-TW"/>
               </w:rPr>
-              <w:t xml:space="preserve">🎙️  </w:t>
+              <w:t>🎙</w:t>
             </w:r>
             <w:r>
               <w:rPr>
-                <w:rFonts w:eastAsia="Microsoft JhengHei"/>
+                <w:rFonts w:eastAsia="微軟正黑體"/>
+                <w:lang w:eastAsia="zh-TW"/>
+              </w:rPr>
+              <w:t>️</w:t>
+            </w:r>
+            <w:r>
+              <w:rPr>
+                <w:rFonts w:eastAsia="微軟正黑體"/>
+                <w:lang w:eastAsia="zh-TW"/>
+              </w:rPr>
+              <w:t xml:space="preserve">  </w:t>
+            </w:r>
+            <w:r>
+              <w:rPr>
+                <w:rFonts w:eastAsia="微軟正黑體"/>
                 <w:lang w:eastAsia="zh-TW"/>
               </w:rPr>
               <w:t>「今天天氣點呀？」</w:t>
@@ -4584,7 +4905,7 @@
             </w:pPr>
             <w:r>
               <w:rPr>
-                <w:rFonts w:eastAsia="Microsoft JhengHei"/>
+                <w:rFonts w:eastAsia="微軟正黑體"/>
                 <w:color w:val="057A55"/>
                 <w:lang w:eastAsia="zh-TW"/>
               </w:rPr>
@@ -4608,14 +4929,28 @@
             </w:pPr>
             <w:r>
               <w:rPr>
-                <w:rFonts w:eastAsia="Microsoft JhengHei"/>
+                <w:rFonts w:eastAsia="微軟正黑體"/>
                 <w:lang w:eastAsia="zh-TW"/>
               </w:rPr>
-              <w:t xml:space="preserve">🎙️  </w:t>
+              <w:t>🎙</w:t>
             </w:r>
             <w:r>
               <w:rPr>
-                <w:rFonts w:eastAsia="Microsoft JhengHei"/>
+                <w:rFonts w:eastAsia="微軟正黑體"/>
+                <w:lang w:eastAsia="zh-TW"/>
+              </w:rPr>
+              <w:t>️</w:t>
+            </w:r>
+            <w:r>
+              <w:rPr>
+                <w:rFonts w:eastAsia="微軟正黑體"/>
+                <w:lang w:eastAsia="zh-TW"/>
+              </w:rPr>
+              <w:t xml:space="preserve">  </w:t>
+            </w:r>
+            <w:r>
+              <w:rPr>
+                <w:rFonts w:eastAsia="微軟正黑體"/>
                 <w:lang w:eastAsia="zh-TW"/>
               </w:rPr>
               <w:t>「介紹一下香港。」</w:t>
@@ -4636,7 +4971,7 @@
             </w:pPr>
             <w:r>
               <w:rPr>
-                <w:rFonts w:eastAsia="Microsoft JhengHei"/>
+                <w:rFonts w:eastAsia="微軟正黑體"/>
                 <w:color w:val="057A55"/>
                 <w:lang w:eastAsia="zh-TW"/>
               </w:rPr>
@@ -4660,14 +4995,28 @@
             </w:pPr>
             <w:r>
               <w:rPr>
-                <w:rFonts w:eastAsia="Microsoft JhengHei"/>
+                <w:rFonts w:eastAsia="微軟正黑體"/>
                 <w:lang w:eastAsia="zh-TW"/>
               </w:rPr>
-              <w:t xml:space="preserve">🎙️  </w:t>
+              <w:t>🎙</w:t>
             </w:r>
             <w:r>
               <w:rPr>
-                <w:rFonts w:eastAsia="Microsoft JhengHei"/>
+                <w:rFonts w:eastAsia="微軟正黑體"/>
+                <w:lang w:eastAsia="zh-TW"/>
+              </w:rPr>
+              <w:t>️</w:t>
+            </w:r>
+            <w:r>
+              <w:rPr>
+                <w:rFonts w:eastAsia="微軟正黑體"/>
+                <w:lang w:eastAsia="zh-TW"/>
+              </w:rPr>
+              <w:t xml:space="preserve">  </w:t>
+            </w:r>
+            <w:r>
+              <w:rPr>
+                <w:rFonts w:eastAsia="微軟正黑體"/>
                 <w:lang w:eastAsia="zh-TW"/>
               </w:rPr>
               <w:t>「幫我出一條數學題！」</w:t>
@@ -4688,7 +5037,7 @@
             </w:pPr>
             <w:r>
               <w:rPr>
-                <w:rFonts w:eastAsia="Microsoft JhengHei"/>
+                <w:rFonts w:eastAsia="微軟正黑體"/>
                 <w:color w:val="057A55"/>
                 <w:lang w:eastAsia="zh-TW"/>
               </w:rPr>
@@ -4715,16 +5064,25 @@
       </w:pPr>
       <w:r>
         <w:rPr>
-          <w:rFonts w:eastAsia="Microsoft JhengHei"/>
+          <w:rFonts w:eastAsia="微軟正黑體"/>
           <w:color w:val="6B7280"/>
           <w:sz w:val="21"/>
           <w:lang w:eastAsia="zh-TW"/>
         </w:rPr>
-        <w:t xml:space="preserve">💡  </w:t>
-      </w:r>
-      <w:r>
-        <w:rPr>
-          <w:rFonts w:eastAsia="Microsoft JhengHei"/>
+        <w:t>💡</w:t>
+      </w:r>
+      <w:r>
+        <w:rPr>
+          <w:rFonts w:eastAsia="微軟正黑體"/>
+          <w:color w:val="6B7280"/>
+          <w:sz w:val="21"/>
+          <w:lang w:eastAsia="zh-TW"/>
+        </w:rPr>
+        <w:t xml:space="preserve">  </w:t>
+      </w:r>
+      <w:r>
+        <w:rPr>
+          <w:rFonts w:eastAsia="微軟正黑體"/>
           <w:color w:val="6B7280"/>
           <w:sz w:val="21"/>
           <w:lang w:eastAsia="zh-TW"/>
@@ -4742,70 +5100,79 @@
       </w:pPr>
       <w:r>
         <w:rPr>
-          <w:rFonts w:eastAsia="Microsoft JhengHei"/>
+          <w:rFonts w:eastAsia="微軟正黑體"/>
           <w:color w:val="6B7280"/>
           <w:sz w:val="21"/>
           <w:lang w:eastAsia="zh-TW"/>
         </w:rPr>
-        <w:t xml:space="preserve">💡  </w:t>
-      </w:r>
-      <w:r>
-        <w:rPr>
-          <w:rFonts w:eastAsia="Microsoft JhengHei"/>
+        <w:t>💡</w:t>
+      </w:r>
+      <w:r>
+        <w:rPr>
+          <w:rFonts w:eastAsia="微軟正黑體"/>
           <w:color w:val="6B7280"/>
           <w:sz w:val="21"/>
           <w:lang w:eastAsia="zh-TW"/>
         </w:rPr>
-        <w:t>想查看歷史對話，可到</w:t>
-      </w:r>
-      <w:r>
-        <w:rPr>
-          <w:rFonts w:eastAsia="Microsoft JhengHei"/>
+        <w:t xml:space="preserve">  </w:t>
+      </w:r>
+      <w:r>
+        <w:rPr>
+          <w:rFonts w:eastAsia="微軟正黑體"/>
           <w:color w:val="6B7280"/>
           <w:sz w:val="21"/>
           <w:lang w:eastAsia="zh-TW"/>
         </w:rPr>
-        <w:t xml:space="preserve"> xiaozhi.me </w:t>
-      </w:r>
-      <w:r>
-        <w:rPr>
-          <w:rFonts w:eastAsia="Microsoft JhengHei"/>
+        <w:t>想查看歷史對話，可到</w:t>
+      </w:r>
+      <w:r>
+        <w:rPr>
+          <w:rFonts w:eastAsia="微軟正黑體"/>
           <w:color w:val="6B7280"/>
           <w:sz w:val="21"/>
           <w:lang w:eastAsia="zh-TW"/>
         </w:rPr>
-        <w:t>控制台</w:t>
-      </w:r>
-      <w:r>
-        <w:rPr>
-          <w:rFonts w:eastAsia="Microsoft JhengHei"/>
+        <w:t xml:space="preserve"> xiaozhi.me </w:t>
+      </w:r>
+      <w:r>
+        <w:rPr>
+          <w:rFonts w:eastAsia="微軟正黑體"/>
           <w:color w:val="6B7280"/>
           <w:sz w:val="21"/>
           <w:lang w:eastAsia="zh-TW"/>
         </w:rPr>
-        <w:t xml:space="preserve"> → </w:t>
-      </w:r>
-      <w:r>
-        <w:rPr>
-          <w:rFonts w:eastAsia="Microsoft JhengHei"/>
+        <w:t>控制台</w:t>
+      </w:r>
+      <w:r>
+        <w:rPr>
+          <w:rFonts w:eastAsia="微軟正黑體"/>
           <w:color w:val="6B7280"/>
           <w:sz w:val="21"/>
           <w:lang w:eastAsia="zh-TW"/>
         </w:rPr>
-        <w:t>裝置卡片</w:t>
-      </w:r>
-      <w:r>
-        <w:rPr>
-          <w:rFonts w:eastAsia="Microsoft JhengHei"/>
+        <w:t xml:space="preserve"> → </w:t>
+      </w:r>
+      <w:r>
+        <w:rPr>
+          <w:rFonts w:eastAsia="微軟正黑體"/>
           <w:color w:val="6B7280"/>
           <w:sz w:val="21"/>
           <w:lang w:eastAsia="zh-TW"/>
         </w:rPr>
+        <w:t>裝置卡片</w:t>
+      </w:r>
+      <w:r>
+        <w:rPr>
+          <w:rFonts w:eastAsia="微軟正黑體"/>
+          <w:color w:val="6B7280"/>
+          <w:sz w:val="21"/>
+          <w:lang w:eastAsia="zh-TW"/>
+        </w:rPr>
         <w:t xml:space="preserve"> → </w:t>
       </w:r>
       <w:r>
         <w:rPr>
-          <w:rFonts w:eastAsia="Microsoft JhengHei"/>
+          <w:rFonts w:eastAsia="微軟正黑體"/>
           <w:color w:val="6B7280"/>
           <w:sz w:val="21"/>
           <w:lang w:eastAsia="zh-TW"/>
@@ -4832,42 +5199,49 @@
       </w:pPr>
       <w:r>
         <w:rPr>
-          <w:rFonts w:eastAsia="Microsoft JhengHei"/>
+          <w:rFonts w:eastAsia="微軟正黑體"/>
           <w:color w:val="374151"/>
         </w:rPr>
-        <w:t xml:space="preserve">🎉  </w:t>
-      </w:r>
-      <w:r>
-        <w:rPr>
-          <w:rFonts w:eastAsia="Microsoft JhengHei"/>
+        <w:t>🎉</w:t>
+      </w:r>
+      <w:r>
+        <w:rPr>
+          <w:rFonts w:eastAsia="微軟正黑體"/>
           <w:color w:val="374151"/>
         </w:rPr>
+        <w:t xml:space="preserve">  </w:t>
+      </w:r>
+      <w:r>
+        <w:rPr>
+          <w:rFonts w:eastAsia="微軟正黑體"/>
+          <w:color w:val="374151"/>
+        </w:rPr>
         <w:t>完成！你已成功為</w:t>
       </w:r>
       <w:r>
         <w:rPr>
-          <w:rFonts w:eastAsia="Microsoft JhengHei"/>
+          <w:rFonts w:eastAsia="微軟正黑體"/>
           <w:color w:val="374151"/>
         </w:rPr>
         <w:t xml:space="preserve"> M5StickS3 </w:t>
       </w:r>
       <w:r>
         <w:rPr>
-          <w:rFonts w:eastAsia="Microsoft JhengHei"/>
+          <w:rFonts w:eastAsia="微軟正黑體"/>
           <w:color w:val="374151"/>
         </w:rPr>
         <w:t>安裝小智</w:t>
       </w:r>
       <w:r>
         <w:rPr>
-          <w:rFonts w:eastAsia="Microsoft JhengHei"/>
+          <w:rFonts w:eastAsia="微軟正黑體"/>
           <w:color w:val="374151"/>
         </w:rPr>
         <w:t xml:space="preserve"> AI </w:t>
       </w:r>
       <w:r>
         <w:rPr>
-          <w:rFonts w:eastAsia="Microsoft JhengHei"/>
+          <w:rFonts w:eastAsia="微軟正黑體"/>
           <w:color w:val="374151"/>
         </w:rPr>
         <w:t>語音助手。</w:t>
@@ -4888,7 +5262,7 @@
 </file>
 
 <file path=word/endnotes.xml><?xml version="1.0" encoding="utf-8"?>
-<w:endnotes xmlns:wpc="http://schemas.microsoft.com/office/word/2010/wordprocessingCanvas" xmlns:cx="http://schemas.microsoft.com/office/drawing/2014/chartex" xmlns:cx1="http://schemas.microsoft.com/office/drawing/2015/9/8/chartex" xmlns:cx2="http://schemas.microsoft.com/office/drawing/2015/10/21/chartex" xmlns:cx3="http://schemas.microsoft.com/office/drawing/2016/5/9/chartex" xmlns:cx4="http://schemas.microsoft.com/office/drawing/2016/5/10/chartex" xmlns:cx5="http://schemas.microsoft.com/office/drawing/2016/5/11/chartex" xmlns:cx6="http://schemas.microsoft.com/office/drawing/2016/5/12/chartex" xmlns:cx7="http://schemas.microsoft.com/office/drawing/2016/5/13/chartex" xmlns:cx8="http://schemas.microsoft.com/office/drawing/2016/5/14/chartex" xmlns:mc="http://schemas.openxmlformats.org/markup-compatibility/2006" xmlns:aink="http://schemas.microsoft.com/office/drawing/2016/ink" xmlns:am3d="http://schemas.microsoft.com/office/drawing/2017/model3d" xmlns:o="urn:schemas-microsoft-com:office:office" xmlns:oel="http://schemas.microsoft.com/office/2019/extlst" xmlns:r="http://schemas.openxmlformats.org/officeDocument/2006/relationships" xmlns:m="http://schemas.openxmlformats.org/officeDocument/2006/math" xmlns:v="urn:schemas-microsoft-com:vml" xmlns:wp14="http://schemas.microsoft.com/office/word/2010/wordprocessingDrawing" xmlns:wp="http://schemas.openxmlformats.org/drawingml/2006/wordprocessingDrawing" xmlns:w10="urn:schemas-microsoft-com:office:word" xmlns:w="http://schemas.openxmlformats.org/wordprocessingml/2006/main" xmlns:w14="http://schemas.microsoft.com/office/word/2010/wordml" xmlns:w15="http://schemas.microsoft.com/office/word/2012/wordml" xmlns:w16cex="http://schemas.microsoft.com/office/word/2018/wordml/cex" xmlns:w16cid="http://schemas.microsoft.com/office/word/2016/wordml/cid" xmlns:w16="http://schemas.microsoft.com/office/word/2018/wordml" xmlns:w16sdtdh="http://schemas.microsoft.com/office/word/2020/wordml/sdtdatahash" xmlns:w16se="http://schemas.microsoft.com/office/word/2015/wordml/symex" xmlns:wpg="http://schemas.microsoft.com/office/word/2010/wordprocessingGroup" xmlns:wpi="http://schemas.microsoft.com/office/word/2010/wordprocessingInk" xmlns:wne="http://schemas.microsoft.com/office/word/2006/wordml" xmlns:wps="http://schemas.microsoft.com/office/word/2010/wordprocessingShape" mc:Ignorable="w14 w15 w16se w16cid w16 w16cex w16sdtdh wp14">
+<w:endnotes xmlns:wpc="http://schemas.microsoft.com/office/word/2010/wordprocessingCanvas" xmlns:cx="http://schemas.microsoft.com/office/drawing/2014/chartex" xmlns:cx1="http://schemas.microsoft.com/office/drawing/2015/9/8/chartex" xmlns:cx2="http://schemas.microsoft.com/office/drawing/2015/10/21/chartex" xmlns:cx3="http://schemas.microsoft.com/office/drawing/2016/5/9/chartex" xmlns:cx4="http://schemas.microsoft.com/office/drawing/2016/5/10/chartex" xmlns:cx5="http://schemas.microsoft.com/office/drawing/2016/5/11/chartex" xmlns:cx6="http://schemas.microsoft.com/office/drawing/2016/5/12/chartex" xmlns:cx7="http://schemas.microsoft.com/office/drawing/2016/5/13/chartex" xmlns:cx8="http://schemas.microsoft.com/office/drawing/2016/5/14/chartex" xmlns:mc="http://schemas.openxmlformats.org/markup-compatibility/2006" xmlns:aink="http://schemas.microsoft.com/office/drawing/2016/ink" xmlns:am3d="http://schemas.microsoft.com/office/drawing/2017/model3d" xmlns:o="urn:schemas-microsoft-com:office:office" xmlns:r="http://schemas.openxmlformats.org/officeDocument/2006/relationships" xmlns:m="http://schemas.openxmlformats.org/officeDocument/2006/math" xmlns:v="urn:schemas-microsoft-com:vml" xmlns:wp14="http://schemas.microsoft.com/office/word/2010/wordprocessingDrawing" xmlns:wp="http://schemas.openxmlformats.org/drawingml/2006/wordprocessingDrawing" xmlns:w10="urn:schemas-microsoft-com:office:word" xmlns:w="http://schemas.openxmlformats.org/wordprocessingml/2006/main" xmlns:w14="http://schemas.microsoft.com/office/word/2010/wordml" xmlns:w15="http://schemas.microsoft.com/office/word/2012/wordml" xmlns:w16cex="http://schemas.microsoft.com/office/word/2018/wordml/cex" xmlns:w16cid="http://schemas.microsoft.com/office/word/2016/wordml/cid" xmlns:w16="http://schemas.microsoft.com/office/word/2018/wordml" xmlns:w16sdtdh="http://schemas.microsoft.com/office/word/2020/wordml/sdtdatahash" xmlns:w16se="http://schemas.microsoft.com/office/word/2015/wordml/symex" xmlns:wpg="http://schemas.microsoft.com/office/word/2010/wordprocessingGroup" xmlns:wpi="http://schemas.microsoft.com/office/word/2010/wordprocessingInk" xmlns:wne="http://schemas.microsoft.com/office/word/2006/wordml" xmlns:wps="http://schemas.microsoft.com/office/word/2010/wordprocessingShape" mc:Ignorable="w14 w15 w16se w16cid w16 w16cex w16sdtdh wp14">
   <w:endnote w:type="separator" w:id="-1">
     <w:p>
       <w:pPr>
@@ -4913,11 +5287,11 @@
 </file>
 
 <file path=word/footer1.xml><?xml version="1.0" encoding="utf-8"?>
-<w:ftr xmlns:wpc="http://schemas.microsoft.com/office/word/2010/wordprocessingCanvas" xmlns:cx="http://schemas.microsoft.com/office/drawing/2014/chartex" xmlns:cx1="http://schemas.microsoft.com/office/drawing/2015/9/8/chartex" xmlns:cx2="http://schemas.microsoft.com/office/drawing/2015/10/21/chartex" xmlns:cx3="http://schemas.microsoft.com/office/drawing/2016/5/9/chartex" xmlns:cx4="http://schemas.microsoft.com/office/drawing/2016/5/10/chartex" xmlns:cx5="http://schemas.microsoft.com/office/drawing/2016/5/11/chartex" xmlns:cx6="http://schemas.microsoft.com/office/drawing/2016/5/12/chartex" xmlns:cx7="http://schemas.microsoft.com/office/drawing/2016/5/13/chartex" xmlns:cx8="http://schemas.microsoft.com/office/drawing/2016/5/14/chartex" xmlns:mc="http://schemas.openxmlformats.org/markup-compatibility/2006" xmlns:aink="http://schemas.microsoft.com/office/drawing/2016/ink" xmlns:am3d="http://schemas.microsoft.com/office/drawing/2017/model3d" xmlns:o="urn:schemas-microsoft-com:office:office" xmlns:oel="http://schemas.microsoft.com/office/2019/extlst" xmlns:r="http://schemas.openxmlformats.org/officeDocument/2006/relationships" xmlns:m="http://schemas.openxmlformats.org/officeDocument/2006/math" xmlns:v="urn:schemas-microsoft-com:vml" xmlns:wp14="http://schemas.microsoft.com/office/word/2010/wordprocessingDrawing" xmlns:wp="http://schemas.openxmlformats.org/drawingml/2006/wordprocessingDrawing" xmlns:w10="urn:schemas-microsoft-com:office:word" xmlns:w="http://schemas.openxmlformats.org/wordprocessingml/2006/main" xmlns:w14="http://schemas.microsoft.com/office/word/2010/wordml" xmlns:w15="http://schemas.microsoft.com/office/word/2012/wordml" xmlns:w16cex="http://schemas.microsoft.com/office/word/2018/wordml/cex" xmlns:w16cid="http://schemas.microsoft.com/office/word/2016/wordml/cid" xmlns:w16="http://schemas.microsoft.com/office/word/2018/wordml" xmlns:w16sdtdh="http://schemas.microsoft.com/office/word/2020/wordml/sdtdatahash" xmlns:w16se="http://schemas.microsoft.com/office/word/2015/wordml/symex" xmlns:wpg="http://schemas.microsoft.com/office/word/2010/wordprocessingGroup" xmlns:wpi="http://schemas.microsoft.com/office/word/2010/wordprocessingInk" xmlns:wne="http://schemas.microsoft.com/office/word/2006/wordml" xmlns:wps="http://schemas.microsoft.com/office/word/2010/wordprocessingShape" mc:Ignorable="w14 w15 w16se w16cid w16 w16cex w16sdtdh wp14">
+<w:ftr xmlns:wpc="http://schemas.microsoft.com/office/word/2010/wordprocessingCanvas" xmlns:cx="http://schemas.microsoft.com/office/drawing/2014/chartex" xmlns:cx1="http://schemas.microsoft.com/office/drawing/2015/9/8/chartex" xmlns:cx2="http://schemas.microsoft.com/office/drawing/2015/10/21/chartex" xmlns:cx3="http://schemas.microsoft.com/office/drawing/2016/5/9/chartex" xmlns:cx4="http://schemas.microsoft.com/office/drawing/2016/5/10/chartex" xmlns:cx5="http://schemas.microsoft.com/office/drawing/2016/5/11/chartex" xmlns:cx6="http://schemas.microsoft.com/office/drawing/2016/5/12/chartex" xmlns:cx7="http://schemas.microsoft.com/office/drawing/2016/5/13/chartex" xmlns:cx8="http://schemas.microsoft.com/office/drawing/2016/5/14/chartex" xmlns:mc="http://schemas.openxmlformats.org/markup-compatibility/2006" xmlns:aink="http://schemas.microsoft.com/office/drawing/2016/ink" xmlns:am3d="http://schemas.microsoft.com/office/drawing/2017/model3d" xmlns:o="urn:schemas-microsoft-com:office:office" xmlns:r="http://schemas.openxmlformats.org/officeDocument/2006/relationships" xmlns:m="http://schemas.openxmlformats.org/officeDocument/2006/math" xmlns:v="urn:schemas-microsoft-com:vml" xmlns:wp14="http://schemas.microsoft.com/office/word/2010/wordprocessingDrawing" xmlns:wp="http://schemas.openxmlformats.org/drawingml/2006/wordprocessingDrawing" xmlns:w10="urn:schemas-microsoft-com:office:word" xmlns:w="http://schemas.openxmlformats.org/wordprocessingml/2006/main" xmlns:w14="http://schemas.microsoft.com/office/word/2010/wordml" xmlns:w15="http://schemas.microsoft.com/office/word/2012/wordml" xmlns:w16cex="http://schemas.microsoft.com/office/word/2018/wordml/cex" xmlns:w16cid="http://schemas.microsoft.com/office/word/2016/wordml/cid" xmlns:w16="http://schemas.microsoft.com/office/word/2018/wordml" xmlns:w16sdtdh="http://schemas.microsoft.com/office/word/2020/wordml/sdtdatahash" xmlns:w16se="http://schemas.microsoft.com/office/word/2015/wordml/symex" xmlns:wpg="http://schemas.microsoft.com/office/word/2010/wordprocessingGroup" xmlns:wpi="http://schemas.microsoft.com/office/word/2010/wordprocessingInk" xmlns:wne="http://schemas.microsoft.com/office/word/2006/wordml" xmlns:wps="http://schemas.microsoft.com/office/word/2010/wordprocessingShape" mc:Ignorable="w14 w15 w16se w16cid w16 w16cex w16sdtdh wp14">
   <w:sdt>
     <w:sdtPr>
       <w:rPr>
-        <w:rStyle w:val="PageNumber"/>
+        <w:rStyle w:val="affb"/>
       </w:rPr>
       <w:id w:val="628831156"/>
       <w:docPartObj>
@@ -4925,30 +5299,35 @@
         <w:docPartUnique/>
       </w:docPartObj>
     </w:sdtPr>
+    <w:sdtEndPr>
+      <w:rPr>
+        <w:rStyle w:val="affb"/>
+      </w:rPr>
+    </w:sdtEndPr>
     <w:sdtContent>
       <w:p>
         <w:pPr>
-          <w:pStyle w:val="Footer"/>
+          <w:pStyle w:val="a7"/>
           <w:framePr w:wrap="none" w:vAnchor="text" w:hAnchor="margin" w:xAlign="right" w:y="1"/>
           <w:rPr>
-            <w:rStyle w:val="PageNumber"/>
+            <w:rStyle w:val="affb"/>
           </w:rPr>
         </w:pPr>
         <w:r>
           <w:rPr>
-            <w:rStyle w:val="PageNumber"/>
+            <w:rStyle w:val="affb"/>
           </w:rPr>
           <w:fldChar w:fldCharType="begin"/>
         </w:r>
         <w:r>
           <w:rPr>
-            <w:rStyle w:val="PageNumber"/>
+            <w:rStyle w:val="affb"/>
           </w:rPr>
           <w:instrText xml:space="preserve"> PAGE </w:instrText>
         </w:r>
         <w:r>
           <w:rPr>
-            <w:rStyle w:val="PageNumber"/>
+            <w:rStyle w:val="affb"/>
           </w:rPr>
           <w:fldChar w:fldCharType="end"/>
         </w:r>
@@ -4957,7 +5336,7 @@
   </w:sdt>
   <w:p>
     <w:pPr>
-      <w:pStyle w:val="Footer"/>
+      <w:pStyle w:val="a7"/>
       <w:ind w:right="360"/>
     </w:pPr>
   </w:p>
@@ -4965,11 +5344,11 @@
 </file>
 
 <file path=word/footer2.xml><?xml version="1.0" encoding="utf-8"?>
-<w:ftr xmlns:wpc="http://schemas.microsoft.com/office/word/2010/wordprocessingCanvas" xmlns:cx="http://schemas.microsoft.com/office/drawing/2014/chartex" xmlns:cx1="http://schemas.microsoft.com/office/drawing/2015/9/8/chartex" xmlns:cx2="http://schemas.microsoft.com/office/drawing/2015/10/21/chartex" xmlns:cx3="http://schemas.microsoft.com/office/drawing/2016/5/9/chartex" xmlns:cx4="http://schemas.microsoft.com/office/drawing/2016/5/10/chartex" xmlns:cx5="http://schemas.microsoft.com/office/drawing/2016/5/11/chartex" xmlns:cx6="http://schemas.microsoft.com/office/drawing/2016/5/12/chartex" xmlns:cx7="http://schemas.microsoft.com/office/drawing/2016/5/13/chartex" xmlns:cx8="http://schemas.microsoft.com/office/drawing/2016/5/14/chartex" xmlns:mc="http://schemas.openxmlformats.org/markup-compatibility/2006" xmlns:aink="http://schemas.microsoft.com/office/drawing/2016/ink" xmlns:am3d="http://schemas.microsoft.com/office/drawing/2017/model3d" xmlns:o="urn:schemas-microsoft-com:office:office" xmlns:oel="http://schemas.microsoft.com/office/2019/extlst" xmlns:r="http://schemas.openxmlformats.org/officeDocument/2006/relationships" xmlns:m="http://schemas.openxmlformats.org/officeDocument/2006/math" xmlns:v="urn:schemas-microsoft-com:vml" xmlns:wp14="http://schemas.microsoft.com/office/word/2010/wordprocessingDrawing" xmlns:wp="http://schemas.openxmlformats.org/drawingml/2006/wordprocessingDrawing" xmlns:w10="urn:schemas-microsoft-com:office:word" xmlns:w="http://schemas.openxmlformats.org/wordprocessingml/2006/main" xmlns:w14="http://schemas.microsoft.com/office/word/2010/wordml" xmlns:w15="http://schemas.microsoft.com/office/word/2012/wordml" xmlns:w16cex="http://schemas.microsoft.com/office/word/2018/wordml/cex" xmlns:w16cid="http://schemas.microsoft.com/office/word/2016/wordml/cid" xmlns:w16="http://schemas.microsoft.com/office/word/2018/wordml" xmlns:w16sdtdh="http://schemas.microsoft.com/office/word/2020/wordml/sdtdatahash" xmlns:w16se="http://schemas.microsoft.com/office/word/2015/wordml/symex" xmlns:wpg="http://schemas.microsoft.com/office/word/2010/wordprocessingGroup" xmlns:wpi="http://schemas.microsoft.com/office/word/2010/wordprocessingInk" xmlns:wne="http://schemas.microsoft.com/office/word/2006/wordml" xmlns:wps="http://schemas.microsoft.com/office/word/2010/wordprocessingShape" mc:Ignorable="w14 w15 w16se w16cid w16 w16cex w16sdtdh wp14">
+<w:ftr xmlns:wpc="http://schemas.microsoft.com/office/word/2010/wordprocessingCanvas" xmlns:cx="http://schemas.microsoft.com/office/drawing/2014/chartex" xmlns:cx1="http://schemas.microsoft.com/office/drawing/2015/9/8/chartex" xmlns:cx2="http://schemas.microsoft.com/office/drawing/2015/10/21/chartex" xmlns:cx3="http://schemas.microsoft.com/office/drawing/2016/5/9/chartex" xmlns:cx4="http://schemas.microsoft.com/office/drawing/2016/5/10/chartex" xmlns:cx5="http://schemas.microsoft.com/office/drawing/2016/5/11/chartex" xmlns:cx6="http://schemas.microsoft.com/office/drawing/2016/5/12/chartex" xmlns:cx7="http://schemas.microsoft.com/office/drawing/2016/5/13/chartex" xmlns:cx8="http://schemas.microsoft.com/office/drawing/2016/5/14/chartex" xmlns:mc="http://schemas.openxmlformats.org/markup-compatibility/2006" xmlns:aink="http://schemas.microsoft.com/office/drawing/2016/ink" xmlns:am3d="http://schemas.microsoft.com/office/drawing/2017/model3d" xmlns:o="urn:schemas-microsoft-com:office:office" xmlns:r="http://schemas.openxmlformats.org/officeDocument/2006/relationships" xmlns:m="http://schemas.openxmlformats.org/officeDocument/2006/math" xmlns:v="urn:schemas-microsoft-com:vml" xmlns:wp14="http://schemas.microsoft.com/office/word/2010/wordprocessingDrawing" xmlns:wp="http://schemas.openxmlformats.org/drawingml/2006/wordprocessingDrawing" xmlns:w10="urn:schemas-microsoft-com:office:word" xmlns:w="http://schemas.openxmlformats.org/wordprocessingml/2006/main" xmlns:w14="http://schemas.microsoft.com/office/word/2010/wordml" xmlns:w15="http://schemas.microsoft.com/office/word/2012/wordml" xmlns:w16cex="http://schemas.microsoft.com/office/word/2018/wordml/cex" xmlns:w16cid="http://schemas.microsoft.com/office/word/2016/wordml/cid" xmlns:w16="http://schemas.microsoft.com/office/word/2018/wordml" xmlns:w16sdtdh="http://schemas.microsoft.com/office/word/2020/wordml/sdtdatahash" xmlns:w16se="http://schemas.microsoft.com/office/word/2015/wordml/symex" xmlns:wpg="http://schemas.microsoft.com/office/word/2010/wordprocessingGroup" xmlns:wpi="http://schemas.microsoft.com/office/word/2010/wordprocessingInk" xmlns:wne="http://schemas.microsoft.com/office/word/2006/wordml" xmlns:wps="http://schemas.microsoft.com/office/word/2010/wordprocessingShape" mc:Ignorable="w14 w15 w16se w16cid w16 w16cex w16sdtdh wp14">
   <w:sdt>
     <w:sdtPr>
       <w:rPr>
-        <w:rStyle w:val="PageNumber"/>
+        <w:rStyle w:val="affb"/>
       </w:rPr>
       <w:id w:val="-2025081501"/>
       <w:docPartObj>
@@ -4977,43 +5356,48 @@
         <w:docPartUnique/>
       </w:docPartObj>
     </w:sdtPr>
+    <w:sdtEndPr>
+      <w:rPr>
+        <w:rStyle w:val="affb"/>
+      </w:rPr>
+    </w:sdtEndPr>
     <w:sdtContent>
       <w:p>
         <w:pPr>
-          <w:pStyle w:val="Footer"/>
+          <w:pStyle w:val="a7"/>
           <w:framePr w:wrap="none" w:vAnchor="text" w:hAnchor="margin" w:xAlign="right" w:y="1"/>
           <w:rPr>
-            <w:rStyle w:val="PageNumber"/>
+            <w:rStyle w:val="affb"/>
           </w:rPr>
         </w:pPr>
         <w:r>
           <w:rPr>
-            <w:rStyle w:val="PageNumber"/>
+            <w:rStyle w:val="affb"/>
           </w:rPr>
           <w:fldChar w:fldCharType="begin"/>
         </w:r>
         <w:r>
           <w:rPr>
-            <w:rStyle w:val="PageNumber"/>
+            <w:rStyle w:val="affb"/>
           </w:rPr>
           <w:instrText xml:space="preserve"> PAGE </w:instrText>
         </w:r>
         <w:r>
           <w:rPr>
-            <w:rStyle w:val="PageNumber"/>
+            <w:rStyle w:val="affb"/>
           </w:rPr>
           <w:fldChar w:fldCharType="separate"/>
         </w:r>
         <w:r>
           <w:rPr>
-            <w:rStyle w:val="PageNumber"/>
+            <w:rStyle w:val="affb"/>
             <w:noProof/>
           </w:rPr>
           <w:t>1</w:t>
         </w:r>
         <w:r>
           <w:rPr>
-            <w:rStyle w:val="PageNumber"/>
+            <w:rStyle w:val="affb"/>
           </w:rPr>
           <w:fldChar w:fldCharType="end"/>
         </w:r>
@@ -5022,7 +5406,7 @@
   </w:sdt>
   <w:p>
     <w:pPr>
-      <w:pStyle w:val="Footer"/>
+      <w:pStyle w:val="a7"/>
       <w:ind w:right="360"/>
     </w:pPr>
   </w:p>
@@ -5030,7 +5414,7 @@
 </file>
 
 <file path=word/footnotes.xml><?xml version="1.0" encoding="utf-8"?>
-<w:footnotes xmlns:wpc="http://schemas.microsoft.com/office/word/2010/wordprocessingCanvas" xmlns:cx="http://schemas.microsoft.com/office/drawing/2014/chartex" xmlns:cx1="http://schemas.microsoft.com/office/drawing/2015/9/8/chartex" xmlns:cx2="http://schemas.microsoft.com/office/drawing/2015/10/21/chartex" xmlns:cx3="http://schemas.microsoft.com/office/drawing/2016/5/9/chartex" xmlns:cx4="http://schemas.microsoft.com/office/drawing/2016/5/10/chartex" xmlns:cx5="http://schemas.microsoft.com/office/drawing/2016/5/11/chartex" xmlns:cx6="http://schemas.microsoft.com/office/drawing/2016/5/12/chartex" xmlns:cx7="http://schemas.microsoft.com/office/drawing/2016/5/13/chartex" xmlns:cx8="http://schemas.microsoft.com/office/drawing/2016/5/14/chartex" xmlns:mc="http://schemas.openxmlformats.org/markup-compatibility/2006" xmlns:aink="http://schemas.microsoft.com/office/drawing/2016/ink" xmlns:am3d="http://schemas.microsoft.com/office/drawing/2017/model3d" xmlns:o="urn:schemas-microsoft-com:office:office" xmlns:oel="http://schemas.microsoft.com/office/2019/extlst" xmlns:r="http://schemas.openxmlformats.org/officeDocument/2006/relationships" xmlns:m="http://schemas.openxmlformats.org/officeDocument/2006/math" xmlns:v="urn:schemas-microsoft-com:vml" xmlns:wp14="http://schemas.microsoft.com/office/word/2010/wordprocessingDrawing" xmlns:wp="http://schemas.openxmlformats.org/drawingml/2006/wordprocessingDrawing" xmlns:w10="urn:schemas-microsoft-com:office:word" xmlns:w="http://schemas.openxmlformats.org/wordprocessingml/2006/main" xmlns:w14="http://schemas.microsoft.com/office/word/2010/wordml" xmlns:w15="http://schemas.microsoft.com/office/word/2012/wordml" xmlns:w16cex="http://schemas.microsoft.com/office/word/2018/wordml/cex" xmlns:w16cid="http://schemas.microsoft.com/office/word/2016/wordml/cid" xmlns:w16="http://schemas.microsoft.com/office/word/2018/wordml" xmlns:w16sdtdh="http://schemas.microsoft.com/office/word/2020/wordml/sdtdatahash" xmlns:w16se="http://schemas.microsoft.com/office/word/2015/wordml/symex" xmlns:wpg="http://schemas.microsoft.com/office/word/2010/wordprocessingGroup" xmlns:wpi="http://schemas.microsoft.com/office/word/2010/wordprocessingInk" xmlns:wne="http://schemas.microsoft.com/office/word/2006/wordml" xmlns:wps="http://schemas.microsoft.com/office/word/2010/wordprocessingShape" mc:Ignorable="w14 w15 w16se w16cid w16 w16cex w16sdtdh wp14">
+<w:footnotes xmlns:wpc="http://schemas.microsoft.com/office/word/2010/wordprocessingCanvas" xmlns:cx="http://schemas.microsoft.com/office/drawing/2014/chartex" xmlns:cx1="http://schemas.microsoft.com/office/drawing/2015/9/8/chartex" xmlns:cx2="http://schemas.microsoft.com/office/drawing/2015/10/21/chartex" xmlns:cx3="http://schemas.microsoft.com/office/drawing/2016/5/9/chartex" xmlns:cx4="http://schemas.microsoft.com/office/drawing/2016/5/10/chartex" xmlns:cx5="http://schemas.microsoft.com/office/drawing/2016/5/11/chartex" xmlns:cx6="http://schemas.microsoft.com/office/drawing/2016/5/12/chartex" xmlns:cx7="http://schemas.microsoft.com/office/drawing/2016/5/13/chartex" xmlns:cx8="http://schemas.microsoft.com/office/drawing/2016/5/14/chartex" xmlns:mc="http://schemas.openxmlformats.org/markup-compatibility/2006" xmlns:aink="http://schemas.microsoft.com/office/drawing/2016/ink" xmlns:am3d="http://schemas.microsoft.com/office/drawing/2017/model3d" xmlns:o="urn:schemas-microsoft-com:office:office" xmlns:r="http://schemas.openxmlformats.org/officeDocument/2006/relationships" xmlns:m="http://schemas.openxmlformats.org/officeDocument/2006/math" xmlns:v="urn:schemas-microsoft-com:vml" xmlns:wp14="http://schemas.microsoft.com/office/word/2010/wordprocessingDrawing" xmlns:wp="http://schemas.openxmlformats.org/drawingml/2006/wordprocessingDrawing" xmlns:w10="urn:schemas-microsoft-com:office:word" xmlns:w="http://schemas.openxmlformats.org/wordprocessingml/2006/main" xmlns:w14="http://schemas.microsoft.com/office/word/2010/wordml" xmlns:w15="http://schemas.microsoft.com/office/word/2012/wordml" xmlns:w16cex="http://schemas.microsoft.com/office/word/2018/wordml/cex" xmlns:w16cid="http://schemas.microsoft.com/office/word/2016/wordml/cid" xmlns:w16="http://schemas.microsoft.com/office/word/2018/wordml" xmlns:w16sdtdh="http://schemas.microsoft.com/office/word/2020/wordml/sdtdatahash" xmlns:w16se="http://schemas.microsoft.com/office/word/2015/wordml/symex" xmlns:wpg="http://schemas.microsoft.com/office/word/2010/wordprocessingGroup" xmlns:wpi="http://schemas.microsoft.com/office/word/2010/wordprocessingInk" xmlns:wne="http://schemas.microsoft.com/office/word/2006/wordml" xmlns:wps="http://schemas.microsoft.com/office/word/2010/wordprocessingShape" mc:Ignorable="w14 w15 w16se w16cid w16 w16cex w16sdtdh wp14">
   <w:footnote w:type="separator" w:id="-1">
     <w:p>
       <w:pPr>
@@ -5055,7 +5439,7 @@
 </file>
 
 <file path=word/numbering.xml><?xml version="1.0" encoding="utf-8"?>
-<w:numbering xmlns:wpc="http://schemas.microsoft.com/office/word/2010/wordprocessingCanvas" xmlns:cx="http://schemas.microsoft.com/office/drawing/2014/chartex" xmlns:cx1="http://schemas.microsoft.com/office/drawing/2015/9/8/chartex" xmlns:cx2="http://schemas.microsoft.com/office/drawing/2015/10/21/chartex" xmlns:cx3="http://schemas.microsoft.com/office/drawing/2016/5/9/chartex" xmlns:cx4="http://schemas.microsoft.com/office/drawing/2016/5/10/chartex" xmlns:cx5="http://schemas.microsoft.com/office/drawing/2016/5/11/chartex" xmlns:cx6="http://schemas.microsoft.com/office/drawing/2016/5/12/chartex" xmlns:cx7="http://schemas.microsoft.com/office/drawing/2016/5/13/chartex" xmlns:cx8="http://schemas.microsoft.com/office/drawing/2016/5/14/chartex" xmlns:mc="http://schemas.openxmlformats.org/markup-compatibility/2006" xmlns:aink="http://schemas.microsoft.com/office/drawing/2016/ink" xmlns:am3d="http://schemas.microsoft.com/office/drawing/2017/model3d" xmlns:o="urn:schemas-microsoft-com:office:office" xmlns:oel="http://schemas.microsoft.com/office/2019/extlst" xmlns:r="http://schemas.openxmlformats.org/officeDocument/2006/relationships" xmlns:m="http://schemas.openxmlformats.org/officeDocument/2006/math" xmlns:v="urn:schemas-microsoft-com:vml" xmlns:wp14="http://schemas.microsoft.com/office/word/2010/wordprocessingDrawing" xmlns:wp="http://schemas.openxmlformats.org/drawingml/2006/wordprocessingDrawing" xmlns:w10="urn:schemas-microsoft-com:office:word" xmlns:w="http://schemas.openxmlformats.org/wordprocessingml/2006/main" xmlns:w14="http://schemas.microsoft.com/office/word/2010/wordml" xmlns:w15="http://schemas.microsoft.com/office/word/2012/wordml" xmlns:w16cex="http://schemas.microsoft.com/office/word/2018/wordml/cex" xmlns:w16cid="http://schemas.microsoft.com/office/word/2016/wordml/cid" xmlns:w16="http://schemas.microsoft.com/office/word/2018/wordml" xmlns:w16sdtdh="http://schemas.microsoft.com/office/word/2020/wordml/sdtdatahash" xmlns:w16se="http://schemas.microsoft.com/office/word/2015/wordml/symex" xmlns:wpg="http://schemas.microsoft.com/office/word/2010/wordprocessingGroup" xmlns:wpi="http://schemas.microsoft.com/office/word/2010/wordprocessingInk" xmlns:wne="http://schemas.microsoft.com/office/word/2006/wordml" xmlns:wps="http://schemas.microsoft.com/office/word/2010/wordprocessingShape" mc:Ignorable="w14 w15 w16se w16cid w16 w16cex w16sdtdh wp14">
+<w:numbering xmlns:wpc="http://schemas.microsoft.com/office/word/2010/wordprocessingCanvas" xmlns:cx="http://schemas.microsoft.com/office/drawing/2014/chartex" xmlns:cx1="http://schemas.microsoft.com/office/drawing/2015/9/8/chartex" xmlns:cx2="http://schemas.microsoft.com/office/drawing/2015/10/21/chartex" xmlns:cx3="http://schemas.microsoft.com/office/drawing/2016/5/9/chartex" xmlns:cx4="http://schemas.microsoft.com/office/drawing/2016/5/10/chartex" xmlns:cx5="http://schemas.microsoft.com/office/drawing/2016/5/11/chartex" xmlns:cx6="http://schemas.microsoft.com/office/drawing/2016/5/12/chartex" xmlns:cx7="http://schemas.microsoft.com/office/drawing/2016/5/13/chartex" xmlns:cx8="http://schemas.microsoft.com/office/drawing/2016/5/14/chartex" xmlns:mc="http://schemas.openxmlformats.org/markup-compatibility/2006" xmlns:aink="http://schemas.microsoft.com/office/drawing/2016/ink" xmlns:am3d="http://schemas.microsoft.com/office/drawing/2017/model3d" xmlns:o="urn:schemas-microsoft-com:office:office" xmlns:r="http://schemas.openxmlformats.org/officeDocument/2006/relationships" xmlns:m="http://schemas.openxmlformats.org/officeDocument/2006/math" xmlns:v="urn:schemas-microsoft-com:vml" xmlns:wp14="http://schemas.microsoft.com/office/word/2010/wordprocessingDrawing" xmlns:wp="http://schemas.openxmlformats.org/drawingml/2006/wordprocessingDrawing" xmlns:w10="urn:schemas-microsoft-com:office:word" xmlns:w="http://schemas.openxmlformats.org/wordprocessingml/2006/main" xmlns:w14="http://schemas.microsoft.com/office/word/2010/wordml" xmlns:w15="http://schemas.microsoft.com/office/word/2012/wordml" xmlns:w16cex="http://schemas.microsoft.com/office/word/2018/wordml/cex" xmlns:w16cid="http://schemas.microsoft.com/office/word/2016/wordml/cid" xmlns:w16="http://schemas.microsoft.com/office/word/2018/wordml" xmlns:w16sdtdh="http://schemas.microsoft.com/office/word/2020/wordml/sdtdatahash" xmlns:w16se="http://schemas.microsoft.com/office/word/2015/wordml/symex" xmlns:wpg="http://schemas.microsoft.com/office/word/2010/wordprocessingGroup" xmlns:wpi="http://schemas.microsoft.com/office/word/2010/wordprocessingInk" xmlns:wne="http://schemas.microsoft.com/office/word/2006/wordml" xmlns:wps="http://schemas.microsoft.com/office/word/2010/wordprocessingShape" mc:Ignorable="w14 w15 w16se w16cid w16 w16cex w16sdtdh wp14">
   <w:abstractNum w:abstractNumId="0" w15:restartNumberingAfterBreak="0">
     <w:nsid w:val="FFFFFF7C"/>
     <w:multiLevelType w:val="singleLevel"/>
@@ -5097,7 +5481,7 @@
     <w:lvl w:ilvl="0">
       <w:start w:val="1"/>
       <w:numFmt w:val="decimal"/>
-      <w:pStyle w:val="ListNumber3"/>
+      <w:pStyle w:val="3"/>
       <w:lvlText w:val="%1."/>
       <w:lvlJc w:val="left"/>
       <w:pPr>
@@ -5115,7 +5499,7 @@
     <w:lvl w:ilvl="0">
       <w:start w:val="1"/>
       <w:numFmt w:val="decimal"/>
-      <w:pStyle w:val="ListNumber2"/>
+      <w:pStyle w:val="2"/>
       <w:lvlText w:val="%1."/>
       <w:lvlJc w:val="left"/>
       <w:pPr>
@@ -5153,7 +5537,7 @@
     <w:lvl w:ilvl="0">
       <w:start w:val="1"/>
       <w:numFmt w:val="bullet"/>
-      <w:pStyle w:val="ListBullet3"/>
+      <w:pStyle w:val="30"/>
       <w:lvlText w:val=""/>
       <w:lvlJc w:val="left"/>
       <w:pPr>
@@ -5174,7 +5558,7 @@
     <w:lvl w:ilvl="0">
       <w:start w:val="1"/>
       <w:numFmt w:val="bullet"/>
-      <w:pStyle w:val="ListBullet2"/>
+      <w:pStyle w:val="20"/>
       <w:lvlText w:val=""/>
       <w:lvlJc w:val="left"/>
       <w:pPr>
@@ -5195,7 +5579,7 @@
     <w:lvl w:ilvl="0">
       <w:start w:val="1"/>
       <w:numFmt w:val="decimal"/>
-      <w:pStyle w:val="ListNumber"/>
+      <w:pStyle w:val="a"/>
       <w:lvlText w:val="%1."/>
       <w:lvlJc w:val="left"/>
       <w:pPr>
@@ -5213,7 +5597,7 @@
     <w:lvl w:ilvl="0">
       <w:start w:val="1"/>
       <w:numFmt w:val="bullet"/>
-      <w:pStyle w:val="ListBullet"/>
+      <w:pStyle w:val="a0"/>
       <w:lvlText w:val=""/>
       <w:lvlJc w:val="left"/>
       <w:pPr>
@@ -5227,31 +5611,31 @@
       </w:rPr>
     </w:lvl>
   </w:abstractNum>
-  <w:num w:numId="1" w16cid:durableId="1307277961">
+  <w:num w:numId="1">
     <w:abstractNumId w:val="8"/>
   </w:num>
-  <w:num w:numId="2" w16cid:durableId="1997877567">
+  <w:num w:numId="2">
     <w:abstractNumId w:val="6"/>
   </w:num>
-  <w:num w:numId="3" w16cid:durableId="1944529197">
+  <w:num w:numId="3">
     <w:abstractNumId w:val="5"/>
   </w:num>
-  <w:num w:numId="4" w16cid:durableId="1078861864">
+  <w:num w:numId="4">
     <w:abstractNumId w:val="4"/>
   </w:num>
-  <w:num w:numId="5" w16cid:durableId="690648138">
+  <w:num w:numId="5">
     <w:abstractNumId w:val="7"/>
   </w:num>
-  <w:num w:numId="6" w16cid:durableId="1374034661">
+  <w:num w:numId="6">
     <w:abstractNumId w:val="3"/>
   </w:num>
-  <w:num w:numId="7" w16cid:durableId="1266692620">
+  <w:num w:numId="7">
     <w:abstractNumId w:val="2"/>
   </w:num>
-  <w:num w:numId="8" w16cid:durableId="515583381">
+  <w:num w:numId="8">
     <w:abstractNumId w:val="1"/>
   </w:num>
-  <w:num w:numId="9" w16cid:durableId="2119444613">
+  <w:num w:numId="9">
     <w:abstractNumId w:val="0"/>
   </w:num>
 </w:numbering>
@@ -5643,16 +6027,16 @@
     <w:lsdException w:name="Unresolved Mention" w:semiHidden="1" w:unhideWhenUsed="1"/>
     <w:lsdException w:name="Smart Link" w:semiHidden="1" w:unhideWhenUsed="1"/>
   </w:latentStyles>
-  <w:style w:type="paragraph" w:default="1" w:styleId="Normal">
+  <w:style w:type="paragraph" w:default="1" w:styleId="a1">
     <w:name w:val="Normal"/>
     <w:qFormat/>
     <w:rsid w:val="00FC693F"/>
   </w:style>
-  <w:style w:type="paragraph" w:styleId="Heading1">
+  <w:style w:type="paragraph" w:styleId="1">
     <w:name w:val="heading 1"/>
-    <w:basedOn w:val="Normal"/>
-    <w:next w:val="Normal"/>
-    <w:link w:val="Heading1Char"/>
+    <w:basedOn w:val="a1"/>
+    <w:next w:val="a1"/>
+    <w:link w:val="10"/>
     <w:uiPriority w:val="9"/>
     <w:qFormat/>
     <w:rsid w:val="00FC693F"/>
@@ -5671,11 +6055,11 @@
       <w:szCs w:val="28"/>
     </w:rPr>
   </w:style>
-  <w:style w:type="paragraph" w:styleId="Heading2">
+  <w:style w:type="paragraph" w:styleId="21">
     <w:name w:val="heading 2"/>
-    <w:basedOn w:val="Normal"/>
-    <w:next w:val="Normal"/>
-    <w:link w:val="Heading2Char"/>
+    <w:basedOn w:val="a1"/>
+    <w:next w:val="a1"/>
+    <w:link w:val="22"/>
     <w:uiPriority w:val="9"/>
     <w:unhideWhenUsed/>
     <w:qFormat/>
@@ -5695,11 +6079,11 @@
       <w:szCs w:val="26"/>
     </w:rPr>
   </w:style>
-  <w:style w:type="paragraph" w:styleId="Heading3">
+  <w:style w:type="paragraph" w:styleId="31">
     <w:name w:val="heading 3"/>
-    <w:basedOn w:val="Normal"/>
-    <w:next w:val="Normal"/>
-    <w:link w:val="Heading3Char"/>
+    <w:basedOn w:val="a1"/>
+    <w:next w:val="a1"/>
+    <w:link w:val="32"/>
     <w:uiPriority w:val="9"/>
     <w:unhideWhenUsed/>
     <w:qFormat/>
@@ -5717,11 +6101,11 @@
       <w:color w:val="4F81BD" w:themeColor="accent1"/>
     </w:rPr>
   </w:style>
-  <w:style w:type="paragraph" w:styleId="Heading4">
+  <w:style w:type="paragraph" w:styleId="4">
     <w:name w:val="heading 4"/>
-    <w:basedOn w:val="Normal"/>
-    <w:next w:val="Normal"/>
-    <w:link w:val="Heading4Char"/>
+    <w:basedOn w:val="a1"/>
+    <w:next w:val="a1"/>
+    <w:link w:val="40"/>
     <w:uiPriority w:val="9"/>
     <w:semiHidden/>
     <w:unhideWhenUsed/>
@@ -5742,11 +6126,11 @@
       <w:color w:val="4F81BD" w:themeColor="accent1"/>
     </w:rPr>
   </w:style>
-  <w:style w:type="paragraph" w:styleId="Heading5">
+  <w:style w:type="paragraph" w:styleId="5">
     <w:name w:val="heading 5"/>
-    <w:basedOn w:val="Normal"/>
-    <w:next w:val="Normal"/>
-    <w:link w:val="Heading5Char"/>
+    <w:basedOn w:val="a1"/>
+    <w:next w:val="a1"/>
+    <w:link w:val="50"/>
     <w:uiPriority w:val="9"/>
     <w:semiHidden/>
     <w:unhideWhenUsed/>
@@ -5763,11 +6147,11 @@
       <w:color w:val="243F60" w:themeColor="accent1" w:themeShade="7F"/>
     </w:rPr>
   </w:style>
-  <w:style w:type="paragraph" w:styleId="Heading6">
+  <w:style w:type="paragraph" w:styleId="6">
     <w:name w:val="heading 6"/>
-    <w:basedOn w:val="Normal"/>
-    <w:next w:val="Normal"/>
-    <w:link w:val="Heading6Char"/>
+    <w:basedOn w:val="a1"/>
+    <w:next w:val="a1"/>
+    <w:link w:val="60"/>
     <w:uiPriority w:val="9"/>
     <w:semiHidden/>
     <w:unhideWhenUsed/>
@@ -5786,11 +6170,11 @@
       <w:color w:val="243F60" w:themeColor="accent1" w:themeShade="7F"/>
     </w:rPr>
   </w:style>
-  <w:style w:type="paragraph" w:styleId="Heading7">
+  <w:style w:type="paragraph" w:styleId="7">
     <w:name w:val="heading 7"/>
-    <w:basedOn w:val="Normal"/>
-    <w:next w:val="Normal"/>
-    <w:link w:val="Heading7Char"/>
+    <w:basedOn w:val="a1"/>
+    <w:next w:val="a1"/>
+    <w:link w:val="70"/>
     <w:uiPriority w:val="9"/>
     <w:semiHidden/>
     <w:unhideWhenUsed/>
@@ -5809,11 +6193,11 @@
       <w:color w:val="404040" w:themeColor="text1" w:themeTint="BF"/>
     </w:rPr>
   </w:style>
-  <w:style w:type="paragraph" w:styleId="Heading8">
+  <w:style w:type="paragraph" w:styleId="8">
     <w:name w:val="heading 8"/>
-    <w:basedOn w:val="Normal"/>
-    <w:next w:val="Normal"/>
-    <w:link w:val="Heading8Char"/>
+    <w:basedOn w:val="a1"/>
+    <w:next w:val="a1"/>
+    <w:link w:val="80"/>
     <w:uiPriority w:val="9"/>
     <w:semiHidden/>
     <w:unhideWhenUsed/>
@@ -5832,11 +6216,11 @@
       <w:szCs w:val="20"/>
     </w:rPr>
   </w:style>
-  <w:style w:type="paragraph" w:styleId="Heading9">
+  <w:style w:type="paragraph" w:styleId="9">
     <w:name w:val="heading 9"/>
-    <w:basedOn w:val="Normal"/>
-    <w:next w:val="Normal"/>
-    <w:link w:val="Heading9Char"/>
+    <w:basedOn w:val="a1"/>
+    <w:next w:val="a1"/>
+    <w:link w:val="90"/>
     <w:uiPriority w:val="9"/>
     <w:semiHidden/>
     <w:unhideWhenUsed/>
@@ -5857,13 +6241,13 @@
       <w:szCs w:val="20"/>
     </w:rPr>
   </w:style>
-  <w:style w:type="character" w:default="1" w:styleId="DefaultParagraphFont">
+  <w:style w:type="character" w:default="1" w:styleId="a2">
     <w:name w:val="Default Paragraph Font"/>
     <w:uiPriority w:val="1"/>
     <w:semiHidden/>
     <w:unhideWhenUsed/>
   </w:style>
-  <w:style w:type="table" w:default="1" w:styleId="TableNormal">
+  <w:style w:type="table" w:default="1" w:styleId="a3">
     <w:name w:val="Normal Table"/>
     <w:uiPriority w:val="99"/>
     <w:semiHidden/>
@@ -5878,16 +6262,16 @@
       </w:tblCellMar>
     </w:tblPr>
   </w:style>
-  <w:style w:type="numbering" w:default="1" w:styleId="NoList">
+  <w:style w:type="numbering" w:default="1" w:styleId="a4">
     <w:name w:val="No List"/>
     <w:uiPriority w:val="99"/>
     <w:semiHidden/>
     <w:unhideWhenUsed/>
   </w:style>
-  <w:style w:type="paragraph" w:styleId="Header">
+  <w:style w:type="paragraph" w:styleId="a5">
     <w:name w:val="header"/>
-    <w:basedOn w:val="Normal"/>
-    <w:link w:val="HeaderChar"/>
+    <w:basedOn w:val="a1"/>
+    <w:link w:val="a6"/>
     <w:uiPriority w:val="99"/>
     <w:unhideWhenUsed/>
     <w:rsid w:val="00E618BF"/>
@@ -5899,17 +6283,17 @@
       <w:spacing w:after="0" w:line="240" w:lineRule="auto"/>
     </w:pPr>
   </w:style>
-  <w:style w:type="character" w:customStyle="1" w:styleId="HeaderChar">
-    <w:name w:val="Header Char"/>
-    <w:basedOn w:val="DefaultParagraphFont"/>
-    <w:link w:val="Header"/>
+  <w:style w:type="character" w:customStyle="1" w:styleId="a6">
+    <w:name w:val="頁首 字元"/>
+    <w:basedOn w:val="a2"/>
+    <w:link w:val="a5"/>
     <w:uiPriority w:val="99"/>
     <w:rsid w:val="00E618BF"/>
   </w:style>
-  <w:style w:type="paragraph" w:styleId="Footer">
+  <w:style w:type="paragraph" w:styleId="a7">
     <w:name w:val="footer"/>
-    <w:basedOn w:val="Normal"/>
-    <w:link w:val="FooterChar"/>
+    <w:basedOn w:val="a1"/>
+    <w:link w:val="a8"/>
     <w:uiPriority w:val="99"/>
     <w:unhideWhenUsed/>
     <w:rsid w:val="00E618BF"/>
@@ -5921,16 +6305,16 @@
       <w:spacing w:after="0" w:line="240" w:lineRule="auto"/>
     </w:pPr>
   </w:style>
-  <w:style w:type="character" w:customStyle="1" w:styleId="FooterChar">
-    <w:name w:val="Footer Char"/>
-    <w:basedOn w:val="DefaultParagraphFont"/>
-    <w:link w:val="Footer"/>
+  <w:style w:type="character" w:customStyle="1" w:styleId="a8">
+    <w:name w:val="頁尾 字元"/>
+    <w:basedOn w:val="a2"/>
+    <w:link w:val="a7"/>
     <w:uiPriority w:val="99"/>
     <w:rsid w:val="00E618BF"/>
   </w:style>
-  <w:style w:type="paragraph" w:styleId="NoSpacing">
+  <w:style w:type="paragraph" w:styleId="a9">
     <w:name w:val="No Spacing"/>
-    <w:link w:val="NoSpacingChar"/>
+    <w:link w:val="aa"/>
     <w:uiPriority w:val="1"/>
     <w:qFormat/>
     <w:rsid w:val="00FC693F"/>
@@ -5938,10 +6322,10 @@
       <w:spacing w:after="0" w:line="240" w:lineRule="auto"/>
     </w:pPr>
   </w:style>
-  <w:style w:type="character" w:customStyle="1" w:styleId="Heading1Char">
-    <w:name w:val="Heading 1 Char"/>
-    <w:basedOn w:val="DefaultParagraphFont"/>
-    <w:link w:val="Heading1"/>
+  <w:style w:type="character" w:customStyle="1" w:styleId="10">
+    <w:name w:val="標題 1 字元"/>
+    <w:basedOn w:val="a2"/>
+    <w:link w:val="1"/>
     <w:uiPriority w:val="9"/>
     <w:rsid w:val="00FC693F"/>
     <w:rPr>
@@ -5953,10 +6337,10 @@
       <w:szCs w:val="28"/>
     </w:rPr>
   </w:style>
-  <w:style w:type="character" w:customStyle="1" w:styleId="Heading2Char">
-    <w:name w:val="Heading 2 Char"/>
-    <w:basedOn w:val="DefaultParagraphFont"/>
-    <w:link w:val="Heading2"/>
+  <w:style w:type="character" w:customStyle="1" w:styleId="22">
+    <w:name w:val="標題 2 字元"/>
+    <w:basedOn w:val="a2"/>
+    <w:link w:val="21"/>
     <w:uiPriority w:val="9"/>
     <w:rsid w:val="00FC693F"/>
     <w:rPr>
@@ -5968,10 +6352,10 @@
       <w:szCs w:val="26"/>
     </w:rPr>
   </w:style>
-  <w:style w:type="character" w:customStyle="1" w:styleId="Heading3Char">
-    <w:name w:val="Heading 3 Char"/>
-    <w:basedOn w:val="DefaultParagraphFont"/>
-    <w:link w:val="Heading3"/>
+  <w:style w:type="character" w:customStyle="1" w:styleId="32">
+    <w:name w:val="標題 3 字元"/>
+    <w:basedOn w:val="a2"/>
+    <w:link w:val="31"/>
     <w:uiPriority w:val="9"/>
     <w:rsid w:val="00FC693F"/>
     <w:rPr>
@@ -5981,11 +6365,11 @@
       <w:color w:val="4F81BD" w:themeColor="accent1"/>
     </w:rPr>
   </w:style>
-  <w:style w:type="paragraph" w:styleId="Title">
+  <w:style w:type="paragraph" w:styleId="ab">
     <w:name w:val="Title"/>
-    <w:basedOn w:val="Normal"/>
-    <w:next w:val="Normal"/>
-    <w:link w:val="TitleChar"/>
+    <w:basedOn w:val="a1"/>
+    <w:next w:val="a1"/>
+    <w:link w:val="ac"/>
     <w:uiPriority w:val="10"/>
     <w:qFormat/>
     <w:rsid w:val="00FC693F"/>
@@ -6005,10 +6389,10 @@
       <w:szCs w:val="52"/>
     </w:rPr>
   </w:style>
-  <w:style w:type="character" w:customStyle="1" w:styleId="TitleChar">
-    <w:name w:val="Title Char"/>
-    <w:basedOn w:val="DefaultParagraphFont"/>
-    <w:link w:val="Title"/>
+  <w:style w:type="character" w:customStyle="1" w:styleId="ac">
+    <w:name w:val="標題 字元"/>
+    <w:basedOn w:val="a2"/>
+    <w:link w:val="ab"/>
     <w:uiPriority w:val="10"/>
     <w:rsid w:val="00FC693F"/>
     <w:rPr>
@@ -6020,11 +6404,11 @@
       <w:szCs w:val="52"/>
     </w:rPr>
   </w:style>
-  <w:style w:type="paragraph" w:styleId="Subtitle">
+  <w:style w:type="paragraph" w:styleId="ad">
     <w:name w:val="Subtitle"/>
-    <w:basedOn w:val="Normal"/>
-    <w:next w:val="Normal"/>
-    <w:link w:val="SubtitleChar"/>
+    <w:basedOn w:val="a1"/>
+    <w:next w:val="a1"/>
+    <w:link w:val="ae"/>
     <w:uiPriority w:val="11"/>
     <w:qFormat/>
     <w:rsid w:val="00FC693F"/>
@@ -6043,10 +6427,10 @@
       <w:szCs w:val="24"/>
     </w:rPr>
   </w:style>
-  <w:style w:type="character" w:customStyle="1" w:styleId="SubtitleChar">
-    <w:name w:val="Subtitle Char"/>
-    <w:basedOn w:val="DefaultParagraphFont"/>
-    <w:link w:val="Subtitle"/>
+  <w:style w:type="character" w:customStyle="1" w:styleId="ae">
+    <w:name w:val="副標題 字元"/>
+    <w:basedOn w:val="a2"/>
+    <w:link w:val="ad"/>
     <w:uiPriority w:val="11"/>
     <w:rsid w:val="00FC693F"/>
     <w:rPr>
@@ -6059,9 +6443,9 @@
       <w:szCs w:val="24"/>
     </w:rPr>
   </w:style>
-  <w:style w:type="paragraph" w:styleId="ListParagraph">
+  <w:style w:type="paragraph" w:styleId="af">
     <w:name w:val="List Paragraph"/>
-    <w:basedOn w:val="Normal"/>
+    <w:basedOn w:val="a1"/>
     <w:uiPriority w:val="34"/>
     <w:qFormat/>
     <w:rsid w:val="00FC693F"/>
@@ -6070,10 +6454,10 @@
       <w:contextualSpacing/>
     </w:pPr>
   </w:style>
-  <w:style w:type="paragraph" w:styleId="BodyText">
+  <w:style w:type="paragraph" w:styleId="af0">
     <w:name w:val="Body Text"/>
-    <w:basedOn w:val="Normal"/>
-    <w:link w:val="BodyTextChar"/>
+    <w:basedOn w:val="a1"/>
+    <w:link w:val="af1"/>
     <w:uiPriority w:val="99"/>
     <w:unhideWhenUsed/>
     <w:rsid w:val="00AA1D8D"/>
@@ -6081,17 +6465,17 @@
       <w:spacing w:after="120"/>
     </w:pPr>
   </w:style>
-  <w:style w:type="character" w:customStyle="1" w:styleId="BodyTextChar">
-    <w:name w:val="Body Text Char"/>
-    <w:basedOn w:val="DefaultParagraphFont"/>
-    <w:link w:val="BodyText"/>
+  <w:style w:type="character" w:customStyle="1" w:styleId="af1">
+    <w:name w:val="本文 字元"/>
+    <w:basedOn w:val="a2"/>
+    <w:link w:val="af0"/>
     <w:uiPriority w:val="99"/>
     <w:rsid w:val="00AA1D8D"/>
   </w:style>
-  <w:style w:type="paragraph" w:styleId="BodyText2">
+  <w:style w:type="paragraph" w:styleId="23">
     <w:name w:val="Body Text 2"/>
-    <w:basedOn w:val="Normal"/>
-    <w:link w:val="BodyText2Char"/>
+    <w:basedOn w:val="a1"/>
+    <w:link w:val="24"/>
     <w:uiPriority w:val="99"/>
     <w:unhideWhenUsed/>
     <w:rsid w:val="00AA1D8D"/>
@@ -6099,17 +6483,17 @@
       <w:spacing w:after="120" w:line="480" w:lineRule="auto"/>
     </w:pPr>
   </w:style>
-  <w:style w:type="character" w:customStyle="1" w:styleId="BodyText2Char">
-    <w:name w:val="Body Text 2 Char"/>
-    <w:basedOn w:val="DefaultParagraphFont"/>
-    <w:link w:val="BodyText2"/>
+  <w:style w:type="character" w:customStyle="1" w:styleId="24">
+    <w:name w:val="本文 2 字元"/>
+    <w:basedOn w:val="a2"/>
+    <w:link w:val="23"/>
     <w:uiPriority w:val="99"/>
     <w:rsid w:val="00AA1D8D"/>
   </w:style>
-  <w:style w:type="paragraph" w:styleId="BodyText3">
+  <w:style w:type="paragraph" w:styleId="33">
     <w:name w:val="Body Text 3"/>
-    <w:basedOn w:val="Normal"/>
-    <w:link w:val="BodyText3Char"/>
+    <w:basedOn w:val="a1"/>
+    <w:link w:val="34"/>
     <w:uiPriority w:val="99"/>
     <w:unhideWhenUsed/>
     <w:rsid w:val="00AA1D8D"/>
@@ -6121,10 +6505,10 @@
       <w:szCs w:val="16"/>
     </w:rPr>
   </w:style>
-  <w:style w:type="character" w:customStyle="1" w:styleId="BodyText3Char">
-    <w:name w:val="Body Text 3 Char"/>
-    <w:basedOn w:val="DefaultParagraphFont"/>
-    <w:link w:val="BodyText3"/>
+  <w:style w:type="character" w:customStyle="1" w:styleId="34">
+    <w:name w:val="本文 3 字元"/>
+    <w:basedOn w:val="a2"/>
+    <w:link w:val="33"/>
     <w:uiPriority w:val="99"/>
     <w:rsid w:val="00AA1D8D"/>
     <w:rPr>
@@ -6132,9 +6516,9 @@
       <w:szCs w:val="16"/>
     </w:rPr>
   </w:style>
-  <w:style w:type="paragraph" w:styleId="List">
+  <w:style w:type="paragraph" w:styleId="af2">
     <w:name w:val="List"/>
-    <w:basedOn w:val="Normal"/>
+    <w:basedOn w:val="a1"/>
     <w:uiPriority w:val="99"/>
     <w:unhideWhenUsed/>
     <w:rsid w:val="00AA1D8D"/>
@@ -6143,9 +6527,9 @@
       <w:contextualSpacing/>
     </w:pPr>
   </w:style>
-  <w:style w:type="paragraph" w:styleId="List2">
+  <w:style w:type="paragraph" w:styleId="25">
     <w:name w:val="List 2"/>
-    <w:basedOn w:val="Normal"/>
+    <w:basedOn w:val="a1"/>
     <w:uiPriority w:val="99"/>
     <w:unhideWhenUsed/>
     <w:rsid w:val="00326F90"/>
@@ -6154,9 +6538,9 @@
       <w:contextualSpacing/>
     </w:pPr>
   </w:style>
-  <w:style w:type="paragraph" w:styleId="List3">
+  <w:style w:type="paragraph" w:styleId="35">
     <w:name w:val="List 3"/>
-    <w:basedOn w:val="Normal"/>
+    <w:basedOn w:val="a1"/>
     <w:uiPriority w:val="99"/>
     <w:unhideWhenUsed/>
     <w:rsid w:val="00326F90"/>
@@ -6165,9 +6549,9 @@
       <w:contextualSpacing/>
     </w:pPr>
   </w:style>
-  <w:style w:type="paragraph" w:styleId="ListBullet">
+  <w:style w:type="paragraph" w:styleId="a0">
     <w:name w:val="List Bullet"/>
-    <w:basedOn w:val="Normal"/>
+    <w:basedOn w:val="a1"/>
     <w:uiPriority w:val="99"/>
     <w:unhideWhenUsed/>
     <w:rsid w:val="00326F90"/>
@@ -6178,9 +6562,9 @@
       <w:contextualSpacing/>
     </w:pPr>
   </w:style>
-  <w:style w:type="paragraph" w:styleId="ListBullet2">
+  <w:style w:type="paragraph" w:styleId="20">
     <w:name w:val="List Bullet 2"/>
-    <w:basedOn w:val="Normal"/>
+    <w:basedOn w:val="a1"/>
     <w:uiPriority w:val="99"/>
     <w:unhideWhenUsed/>
     <w:rsid w:val="00326F90"/>
@@ -6191,9 +6575,9 @@
       <w:contextualSpacing/>
     </w:pPr>
   </w:style>
-  <w:style w:type="paragraph" w:styleId="ListBullet3">
+  <w:style w:type="paragraph" w:styleId="30">
     <w:name w:val="List Bullet 3"/>
-    <w:basedOn w:val="Normal"/>
+    <w:basedOn w:val="a1"/>
     <w:uiPriority w:val="99"/>
     <w:unhideWhenUsed/>
     <w:rsid w:val="00326F90"/>
@@ -6204,9 +6588,9 @@
       <w:contextualSpacing/>
     </w:pPr>
   </w:style>
-  <w:style w:type="paragraph" w:styleId="ListNumber">
+  <w:style w:type="paragraph" w:styleId="a">
     <w:name w:val="List Number"/>
-    <w:basedOn w:val="Normal"/>
+    <w:basedOn w:val="a1"/>
     <w:uiPriority w:val="99"/>
     <w:unhideWhenUsed/>
     <w:rsid w:val="00326F90"/>
@@ -6217,9 +6601,9 @@
       <w:contextualSpacing/>
     </w:pPr>
   </w:style>
-  <w:style w:type="paragraph" w:styleId="ListNumber2">
+  <w:style w:type="paragraph" w:styleId="2">
     <w:name w:val="List Number 2"/>
-    <w:basedOn w:val="Normal"/>
+    <w:basedOn w:val="a1"/>
     <w:uiPriority w:val="99"/>
     <w:unhideWhenUsed/>
     <w:rsid w:val="0029639D"/>
@@ -6230,9 +6614,9 @@
       <w:contextualSpacing/>
     </w:pPr>
   </w:style>
-  <w:style w:type="paragraph" w:styleId="ListNumber3">
+  <w:style w:type="paragraph" w:styleId="3">
     <w:name w:val="List Number 3"/>
-    <w:basedOn w:val="Normal"/>
+    <w:basedOn w:val="a1"/>
     <w:uiPriority w:val="99"/>
     <w:unhideWhenUsed/>
     <w:rsid w:val="0029639D"/>
@@ -6243,9 +6627,9 @@
       <w:contextualSpacing/>
     </w:pPr>
   </w:style>
-  <w:style w:type="paragraph" w:styleId="ListContinue">
+  <w:style w:type="paragraph" w:styleId="af3">
     <w:name w:val="List Continue"/>
-    <w:basedOn w:val="Normal"/>
+    <w:basedOn w:val="a1"/>
     <w:uiPriority w:val="99"/>
     <w:unhideWhenUsed/>
     <w:rsid w:val="0029639D"/>
@@ -6255,9 +6639,9 @@
       <w:contextualSpacing/>
     </w:pPr>
   </w:style>
-  <w:style w:type="paragraph" w:styleId="ListContinue2">
+  <w:style w:type="paragraph" w:styleId="26">
     <w:name w:val="List Continue 2"/>
-    <w:basedOn w:val="Normal"/>
+    <w:basedOn w:val="a1"/>
     <w:uiPriority w:val="99"/>
     <w:unhideWhenUsed/>
     <w:rsid w:val="0029639D"/>
@@ -6267,9 +6651,9 @@
       <w:contextualSpacing/>
     </w:pPr>
   </w:style>
-  <w:style w:type="paragraph" w:styleId="ListContinue3">
+  <w:style w:type="paragraph" w:styleId="36">
     <w:name w:val="List Continue 3"/>
-    <w:basedOn w:val="Normal"/>
+    <w:basedOn w:val="a1"/>
     <w:uiPriority w:val="99"/>
     <w:unhideWhenUsed/>
     <w:rsid w:val="0029639D"/>
@@ -6279,9 +6663,9 @@
       <w:contextualSpacing/>
     </w:pPr>
   </w:style>
-  <w:style w:type="paragraph" w:styleId="MacroText">
+  <w:style w:type="paragraph" w:styleId="af4">
     <w:name w:val="macro"/>
-    <w:link w:val="MacroTextChar"/>
+    <w:link w:val="af5"/>
     <w:uiPriority w:val="99"/>
     <w:unhideWhenUsed/>
     <w:rsid w:val="0029639D"/>
@@ -6302,10 +6686,10 @@
       <w:szCs w:val="20"/>
     </w:rPr>
   </w:style>
-  <w:style w:type="character" w:customStyle="1" w:styleId="MacroTextChar">
-    <w:name w:val="Macro Text Char"/>
-    <w:basedOn w:val="DefaultParagraphFont"/>
-    <w:link w:val="MacroText"/>
+  <w:style w:type="character" w:customStyle="1" w:styleId="af5">
+    <w:name w:val="巨集文字 字元"/>
+    <w:basedOn w:val="a2"/>
+    <w:link w:val="af4"/>
     <w:uiPriority w:val="99"/>
     <w:rsid w:val="0029639D"/>
     <w:rPr>
@@ -6314,11 +6698,11 @@
       <w:szCs w:val="20"/>
     </w:rPr>
   </w:style>
-  <w:style w:type="paragraph" w:styleId="Quote">
+  <w:style w:type="paragraph" w:styleId="af6">
     <w:name w:val="Quote"/>
-    <w:basedOn w:val="Normal"/>
-    <w:next w:val="Normal"/>
-    <w:link w:val="QuoteChar"/>
+    <w:basedOn w:val="a1"/>
+    <w:next w:val="a1"/>
+    <w:link w:val="af7"/>
     <w:uiPriority w:val="29"/>
     <w:qFormat/>
     <w:rsid w:val="00FC693F"/>
@@ -6328,10 +6712,10 @@
       <w:color w:val="000000" w:themeColor="text1"/>
     </w:rPr>
   </w:style>
-  <w:style w:type="character" w:customStyle="1" w:styleId="QuoteChar">
-    <w:name w:val="Quote Char"/>
-    <w:basedOn w:val="DefaultParagraphFont"/>
-    <w:link w:val="Quote"/>
+  <w:style w:type="character" w:customStyle="1" w:styleId="af7">
+    <w:name w:val="引文 字元"/>
+    <w:basedOn w:val="a2"/>
+    <w:link w:val="af6"/>
     <w:uiPriority w:val="29"/>
     <w:rsid w:val="00FC693F"/>
     <w:rPr>
@@ -6340,10 +6724,10 @@
       <w:color w:val="000000" w:themeColor="text1"/>
     </w:rPr>
   </w:style>
-  <w:style w:type="character" w:customStyle="1" w:styleId="Heading4Char">
-    <w:name w:val="Heading 4 Char"/>
-    <w:basedOn w:val="DefaultParagraphFont"/>
-    <w:link w:val="Heading4"/>
+  <w:style w:type="character" w:customStyle="1" w:styleId="40">
+    <w:name w:val="標題 4 字元"/>
+    <w:basedOn w:val="a2"/>
+    <w:link w:val="4"/>
     <w:uiPriority w:val="9"/>
     <w:semiHidden/>
     <w:rsid w:val="00FC693F"/>
@@ -6356,10 +6740,10 @@
       <w:color w:val="4F81BD" w:themeColor="accent1"/>
     </w:rPr>
   </w:style>
-  <w:style w:type="character" w:customStyle="1" w:styleId="Heading5Char">
-    <w:name w:val="Heading 5 Char"/>
-    <w:basedOn w:val="DefaultParagraphFont"/>
-    <w:link w:val="Heading5"/>
+  <w:style w:type="character" w:customStyle="1" w:styleId="50">
+    <w:name w:val="標題 5 字元"/>
+    <w:basedOn w:val="a2"/>
+    <w:link w:val="5"/>
     <w:uiPriority w:val="9"/>
     <w:semiHidden/>
     <w:rsid w:val="00FC693F"/>
@@ -6368,10 +6752,10 @@
       <w:color w:val="243F60" w:themeColor="accent1" w:themeShade="7F"/>
     </w:rPr>
   </w:style>
-  <w:style w:type="character" w:customStyle="1" w:styleId="Heading6Char">
-    <w:name w:val="Heading 6 Char"/>
-    <w:basedOn w:val="DefaultParagraphFont"/>
-    <w:link w:val="Heading6"/>
+  <w:style w:type="character" w:customStyle="1" w:styleId="60">
+    <w:name w:val="標題 6 字元"/>
+    <w:basedOn w:val="a2"/>
+    <w:link w:val="6"/>
     <w:uiPriority w:val="9"/>
     <w:semiHidden/>
     <w:rsid w:val="00FC693F"/>
@@ -6382,10 +6766,10 @@
       <w:color w:val="243F60" w:themeColor="accent1" w:themeShade="7F"/>
     </w:rPr>
   </w:style>
-  <w:style w:type="character" w:customStyle="1" w:styleId="Heading7Char">
-    <w:name w:val="Heading 7 Char"/>
-    <w:basedOn w:val="DefaultParagraphFont"/>
-    <w:link w:val="Heading7"/>
+  <w:style w:type="character" w:customStyle="1" w:styleId="70">
+    <w:name w:val="標題 7 字元"/>
+    <w:basedOn w:val="a2"/>
+    <w:link w:val="7"/>
     <w:uiPriority w:val="9"/>
     <w:semiHidden/>
     <w:rsid w:val="00FC693F"/>
@@ -6396,10 +6780,10 @@
       <w:color w:val="404040" w:themeColor="text1" w:themeTint="BF"/>
     </w:rPr>
   </w:style>
-  <w:style w:type="character" w:customStyle="1" w:styleId="Heading8Char">
-    <w:name w:val="Heading 8 Char"/>
-    <w:basedOn w:val="DefaultParagraphFont"/>
-    <w:link w:val="Heading8"/>
+  <w:style w:type="character" w:customStyle="1" w:styleId="80">
+    <w:name w:val="標題 8 字元"/>
+    <w:basedOn w:val="a2"/>
+    <w:link w:val="8"/>
     <w:uiPriority w:val="9"/>
     <w:semiHidden/>
     <w:rsid w:val="00FC693F"/>
@@ -6410,10 +6794,10 @@
       <w:szCs w:val="20"/>
     </w:rPr>
   </w:style>
-  <w:style w:type="character" w:customStyle="1" w:styleId="Heading9Char">
-    <w:name w:val="Heading 9 Char"/>
-    <w:basedOn w:val="DefaultParagraphFont"/>
-    <w:link w:val="Heading9"/>
+  <w:style w:type="character" w:customStyle="1" w:styleId="90">
+    <w:name w:val="標題 9 字元"/>
+    <w:basedOn w:val="a2"/>
+    <w:link w:val="9"/>
     <w:uiPriority w:val="9"/>
     <w:semiHidden/>
     <w:rsid w:val="00FC693F"/>
@@ -6426,10 +6810,10 @@
       <w:szCs w:val="20"/>
     </w:rPr>
   </w:style>
-  <w:style w:type="paragraph" w:styleId="Caption">
+  <w:style w:type="paragraph" w:styleId="af8">
     <w:name w:val="caption"/>
-    <w:basedOn w:val="Normal"/>
-    <w:next w:val="Normal"/>
+    <w:basedOn w:val="a1"/>
+    <w:next w:val="a1"/>
     <w:uiPriority w:val="35"/>
     <w:semiHidden/>
     <w:unhideWhenUsed/>
@@ -6446,9 +6830,9 @@
       <w:szCs w:val="18"/>
     </w:rPr>
   </w:style>
-  <w:style w:type="character" w:styleId="Strong">
+  <w:style w:type="character" w:styleId="af9">
     <w:name w:val="Strong"/>
-    <w:basedOn w:val="DefaultParagraphFont"/>
+    <w:basedOn w:val="a2"/>
     <w:uiPriority w:val="22"/>
     <w:qFormat/>
     <w:rsid w:val="00FC693F"/>
@@ -6457,9 +6841,9 @@
       <w:bCs/>
     </w:rPr>
   </w:style>
-  <w:style w:type="character" w:styleId="Emphasis">
+  <w:style w:type="character" w:styleId="afa">
     <w:name w:val="Emphasis"/>
-    <w:basedOn w:val="DefaultParagraphFont"/>
+    <w:basedOn w:val="a2"/>
     <w:uiPriority w:val="20"/>
     <w:qFormat/>
     <w:rsid w:val="00FC693F"/>
@@ -6468,11 +6852,11 @@
       <w:iCs/>
     </w:rPr>
   </w:style>
-  <w:style w:type="paragraph" w:styleId="IntenseQuote">
+  <w:style w:type="paragraph" w:styleId="afb">
     <w:name w:val="Intense Quote"/>
-    <w:basedOn w:val="Normal"/>
-    <w:next w:val="Normal"/>
-    <w:link w:val="IntenseQuoteChar"/>
+    <w:basedOn w:val="a1"/>
+    <w:next w:val="a1"/>
+    <w:link w:val="afc"/>
     <w:uiPriority w:val="30"/>
     <w:qFormat/>
     <w:rsid w:val="00FC693F"/>
@@ -6491,10 +6875,10 @@
       <w:color w:val="4F81BD" w:themeColor="accent1"/>
     </w:rPr>
   </w:style>
-  <w:style w:type="character" w:customStyle="1" w:styleId="IntenseQuoteChar">
-    <w:name w:val="Intense Quote Char"/>
-    <w:basedOn w:val="DefaultParagraphFont"/>
-    <w:link w:val="IntenseQuote"/>
+  <w:style w:type="character" w:customStyle="1" w:styleId="afc">
+    <w:name w:val="鮮明引文 字元"/>
+    <w:basedOn w:val="a2"/>
+    <w:link w:val="afb"/>
     <w:uiPriority w:val="30"/>
     <w:rsid w:val="00FC693F"/>
     <w:rPr>
@@ -6505,9 +6889,9 @@
       <w:color w:val="4F81BD" w:themeColor="accent1"/>
     </w:rPr>
   </w:style>
-  <w:style w:type="character" w:styleId="SubtleEmphasis">
+  <w:style w:type="character" w:styleId="afd">
     <w:name w:val="Subtle Emphasis"/>
-    <w:basedOn w:val="DefaultParagraphFont"/>
+    <w:basedOn w:val="a2"/>
     <w:uiPriority w:val="19"/>
     <w:qFormat/>
     <w:rsid w:val="00FC693F"/>
@@ -6517,9 +6901,9 @@
       <w:color w:val="808080" w:themeColor="text1" w:themeTint="7F"/>
     </w:rPr>
   </w:style>
-  <w:style w:type="character" w:styleId="IntenseEmphasis">
+  <w:style w:type="character" w:styleId="afe">
     <w:name w:val="Intense Emphasis"/>
-    <w:basedOn w:val="DefaultParagraphFont"/>
+    <w:basedOn w:val="a2"/>
     <w:uiPriority w:val="21"/>
     <w:qFormat/>
     <w:rsid w:val="00FC693F"/>
@@ -6531,9 +6915,9 @@
       <w:color w:val="4F81BD" w:themeColor="accent1"/>
     </w:rPr>
   </w:style>
-  <w:style w:type="character" w:styleId="SubtleReference">
+  <w:style w:type="character" w:styleId="aff">
     <w:name w:val="Subtle Reference"/>
-    <w:basedOn w:val="DefaultParagraphFont"/>
+    <w:basedOn w:val="a2"/>
     <w:uiPriority w:val="31"/>
     <w:qFormat/>
     <w:rsid w:val="00FC693F"/>
@@ -6543,9 +6927,9 @@
       <w:u w:val="single"/>
     </w:rPr>
   </w:style>
-  <w:style w:type="character" w:styleId="IntenseReference">
+  <w:style w:type="character" w:styleId="aff0">
     <w:name w:val="Intense Reference"/>
-    <w:basedOn w:val="DefaultParagraphFont"/>
+    <w:basedOn w:val="a2"/>
     <w:uiPriority w:val="32"/>
     <w:qFormat/>
     <w:rsid w:val="00FC693F"/>
@@ -6558,9 +6942,9 @@
       <w:u w:val="single"/>
     </w:rPr>
   </w:style>
-  <w:style w:type="character" w:styleId="BookTitle">
+  <w:style w:type="character" w:styleId="aff1">
     <w:name w:val="Book Title"/>
-    <w:basedOn w:val="DefaultParagraphFont"/>
+    <w:basedOn w:val="a2"/>
     <w:uiPriority w:val="33"/>
     <w:qFormat/>
     <w:rsid w:val="00FC693F"/>
@@ -6571,10 +6955,10 @@
       <w:spacing w:val="5"/>
     </w:rPr>
   </w:style>
-  <w:style w:type="paragraph" w:styleId="TOCHeading">
+  <w:style w:type="paragraph" w:styleId="aff2">
     <w:name w:val="TOC Heading"/>
-    <w:basedOn w:val="Heading1"/>
-    <w:next w:val="Normal"/>
+    <w:basedOn w:val="1"/>
+    <w:next w:val="a1"/>
     <w:uiPriority w:val="39"/>
     <w:semiHidden/>
     <w:unhideWhenUsed/>
@@ -6584,9 +6968,9 @@
       <w:outlineLvl w:val="9"/>
     </w:pPr>
   </w:style>
-  <w:style w:type="table" w:styleId="TableGrid">
+  <w:style w:type="table" w:styleId="aff3">
     <w:name w:val="Table Grid"/>
-    <w:basedOn w:val="TableNormal"/>
+    <w:basedOn w:val="a3"/>
     <w:uiPriority w:val="59"/>
     <w:rsid w:val="00FC693F"/>
     <w:pPr>
@@ -6603,9 +6987,9 @@
       </w:tblBorders>
     </w:tblPr>
   </w:style>
-  <w:style w:type="table" w:styleId="LightShading">
+  <w:style w:type="table" w:styleId="aff4">
     <w:name w:val="Light Shading"/>
-    <w:basedOn w:val="TableNormal"/>
+    <w:basedOn w:val="a3"/>
     <w:uiPriority w:val="60"/>
     <w:rsid w:val="00FC693F"/>
     <w:pPr>
@@ -6699,9 +7083,9 @@
       </w:tcPr>
     </w:tblStylePr>
   </w:style>
-  <w:style w:type="table" w:styleId="LightShading-Accent1">
+  <w:style w:type="table" w:styleId="-1">
     <w:name w:val="Light Shading Accent 1"/>
-    <w:basedOn w:val="TableNormal"/>
+    <w:basedOn w:val="a3"/>
     <w:uiPriority w:val="60"/>
     <w:rsid w:val="00FC693F"/>
     <w:pPr>
@@ -6795,9 +7179,9 @@
       </w:tcPr>
     </w:tblStylePr>
   </w:style>
-  <w:style w:type="table" w:styleId="LightShading-Accent2">
+  <w:style w:type="table" w:styleId="-2">
     <w:name w:val="Light Shading Accent 2"/>
-    <w:basedOn w:val="TableNormal"/>
+    <w:basedOn w:val="a3"/>
     <w:uiPriority w:val="60"/>
     <w:rsid w:val="00FC693F"/>
     <w:pPr>
@@ -6891,9 +7275,9 @@
       </w:tcPr>
     </w:tblStylePr>
   </w:style>
-  <w:style w:type="table" w:styleId="LightShading-Accent3">
+  <w:style w:type="table" w:styleId="-3">
     <w:name w:val="Light Shading Accent 3"/>
-    <w:basedOn w:val="TableNormal"/>
+    <w:basedOn w:val="a3"/>
     <w:uiPriority w:val="60"/>
     <w:rsid w:val="00FC693F"/>
     <w:pPr>
@@ -6987,9 +7371,9 @@
       </w:tcPr>
     </w:tblStylePr>
   </w:style>
-  <w:style w:type="table" w:styleId="LightShading-Accent4">
+  <w:style w:type="table" w:styleId="-4">
     <w:name w:val="Light Shading Accent 4"/>
-    <w:basedOn w:val="TableNormal"/>
+    <w:basedOn w:val="a3"/>
     <w:uiPriority w:val="60"/>
     <w:rsid w:val="00FC693F"/>
     <w:pPr>
@@ -7083,9 +7467,9 @@
       </w:tcPr>
     </w:tblStylePr>
   </w:style>
-  <w:style w:type="table" w:styleId="LightShading-Accent5">
+  <w:style w:type="table" w:styleId="-5">
     <w:name w:val="Light Shading Accent 5"/>
-    <w:basedOn w:val="TableNormal"/>
+    <w:basedOn w:val="a3"/>
     <w:uiPriority w:val="60"/>
     <w:rsid w:val="00FC693F"/>
     <w:pPr>
@@ -7179,9 +7563,9 @@
       </w:tcPr>
     </w:tblStylePr>
   </w:style>
-  <w:style w:type="table" w:styleId="LightShading-Accent6">
+  <w:style w:type="table" w:styleId="-6">
     <w:name w:val="Light Shading Accent 6"/>
-    <w:basedOn w:val="TableNormal"/>
+    <w:basedOn w:val="a3"/>
     <w:uiPriority w:val="60"/>
     <w:rsid w:val="00FC693F"/>
     <w:pPr>
@@ -7275,9 +7659,9 @@
       </w:tcPr>
     </w:tblStylePr>
   </w:style>
-  <w:style w:type="table" w:styleId="LightList">
+  <w:style w:type="table" w:styleId="aff5">
     <w:name w:val="Light List"/>
-    <w:basedOn w:val="TableNormal"/>
+    <w:basedOn w:val="a3"/>
     <w:uiPriority w:val="61"/>
     <w:rsid w:val="00FC693F"/>
     <w:pPr>
@@ -7360,9 +7744,9 @@
       </w:tcPr>
     </w:tblStylePr>
   </w:style>
-  <w:style w:type="table" w:styleId="LightList-Accent1">
+  <w:style w:type="table" w:styleId="-10">
     <w:name w:val="Light List Accent 1"/>
-    <w:basedOn w:val="TableNormal"/>
+    <w:basedOn w:val="a3"/>
     <w:uiPriority w:val="61"/>
     <w:rsid w:val="00FC693F"/>
     <w:pPr>
@@ -7445,9 +7829,9 @@
       </w:tcPr>
     </w:tblStylePr>
   </w:style>
-  <w:style w:type="table" w:styleId="LightList-Accent2">
+  <w:style w:type="table" w:styleId="-20">
     <w:name w:val="Light List Accent 2"/>
-    <w:basedOn w:val="TableNormal"/>
+    <w:basedOn w:val="a3"/>
     <w:uiPriority w:val="61"/>
     <w:rsid w:val="00CB0664"/>
     <w:pPr>
@@ -7530,9 +7914,9 @@
       </w:tcPr>
     </w:tblStylePr>
   </w:style>
-  <w:style w:type="table" w:styleId="LightList-Accent3">
+  <w:style w:type="table" w:styleId="-30">
     <w:name w:val="Light List Accent 3"/>
-    <w:basedOn w:val="TableNormal"/>
+    <w:basedOn w:val="a3"/>
     <w:uiPriority w:val="61"/>
     <w:rsid w:val="00CB0664"/>
     <w:pPr>
@@ -7615,9 +7999,9 @@
       </w:tcPr>
     </w:tblStylePr>
   </w:style>
-  <w:style w:type="table" w:styleId="LightList-Accent4">
+  <w:style w:type="table" w:styleId="-40">
     <w:name w:val="Light List Accent 4"/>
-    <w:basedOn w:val="TableNormal"/>
+    <w:basedOn w:val="a3"/>
     <w:uiPriority w:val="61"/>
     <w:rsid w:val="00CB0664"/>
     <w:pPr>
@@ -7700,9 +8084,9 @@
       </w:tcPr>
     </w:tblStylePr>
   </w:style>
-  <w:style w:type="table" w:styleId="LightList-Accent5">
+  <w:style w:type="table" w:styleId="-50">
     <w:name w:val="Light List Accent 5"/>
-    <w:basedOn w:val="TableNormal"/>
+    <w:basedOn w:val="a3"/>
     <w:uiPriority w:val="61"/>
     <w:rsid w:val="00CB0664"/>
     <w:pPr>
@@ -7785,9 +8169,9 @@
       </w:tcPr>
     </w:tblStylePr>
   </w:style>
-  <w:style w:type="table" w:styleId="LightList-Accent6">
+  <w:style w:type="table" w:styleId="-60">
     <w:name w:val="Light List Accent 6"/>
-    <w:basedOn w:val="TableNormal"/>
+    <w:basedOn w:val="a3"/>
     <w:uiPriority w:val="61"/>
     <w:rsid w:val="00CB0664"/>
     <w:pPr>
@@ -7870,9 +8254,9 @@
       </w:tcPr>
     </w:tblStylePr>
   </w:style>
-  <w:style w:type="table" w:styleId="LightGrid">
+  <w:style w:type="table" w:styleId="aff6">
     <w:name w:val="Light Grid"/>
-    <w:basedOn w:val="TableNormal"/>
+    <w:basedOn w:val="a3"/>
     <w:uiPriority w:val="62"/>
     <w:rsid w:val="00CB0664"/>
     <w:pPr>
@@ -7993,9 +8377,9 @@
       </w:tcPr>
     </w:tblStylePr>
   </w:style>
-  <w:style w:type="table" w:styleId="LightGrid-Accent1">
+  <w:style w:type="table" w:styleId="-11">
     <w:name w:val="Light Grid Accent 1"/>
-    <w:basedOn w:val="TableNormal"/>
+    <w:basedOn w:val="a3"/>
     <w:uiPriority w:val="62"/>
     <w:rsid w:val="00CB0664"/>
     <w:pPr>
@@ -8116,9 +8500,9 @@
       </w:tcPr>
     </w:tblStylePr>
   </w:style>
-  <w:style w:type="table" w:styleId="LightGrid-Accent2">
+  <w:style w:type="table" w:styleId="-21">
     <w:name w:val="Light Grid Accent 2"/>
-    <w:basedOn w:val="TableNormal"/>
+    <w:basedOn w:val="a3"/>
     <w:uiPriority w:val="62"/>
     <w:rsid w:val="00CB0664"/>
     <w:pPr>
@@ -8239,9 +8623,9 @@
       </w:tcPr>
     </w:tblStylePr>
   </w:style>
-  <w:style w:type="table" w:styleId="LightGrid-Accent3">
+  <w:style w:type="table" w:styleId="-31">
     <w:name w:val="Light Grid Accent 3"/>
-    <w:basedOn w:val="TableNormal"/>
+    <w:basedOn w:val="a3"/>
     <w:uiPriority w:val="62"/>
     <w:rsid w:val="00CB0664"/>
     <w:pPr>
@@ -8362,9 +8746,9 @@
       </w:tcPr>
     </w:tblStylePr>
   </w:style>
-  <w:style w:type="table" w:styleId="LightGrid-Accent4">
+  <w:style w:type="table" w:styleId="-41">
     <w:name w:val="Light Grid Accent 4"/>
-    <w:basedOn w:val="TableNormal"/>
+    <w:basedOn w:val="a3"/>
     <w:uiPriority w:val="62"/>
     <w:rsid w:val="00CB0664"/>
     <w:pPr>
@@ -8485,9 +8869,9 @@
       </w:tcPr>
     </w:tblStylePr>
   </w:style>
-  <w:style w:type="table" w:styleId="LightGrid-Accent5">
+  <w:style w:type="table" w:styleId="-51">
     <w:name w:val="Light Grid Accent 5"/>
-    <w:basedOn w:val="TableNormal"/>
+    <w:basedOn w:val="a3"/>
     <w:uiPriority w:val="62"/>
     <w:rsid w:val="00CB0664"/>
     <w:pPr>
@@ -8608,9 +8992,9 @@
       </w:tcPr>
     </w:tblStylePr>
   </w:style>
-  <w:style w:type="table" w:styleId="LightGrid-Accent6">
+  <w:style w:type="table" w:styleId="-61">
     <w:name w:val="Light Grid Accent 6"/>
-    <w:basedOn w:val="TableNormal"/>
+    <w:basedOn w:val="a3"/>
     <w:uiPriority w:val="62"/>
     <w:rsid w:val="00CB0664"/>
     <w:pPr>
@@ -8731,9 +9115,9 @@
       </w:tcPr>
     </w:tblStylePr>
   </w:style>
-  <w:style w:type="table" w:styleId="MediumShading1">
+  <w:style w:type="table" w:styleId="11">
     <w:name w:val="Medium Shading 1"/>
-    <w:basedOn w:val="TableNormal"/>
+    <w:basedOn w:val="a3"/>
     <w:uiPriority w:val="63"/>
     <w:rsid w:val="00CB0664"/>
     <w:pPr>
@@ -8830,9 +9214,9 @@
       </w:tcPr>
     </w:tblStylePr>
   </w:style>
-  <w:style w:type="table" w:styleId="MediumShading1-Accent1">
+  <w:style w:type="table" w:styleId="1-1">
     <w:name w:val="Medium Shading 1 Accent 1"/>
-    <w:basedOn w:val="TableNormal"/>
+    <w:basedOn w:val="a3"/>
     <w:uiPriority w:val="63"/>
     <w:rsid w:val="00CB0664"/>
     <w:pPr>
@@ -8929,9 +9313,9 @@
       </w:tcPr>
     </w:tblStylePr>
   </w:style>
-  <w:style w:type="table" w:styleId="MediumShading1-Accent2">
+  <w:style w:type="table" w:styleId="1-2">
     <w:name w:val="Medium Shading 1 Accent 2"/>
-    <w:basedOn w:val="TableNormal"/>
+    <w:basedOn w:val="a3"/>
     <w:uiPriority w:val="63"/>
     <w:rsid w:val="00CB0664"/>
     <w:pPr>
@@ -9028,9 +9412,9 @@
       </w:tcPr>
     </w:tblStylePr>
   </w:style>
-  <w:style w:type="table" w:styleId="MediumShading1-Accent3">
+  <w:style w:type="table" w:styleId="1-3">
     <w:name w:val="Medium Shading 1 Accent 3"/>
-    <w:basedOn w:val="TableNormal"/>
+    <w:basedOn w:val="a3"/>
     <w:uiPriority w:val="63"/>
     <w:rsid w:val="00CB0664"/>
     <w:pPr>
@@ -9127,9 +9511,9 @@
       </w:tcPr>
     </w:tblStylePr>
   </w:style>
-  <w:style w:type="table" w:styleId="MediumShading1-Accent4">
+  <w:style w:type="table" w:styleId="1-4">
     <w:name w:val="Medium Shading 1 Accent 4"/>
-    <w:basedOn w:val="TableNormal"/>
+    <w:basedOn w:val="a3"/>
     <w:uiPriority w:val="63"/>
     <w:rsid w:val="00CB0664"/>
     <w:pPr>
@@ -9226,9 +9610,9 @@
       </w:tcPr>
     </w:tblStylePr>
   </w:style>
-  <w:style w:type="table" w:styleId="MediumShading1-Accent5">
+  <w:style w:type="table" w:styleId="1-5">
     <w:name w:val="Medium Shading 1 Accent 5"/>
-    <w:basedOn w:val="TableNormal"/>
+    <w:basedOn w:val="a3"/>
     <w:uiPriority w:val="63"/>
     <w:rsid w:val="00CB0664"/>
     <w:pPr>
@@ -9325,9 +9709,9 @@
       </w:tcPr>
     </w:tblStylePr>
   </w:style>
-  <w:style w:type="table" w:styleId="MediumShading1-Accent6">
+  <w:style w:type="table" w:styleId="1-6">
     <w:name w:val="Medium Shading 1 Accent 6"/>
-    <w:basedOn w:val="TableNormal"/>
+    <w:basedOn w:val="a3"/>
     <w:uiPriority w:val="63"/>
     <w:rsid w:val="00CB0664"/>
     <w:pPr>
@@ -9424,9 +9808,9 @@
       </w:tcPr>
     </w:tblStylePr>
   </w:style>
-  <w:style w:type="table" w:styleId="MediumShading2">
+  <w:style w:type="table" w:styleId="27">
     <w:name w:val="Medium Shading 2"/>
-    <w:basedOn w:val="TableNormal"/>
+    <w:basedOn w:val="a3"/>
     <w:uiPriority w:val="64"/>
     <w:rsid w:val="00CB0664"/>
     <w:pPr>
@@ -9566,9 +9950,9 @@
       </w:tcPr>
     </w:tblStylePr>
   </w:style>
-  <w:style w:type="table" w:styleId="MediumShading2-Accent1">
+  <w:style w:type="table" w:styleId="2-1">
     <w:name w:val="Medium Shading 2 Accent 1"/>
-    <w:basedOn w:val="TableNormal"/>
+    <w:basedOn w:val="a3"/>
     <w:uiPriority w:val="64"/>
     <w:rsid w:val="00CB0664"/>
     <w:pPr>
@@ -9708,9 +10092,9 @@
       </w:tcPr>
     </w:tblStylePr>
   </w:style>
-  <w:style w:type="table" w:styleId="MediumShading2-Accent2">
+  <w:style w:type="table" w:styleId="2-2">
     <w:name w:val="Medium Shading 2 Accent 2"/>
-    <w:basedOn w:val="TableNormal"/>
+    <w:basedOn w:val="a3"/>
     <w:uiPriority w:val="64"/>
     <w:rsid w:val="00CB0664"/>
     <w:pPr>
@@ -9850,9 +10234,9 @@
       </w:tcPr>
     </w:tblStylePr>
   </w:style>
-  <w:style w:type="table" w:styleId="MediumShading2-Accent3">
+  <w:style w:type="table" w:styleId="2-3">
     <w:name w:val="Medium Shading 2 Accent 3"/>
-    <w:basedOn w:val="TableNormal"/>
+    <w:basedOn w:val="a3"/>
     <w:uiPriority w:val="64"/>
     <w:rsid w:val="00CB0664"/>
     <w:pPr>
@@ -9992,9 +10376,9 @@
       </w:tcPr>
     </w:tblStylePr>
   </w:style>
-  <w:style w:type="table" w:styleId="MediumShading2-Accent4">
+  <w:style w:type="table" w:styleId="2-4">
     <w:name w:val="Medium Shading 2 Accent 4"/>
-    <w:basedOn w:val="TableNormal"/>
+    <w:basedOn w:val="a3"/>
     <w:uiPriority w:val="64"/>
     <w:rsid w:val="00CB0664"/>
     <w:pPr>
@@ -10134,9 +10518,9 @@
       </w:tcPr>
     </w:tblStylePr>
   </w:style>
-  <w:style w:type="table" w:styleId="MediumShading2-Accent5">
+  <w:style w:type="table" w:styleId="2-5">
     <w:name w:val="Medium Shading 2 Accent 5"/>
-    <w:basedOn w:val="TableNormal"/>
+    <w:basedOn w:val="a3"/>
     <w:uiPriority w:val="64"/>
     <w:rsid w:val="00CB0664"/>
     <w:pPr>
@@ -10276,9 +10660,9 @@
       </w:tcPr>
     </w:tblStylePr>
   </w:style>
-  <w:style w:type="table" w:styleId="MediumShading2-Accent6">
+  <w:style w:type="table" w:styleId="2-6">
     <w:name w:val="Medium Shading 2 Accent 6"/>
-    <w:basedOn w:val="TableNormal"/>
+    <w:basedOn w:val="a3"/>
     <w:uiPriority w:val="64"/>
     <w:rsid w:val="00CB0664"/>
     <w:pPr>
@@ -10418,9 +10802,9 @@
       </w:tcPr>
     </w:tblStylePr>
   </w:style>
-  <w:style w:type="table" w:styleId="MediumList1">
+  <w:style w:type="table" w:styleId="12">
     <w:name w:val="Medium List 1"/>
-    <w:basedOn w:val="TableNormal"/>
+    <w:basedOn w:val="a3"/>
     <w:uiPriority w:val="65"/>
     <w:rsid w:val="00CB0664"/>
     <w:pPr>
@@ -10495,9 +10879,9 @@
       </w:tcPr>
     </w:tblStylePr>
   </w:style>
-  <w:style w:type="table" w:styleId="MediumList1-Accent1">
+  <w:style w:type="table" w:styleId="1-10">
     <w:name w:val="Medium List 1 Accent 1"/>
-    <w:basedOn w:val="TableNormal"/>
+    <w:basedOn w:val="a3"/>
     <w:uiPriority w:val="65"/>
     <w:rsid w:val="00CB0664"/>
     <w:pPr>
@@ -10572,9 +10956,9 @@
       </w:tcPr>
     </w:tblStylePr>
   </w:style>
-  <w:style w:type="table" w:styleId="MediumList1-Accent2">
+  <w:style w:type="table" w:styleId="1-20">
     <w:name w:val="Medium List 1 Accent 2"/>
-    <w:basedOn w:val="TableNormal"/>
+    <w:basedOn w:val="a3"/>
     <w:uiPriority w:val="65"/>
     <w:rsid w:val="00CB0664"/>
     <w:pPr>
@@ -10649,9 +11033,9 @@
       </w:tcPr>
     </w:tblStylePr>
   </w:style>
-  <w:style w:type="table" w:styleId="MediumList1-Accent3">
+  <w:style w:type="table" w:styleId="1-30">
     <w:name w:val="Medium List 1 Accent 3"/>
-    <w:basedOn w:val="TableNormal"/>
+    <w:basedOn w:val="a3"/>
     <w:uiPriority w:val="65"/>
     <w:rsid w:val="00CB0664"/>
     <w:pPr>
@@ -10726,9 +11110,9 @@
       </w:tcPr>
     </w:tblStylePr>
   </w:style>
-  <w:style w:type="table" w:styleId="MediumList1-Accent4">
+  <w:style w:type="table" w:styleId="1-40">
     <w:name w:val="Medium List 1 Accent 4"/>
-    <w:basedOn w:val="TableNormal"/>
+    <w:basedOn w:val="a3"/>
     <w:uiPriority w:val="65"/>
     <w:rsid w:val="00CB0664"/>
     <w:pPr>
@@ -10803,9 +11187,9 @@
       </w:tcPr>
     </w:tblStylePr>
   </w:style>
-  <w:style w:type="table" w:styleId="MediumList1-Accent5">
+  <w:style w:type="table" w:styleId="1-50">
     <w:name w:val="Medium List 1 Accent 5"/>
-    <w:basedOn w:val="TableNormal"/>
+    <w:basedOn w:val="a3"/>
     <w:uiPriority w:val="65"/>
     <w:rsid w:val="00CB0664"/>
     <w:pPr>
@@ -10880,9 +11264,9 @@
       </w:tcPr>
     </w:tblStylePr>
   </w:style>
-  <w:style w:type="table" w:styleId="MediumList1-Accent6">
+  <w:style w:type="table" w:styleId="1-60">
     <w:name w:val="Medium List 1 Accent 6"/>
-    <w:basedOn w:val="TableNormal"/>
+    <w:basedOn w:val="a3"/>
     <w:uiPriority w:val="65"/>
     <w:rsid w:val="00CB0664"/>
     <w:pPr>
@@ -10957,9 +11341,9 @@
       </w:tcPr>
     </w:tblStylePr>
   </w:style>
-  <w:style w:type="table" w:styleId="MediumList2">
+  <w:style w:type="table" w:styleId="28">
     <w:name w:val="Medium List 2"/>
-    <w:basedOn w:val="TableNormal"/>
+    <w:basedOn w:val="a3"/>
     <w:uiPriority w:val="66"/>
     <w:rsid w:val="00CB0664"/>
     <w:pPr>
@@ -11078,9 +11462,9 @@
       </w:tcPr>
     </w:tblStylePr>
   </w:style>
-  <w:style w:type="table" w:styleId="MediumList2-Accent1">
+  <w:style w:type="table" w:styleId="2-10">
     <w:name w:val="Medium List 2 Accent 1"/>
-    <w:basedOn w:val="TableNormal"/>
+    <w:basedOn w:val="a3"/>
     <w:uiPriority w:val="66"/>
     <w:rsid w:val="00CB0664"/>
     <w:pPr>
@@ -11199,9 +11583,9 @@
       </w:tcPr>
     </w:tblStylePr>
   </w:style>
-  <w:style w:type="table" w:styleId="MediumList2-Accent2">
+  <w:style w:type="table" w:styleId="2-20">
     <w:name w:val="Medium List 2 Accent 2"/>
-    <w:basedOn w:val="TableNormal"/>
+    <w:basedOn w:val="a3"/>
     <w:uiPriority w:val="66"/>
     <w:rsid w:val="00CB0664"/>
     <w:pPr>
@@ -11320,9 +11704,9 @@
       </w:tcPr>
     </w:tblStylePr>
   </w:style>
-  <w:style w:type="table" w:styleId="MediumList2-Accent3">
+  <w:style w:type="table" w:styleId="2-30">
     <w:name w:val="Medium List 2 Accent 3"/>
-    <w:basedOn w:val="TableNormal"/>
+    <w:basedOn w:val="a3"/>
     <w:uiPriority w:val="66"/>
     <w:rsid w:val="00CB0664"/>
     <w:pPr>
@@ -11441,9 +11825,9 @@
       </w:tcPr>
     </w:tblStylePr>
   </w:style>
-  <w:style w:type="table" w:styleId="MediumList2-Accent4">
+  <w:style w:type="table" w:styleId="2-40">
     <w:name w:val="Medium List 2 Accent 4"/>
-    <w:basedOn w:val="TableNormal"/>
+    <w:basedOn w:val="a3"/>
     <w:uiPriority w:val="66"/>
     <w:rsid w:val="00CB0664"/>
     <w:pPr>
@@ -11562,9 +11946,9 @@
       </w:tcPr>
     </w:tblStylePr>
   </w:style>
-  <w:style w:type="table" w:styleId="MediumList2-Accent5">
+  <w:style w:type="table" w:styleId="2-50">
     <w:name w:val="Medium List 2 Accent 5"/>
-    <w:basedOn w:val="TableNormal"/>
+    <w:basedOn w:val="a3"/>
     <w:uiPriority w:val="66"/>
     <w:rsid w:val="00CB0664"/>
     <w:pPr>
@@ -11683,9 +12067,9 @@
       </w:tcPr>
     </w:tblStylePr>
   </w:style>
-  <w:style w:type="table" w:styleId="MediumList2-Accent6">
+  <w:style w:type="table" w:styleId="2-60">
     <w:name w:val="Medium List 2 Accent 6"/>
-    <w:basedOn w:val="TableNormal"/>
+    <w:basedOn w:val="a3"/>
     <w:uiPriority w:val="66"/>
     <w:rsid w:val="00CB0664"/>
     <w:pPr>
@@ -11804,9 +12188,9 @@
       </w:tcPr>
     </w:tblStylePr>
   </w:style>
-  <w:style w:type="table" w:styleId="MediumGrid1">
+  <w:style w:type="table" w:styleId="13">
     <w:name w:val="Medium Grid 1"/>
-    <w:basedOn w:val="TableNormal"/>
+    <w:basedOn w:val="a3"/>
     <w:uiPriority w:val="67"/>
     <w:rsid w:val="00CB0664"/>
     <w:pPr>
@@ -11870,9 +12254,9 @@
       </w:tcPr>
     </w:tblStylePr>
   </w:style>
-  <w:style w:type="table" w:styleId="MediumGrid1-Accent1">
+  <w:style w:type="table" w:styleId="1-11">
     <w:name w:val="Medium Grid 1 Accent 1"/>
-    <w:basedOn w:val="TableNormal"/>
+    <w:basedOn w:val="a3"/>
     <w:uiPriority w:val="67"/>
     <w:rsid w:val="00CB0664"/>
     <w:pPr>
@@ -11936,9 +12320,9 @@
       </w:tcPr>
     </w:tblStylePr>
   </w:style>
-  <w:style w:type="table" w:styleId="MediumGrid1-Accent2">
+  <w:style w:type="table" w:styleId="1-21">
     <w:name w:val="Medium Grid 1 Accent 2"/>
-    <w:basedOn w:val="TableNormal"/>
+    <w:basedOn w:val="a3"/>
     <w:uiPriority w:val="67"/>
     <w:rsid w:val="00CB0664"/>
     <w:pPr>
@@ -12002,9 +12386,9 @@
       </w:tcPr>
     </w:tblStylePr>
   </w:style>
-  <w:style w:type="table" w:styleId="MediumGrid1-Accent3">
+  <w:style w:type="table" w:styleId="1-31">
     <w:name w:val="Medium Grid 1 Accent 3"/>
-    <w:basedOn w:val="TableNormal"/>
+    <w:basedOn w:val="a3"/>
     <w:uiPriority w:val="67"/>
     <w:rsid w:val="00CB0664"/>
     <w:pPr>
@@ -12068,9 +12452,9 @@
       </w:tcPr>
     </w:tblStylePr>
   </w:style>
-  <w:style w:type="table" w:styleId="MediumGrid1-Accent4">
+  <w:style w:type="table" w:styleId="1-41">
     <w:name w:val="Medium Grid 1 Accent 4"/>
-    <w:basedOn w:val="TableNormal"/>
+    <w:basedOn w:val="a3"/>
     <w:uiPriority w:val="67"/>
     <w:rsid w:val="00CB0664"/>
     <w:pPr>
@@ -12134,9 +12518,9 @@
       </w:tcPr>
     </w:tblStylePr>
   </w:style>
-  <w:style w:type="table" w:styleId="MediumGrid1-Accent5">
+  <w:style w:type="table" w:styleId="1-51">
     <w:name w:val="Medium Grid 1 Accent 5"/>
-    <w:basedOn w:val="TableNormal"/>
+    <w:basedOn w:val="a3"/>
     <w:uiPriority w:val="67"/>
     <w:rsid w:val="00CB0664"/>
     <w:pPr>
@@ -12200,9 +12584,9 @@
       </w:tcPr>
     </w:tblStylePr>
   </w:style>
-  <w:style w:type="table" w:styleId="MediumGrid1-Accent6">
+  <w:style w:type="table" w:styleId="1-61">
     <w:name w:val="Medium Grid 1 Accent 6"/>
-    <w:basedOn w:val="TableNormal"/>
+    <w:basedOn w:val="a3"/>
     <w:uiPriority w:val="67"/>
     <w:rsid w:val="00CB0664"/>
     <w:pPr>
@@ -12266,9 +12650,9 @@
       </w:tcPr>
     </w:tblStylePr>
   </w:style>
-  <w:style w:type="table" w:styleId="MediumGrid2">
+  <w:style w:type="table" w:styleId="29">
     <w:name w:val="Medium Grid 2"/>
-    <w:basedOn w:val="TableNormal"/>
+    <w:basedOn w:val="a3"/>
     <w:uiPriority w:val="68"/>
     <w:rsid w:val="00CB0664"/>
     <w:pPr>
@@ -12384,9 +12768,9 @@
       </w:tcPr>
     </w:tblStylePr>
   </w:style>
-  <w:style w:type="table" w:styleId="MediumGrid2-Accent1">
+  <w:style w:type="table" w:styleId="2-11">
     <w:name w:val="Medium Grid 2 Accent 1"/>
-    <w:basedOn w:val="TableNormal"/>
+    <w:basedOn w:val="a3"/>
     <w:uiPriority w:val="68"/>
     <w:rsid w:val="00CB0664"/>
     <w:pPr>
@@ -12502,9 +12886,9 @@
       </w:tcPr>
     </w:tblStylePr>
   </w:style>
-  <w:style w:type="table" w:styleId="MediumGrid2-Accent2">
+  <w:style w:type="table" w:styleId="2-21">
     <w:name w:val="Medium Grid 2 Accent 2"/>
-    <w:basedOn w:val="TableNormal"/>
+    <w:basedOn w:val="a3"/>
     <w:uiPriority w:val="68"/>
     <w:rsid w:val="00CB0664"/>
     <w:pPr>
@@ -12620,9 +13004,9 @@
       </w:tcPr>
     </w:tblStylePr>
   </w:style>
-  <w:style w:type="table" w:styleId="MediumGrid2-Accent3">
+  <w:style w:type="table" w:styleId="2-31">
     <w:name w:val="Medium Grid 2 Accent 3"/>
-    <w:basedOn w:val="TableNormal"/>
+    <w:basedOn w:val="a3"/>
     <w:uiPriority w:val="68"/>
     <w:rsid w:val="00CB0664"/>
     <w:pPr>
@@ -12738,9 +13122,9 @@
       </w:tcPr>
     </w:tblStylePr>
   </w:style>
-  <w:style w:type="table" w:styleId="MediumGrid2-Accent4">
+  <w:style w:type="table" w:styleId="2-41">
     <w:name w:val="Medium Grid 2 Accent 4"/>
-    <w:basedOn w:val="TableNormal"/>
+    <w:basedOn w:val="a3"/>
     <w:uiPriority w:val="68"/>
     <w:rsid w:val="00CB0664"/>
     <w:pPr>
@@ -12856,9 +13240,9 @@
       </w:tcPr>
     </w:tblStylePr>
   </w:style>
-  <w:style w:type="table" w:styleId="MediumGrid2-Accent5">
+  <w:style w:type="table" w:styleId="2-51">
     <w:name w:val="Medium Grid 2 Accent 5"/>
-    <w:basedOn w:val="TableNormal"/>
+    <w:basedOn w:val="a3"/>
     <w:uiPriority w:val="68"/>
     <w:rsid w:val="00CB0664"/>
     <w:pPr>
@@ -12974,9 +13358,9 @@
       </w:tcPr>
     </w:tblStylePr>
   </w:style>
-  <w:style w:type="table" w:styleId="MediumGrid2-Accent6">
+  <w:style w:type="table" w:styleId="2-61">
     <w:name w:val="Medium Grid 2 Accent 6"/>
-    <w:basedOn w:val="TableNormal"/>
+    <w:basedOn w:val="a3"/>
     <w:uiPriority w:val="68"/>
     <w:rsid w:val="00CB0664"/>
     <w:pPr>
@@ -13092,9 +13476,9 @@
       </w:tcPr>
     </w:tblStylePr>
   </w:style>
-  <w:style w:type="table" w:styleId="MediumGrid3">
+  <w:style w:type="table" w:styleId="37">
     <w:name w:val="Medium Grid 3"/>
-    <w:basedOn w:val="TableNormal"/>
+    <w:basedOn w:val="a3"/>
     <w:uiPriority w:val="69"/>
     <w:rsid w:val="00CB0664"/>
     <w:pPr>
@@ -13226,9 +13610,9 @@
       </w:tcPr>
     </w:tblStylePr>
   </w:style>
-  <w:style w:type="table" w:styleId="MediumGrid3-Accent1">
+  <w:style w:type="table" w:styleId="3-1">
     <w:name w:val="Medium Grid 3 Accent 1"/>
-    <w:basedOn w:val="TableNormal"/>
+    <w:basedOn w:val="a3"/>
     <w:uiPriority w:val="69"/>
     <w:rsid w:val="00CB0664"/>
     <w:pPr>
@@ -13360,9 +13744,9 @@
       </w:tcPr>
     </w:tblStylePr>
   </w:style>
-  <w:style w:type="table" w:styleId="MediumGrid3-Accent2">
+  <w:style w:type="table" w:styleId="3-2">
     <w:name w:val="Medium Grid 3 Accent 2"/>
-    <w:basedOn w:val="TableNormal"/>
+    <w:basedOn w:val="a3"/>
     <w:uiPriority w:val="69"/>
     <w:rsid w:val="00CB0664"/>
     <w:pPr>
@@ -13494,9 +13878,9 @@
       </w:tcPr>
     </w:tblStylePr>
   </w:style>
-  <w:style w:type="table" w:styleId="MediumGrid3-Accent3">
+  <w:style w:type="table" w:styleId="3-3">
     <w:name w:val="Medium Grid 3 Accent 3"/>
-    <w:basedOn w:val="TableNormal"/>
+    <w:basedOn w:val="a3"/>
     <w:uiPriority w:val="69"/>
     <w:rsid w:val="00CB0664"/>
     <w:pPr>
@@ -13628,9 +14012,9 @@
       </w:tcPr>
     </w:tblStylePr>
   </w:style>
-  <w:style w:type="table" w:styleId="MediumGrid3-Accent4">
+  <w:style w:type="table" w:styleId="3-4">
     <w:name w:val="Medium Grid 3 Accent 4"/>
-    <w:basedOn w:val="TableNormal"/>
+    <w:basedOn w:val="a3"/>
     <w:uiPriority w:val="69"/>
     <w:rsid w:val="00CB0664"/>
     <w:pPr>
@@ -13762,9 +14146,9 @@
       </w:tcPr>
     </w:tblStylePr>
   </w:style>
-  <w:style w:type="table" w:styleId="MediumGrid3-Accent5">
+  <w:style w:type="table" w:styleId="3-5">
     <w:name w:val="Medium Grid 3 Accent 5"/>
-    <w:basedOn w:val="TableNormal"/>
+    <w:basedOn w:val="a3"/>
     <w:uiPriority w:val="69"/>
     <w:rsid w:val="00CB0664"/>
     <w:pPr>
@@ -13896,9 +14280,9 @@
       </w:tcPr>
     </w:tblStylePr>
   </w:style>
-  <w:style w:type="table" w:styleId="MediumGrid3-Accent6">
+  <w:style w:type="table" w:styleId="3-6">
     <w:name w:val="Medium Grid 3 Accent 6"/>
-    <w:basedOn w:val="TableNormal"/>
+    <w:basedOn w:val="a3"/>
     <w:uiPriority w:val="69"/>
     <w:rsid w:val="00CB0664"/>
     <w:pPr>
@@ -14030,9 +14414,9 @@
       </w:tcPr>
     </w:tblStylePr>
   </w:style>
-  <w:style w:type="table" w:styleId="DarkList">
+  <w:style w:type="table" w:styleId="aff7">
     <w:name w:val="Dark List"/>
-    <w:basedOn w:val="TableNormal"/>
+    <w:basedOn w:val="a3"/>
     <w:uiPriority w:val="70"/>
     <w:rsid w:val="00CB0664"/>
     <w:pPr>
@@ -14137,9 +14521,9 @@
       </w:tcPr>
     </w:tblStylePr>
   </w:style>
-  <w:style w:type="table" w:styleId="DarkList-Accent1">
+  <w:style w:type="table" w:styleId="-12">
     <w:name w:val="Dark List Accent 1"/>
-    <w:basedOn w:val="TableNormal"/>
+    <w:basedOn w:val="a3"/>
     <w:uiPriority w:val="70"/>
     <w:rsid w:val="00CB0664"/>
     <w:pPr>
@@ -14244,9 +14628,9 @@
       </w:tcPr>
     </w:tblStylePr>
   </w:style>
-  <w:style w:type="table" w:styleId="DarkList-Accent2">
+  <w:style w:type="table" w:styleId="-22">
     <w:name w:val="Dark List Accent 2"/>
-    <w:basedOn w:val="TableNormal"/>
+    <w:basedOn w:val="a3"/>
     <w:uiPriority w:val="70"/>
     <w:rsid w:val="00CB0664"/>
     <w:pPr>
@@ -14351,9 +14735,9 @@
       </w:tcPr>
     </w:tblStylePr>
   </w:style>
-  <w:style w:type="table" w:styleId="DarkList-Accent3">
+  <w:style w:type="table" w:styleId="-32">
     <w:name w:val="Dark List Accent 3"/>
-    <w:basedOn w:val="TableNormal"/>
+    <w:basedOn w:val="a3"/>
     <w:uiPriority w:val="70"/>
     <w:rsid w:val="00CB0664"/>
     <w:pPr>
@@ -14458,9 +14842,9 @@
       </w:tcPr>
     </w:tblStylePr>
   </w:style>
-  <w:style w:type="table" w:styleId="DarkList-Accent4">
+  <w:style w:type="table" w:styleId="-42">
     <w:name w:val="Dark List Accent 4"/>
-    <w:basedOn w:val="TableNormal"/>
+    <w:basedOn w:val="a3"/>
     <w:uiPriority w:val="70"/>
     <w:rsid w:val="00CB0664"/>
     <w:pPr>
@@ -14565,9 +14949,9 @@
       </w:tcPr>
     </w:tblStylePr>
   </w:style>
-  <w:style w:type="table" w:styleId="DarkList-Accent5">
+  <w:style w:type="table" w:styleId="-52">
     <w:name w:val="Dark List Accent 5"/>
-    <w:basedOn w:val="TableNormal"/>
+    <w:basedOn w:val="a3"/>
     <w:uiPriority w:val="70"/>
     <w:rsid w:val="00CB0664"/>
     <w:pPr>
@@ -14672,9 +15056,9 @@
       </w:tcPr>
     </w:tblStylePr>
   </w:style>
-  <w:style w:type="table" w:styleId="DarkList-Accent6">
+  <w:style w:type="table" w:styleId="-62">
     <w:name w:val="Dark List Accent 6"/>
-    <w:basedOn w:val="TableNormal"/>
+    <w:basedOn w:val="a3"/>
     <w:uiPriority w:val="70"/>
     <w:rsid w:val="00CB0664"/>
     <w:pPr>
@@ -14779,9 +15163,9 @@
       </w:tcPr>
     </w:tblStylePr>
   </w:style>
-  <w:style w:type="table" w:styleId="ColourfulShading">
+  <w:style w:type="table" w:styleId="aff8">
     <w:name w:val="Colorful Shading"/>
-    <w:basedOn w:val="TableNormal"/>
+    <w:basedOn w:val="a3"/>
     <w:uiPriority w:val="71"/>
     <w:rsid w:val="00CB0664"/>
     <w:pPr>
@@ -14894,9 +15278,9 @@
       </w:rPr>
     </w:tblStylePr>
   </w:style>
-  <w:style w:type="table" w:styleId="ColourfulShadingAccent1">
+  <w:style w:type="table" w:styleId="-13">
     <w:name w:val="Colorful Shading Accent 1"/>
-    <w:basedOn w:val="TableNormal"/>
+    <w:basedOn w:val="a3"/>
     <w:uiPriority w:val="71"/>
     <w:rsid w:val="00CB0664"/>
     <w:pPr>
@@ -15009,9 +15393,9 @@
       </w:rPr>
     </w:tblStylePr>
   </w:style>
-  <w:style w:type="table" w:styleId="ColourfulShadingAccent2">
+  <w:style w:type="table" w:styleId="-23">
     <w:name w:val="Colorful Shading Accent 2"/>
-    <w:basedOn w:val="TableNormal"/>
+    <w:basedOn w:val="a3"/>
     <w:uiPriority w:val="71"/>
     <w:rsid w:val="00CB0664"/>
     <w:pPr>
@@ -15124,9 +15508,9 @@
       </w:rPr>
     </w:tblStylePr>
   </w:style>
-  <w:style w:type="table" w:styleId="ColourfulShadingAccent3">
+  <w:style w:type="table" w:styleId="-33">
     <w:name w:val="Colorful Shading Accent 3"/>
-    <w:basedOn w:val="TableNormal"/>
+    <w:basedOn w:val="a3"/>
     <w:uiPriority w:val="71"/>
     <w:rsid w:val="00CB0664"/>
     <w:pPr>
@@ -15229,9 +15613,9 @@
       </w:tcPr>
     </w:tblStylePr>
   </w:style>
-  <w:style w:type="table" w:styleId="ColourfulShadingAccent4">
+  <w:style w:type="table" w:styleId="-43">
     <w:name w:val="Colorful Shading Accent 4"/>
-    <w:basedOn w:val="TableNormal"/>
+    <w:basedOn w:val="a3"/>
     <w:uiPriority w:val="71"/>
     <w:rsid w:val="00CB0664"/>
     <w:pPr>
@@ -15344,9 +15728,9 @@
       </w:rPr>
     </w:tblStylePr>
   </w:style>
-  <w:style w:type="table" w:styleId="ColourfulShadingAccent5">
+  <w:style w:type="table" w:styleId="-53">
     <w:name w:val="Colorful Shading Accent 5"/>
-    <w:basedOn w:val="TableNormal"/>
+    <w:basedOn w:val="a3"/>
     <w:uiPriority w:val="71"/>
     <w:rsid w:val="00CB0664"/>
     <w:pPr>
@@ -15459,9 +15843,9 @@
       </w:rPr>
     </w:tblStylePr>
   </w:style>
-  <w:style w:type="table" w:styleId="ColourfulShadingAccent6">
+  <w:style w:type="table" w:styleId="-63">
     <w:name w:val="Colorful Shading Accent 6"/>
-    <w:basedOn w:val="TableNormal"/>
+    <w:basedOn w:val="a3"/>
     <w:uiPriority w:val="71"/>
     <w:rsid w:val="00CB0664"/>
     <w:pPr>
@@ -15574,9 +15958,9 @@
       </w:rPr>
     </w:tblStylePr>
   </w:style>
-  <w:style w:type="table" w:styleId="ColourfulList">
+  <w:style w:type="table" w:styleId="aff9">
     <w:name w:val="Colorful List"/>
-    <w:basedOn w:val="TableNormal"/>
+    <w:basedOn w:val="a3"/>
     <w:uiPriority w:val="72"/>
     <w:rsid w:val="00CB0664"/>
     <w:pPr>
@@ -15653,9 +16037,9 @@
       </w:tcPr>
     </w:tblStylePr>
   </w:style>
-  <w:style w:type="table" w:styleId="ColourfulListAccent1">
+  <w:style w:type="table" w:styleId="-14">
     <w:name w:val="Colorful List Accent 1"/>
-    <w:basedOn w:val="TableNormal"/>
+    <w:basedOn w:val="a3"/>
     <w:uiPriority w:val="72"/>
     <w:rsid w:val="00CB0664"/>
     <w:pPr>
@@ -15732,9 +16116,9 @@
       </w:tcPr>
     </w:tblStylePr>
   </w:style>
-  <w:style w:type="table" w:styleId="ColourfulListAccent2">
+  <w:style w:type="table" w:styleId="-24">
     <w:name w:val="Colorful List Accent 2"/>
-    <w:basedOn w:val="TableNormal"/>
+    <w:basedOn w:val="a3"/>
     <w:uiPriority w:val="72"/>
     <w:rsid w:val="00CB0664"/>
     <w:pPr>
@@ -15811,9 +16195,9 @@
       </w:tcPr>
     </w:tblStylePr>
   </w:style>
-  <w:style w:type="table" w:styleId="ColourfulListAccent3">
+  <w:style w:type="table" w:styleId="-34">
     <w:name w:val="Colorful List Accent 3"/>
-    <w:basedOn w:val="TableNormal"/>
+    <w:basedOn w:val="a3"/>
     <w:uiPriority w:val="72"/>
     <w:rsid w:val="00CB0664"/>
     <w:pPr>
@@ -15890,9 +16274,9 @@
       </w:tcPr>
     </w:tblStylePr>
   </w:style>
-  <w:style w:type="table" w:styleId="ColourfulListAccent4">
+  <w:style w:type="table" w:styleId="-44">
     <w:name w:val="Colorful List Accent 4"/>
-    <w:basedOn w:val="TableNormal"/>
+    <w:basedOn w:val="a3"/>
     <w:uiPriority w:val="72"/>
     <w:rsid w:val="00CB0664"/>
     <w:pPr>
@@ -15969,9 +16353,9 @@
       </w:tcPr>
     </w:tblStylePr>
   </w:style>
-  <w:style w:type="table" w:styleId="ColourfulListAccent5">
+  <w:style w:type="table" w:styleId="-54">
     <w:name w:val="Colorful List Accent 5"/>
-    <w:basedOn w:val="TableNormal"/>
+    <w:basedOn w:val="a3"/>
     <w:uiPriority w:val="72"/>
     <w:rsid w:val="00CB0664"/>
     <w:pPr>
@@ -16048,9 +16432,9 @@
       </w:tcPr>
     </w:tblStylePr>
   </w:style>
-  <w:style w:type="table" w:styleId="ColourfulListAccent6">
+  <w:style w:type="table" w:styleId="-64">
     <w:name w:val="Colorful List Accent 6"/>
-    <w:basedOn w:val="TableNormal"/>
+    <w:basedOn w:val="a3"/>
     <w:uiPriority w:val="72"/>
     <w:rsid w:val="00CB0664"/>
     <w:pPr>
@@ -16127,9 +16511,9 @@
       </w:tcPr>
     </w:tblStylePr>
   </w:style>
-  <w:style w:type="table" w:styleId="ColourfulGrid">
+  <w:style w:type="table" w:styleId="affa">
     <w:name w:val="Colorful Grid"/>
-    <w:basedOn w:val="TableNormal"/>
+    <w:basedOn w:val="a3"/>
     <w:uiPriority w:val="73"/>
     <w:rsid w:val="00CB0664"/>
     <w:pPr>
@@ -16200,9 +16584,9 @@
       </w:tcPr>
     </w:tblStylePr>
   </w:style>
-  <w:style w:type="table" w:styleId="ColourfulGridAccent1">
+  <w:style w:type="table" w:styleId="-15">
     <w:name w:val="Colorful Grid Accent 1"/>
-    <w:basedOn w:val="TableNormal"/>
+    <w:basedOn w:val="a3"/>
     <w:uiPriority w:val="73"/>
     <w:rsid w:val="00CB0664"/>
     <w:pPr>
@@ -16273,9 +16657,9 @@
       </w:tcPr>
     </w:tblStylePr>
   </w:style>
-  <w:style w:type="table" w:styleId="ColourfulGridAccent2">
+  <w:style w:type="table" w:styleId="-25">
     <w:name w:val="Colorful Grid Accent 2"/>
-    <w:basedOn w:val="TableNormal"/>
+    <w:basedOn w:val="a3"/>
     <w:uiPriority w:val="73"/>
     <w:rsid w:val="00CB0664"/>
     <w:pPr>
@@ -16346,9 +16730,9 @@
       </w:tcPr>
     </w:tblStylePr>
   </w:style>
-  <w:style w:type="table" w:styleId="ColourfulGridAccent3">
+  <w:style w:type="table" w:styleId="-35">
     <w:name w:val="Colorful Grid Accent 3"/>
-    <w:basedOn w:val="TableNormal"/>
+    <w:basedOn w:val="a3"/>
     <w:uiPriority w:val="73"/>
     <w:rsid w:val="00CB0664"/>
     <w:pPr>
@@ -16419,9 +16803,9 @@
       </w:tcPr>
     </w:tblStylePr>
   </w:style>
-  <w:style w:type="table" w:styleId="ColourfulGridAccent4">
+  <w:style w:type="table" w:styleId="-45">
     <w:name w:val="Colorful Grid Accent 4"/>
-    <w:basedOn w:val="TableNormal"/>
+    <w:basedOn w:val="a3"/>
     <w:uiPriority w:val="73"/>
     <w:rsid w:val="00CB0664"/>
     <w:pPr>
@@ -16492,9 +16876,9 @@
       </w:tcPr>
     </w:tblStylePr>
   </w:style>
-  <w:style w:type="table" w:styleId="ColourfulGridAccent5">
+  <w:style w:type="table" w:styleId="-55">
     <w:name w:val="Colorful Grid Accent 5"/>
-    <w:basedOn w:val="TableNormal"/>
+    <w:basedOn w:val="a3"/>
     <w:uiPriority w:val="73"/>
     <w:rsid w:val="00CB0664"/>
     <w:pPr>
@@ -16565,9 +16949,9 @@
       </w:tcPr>
     </w:tblStylePr>
   </w:style>
-  <w:style w:type="table" w:styleId="ColourfulGridAccent6">
+  <w:style w:type="table" w:styleId="-65">
     <w:name w:val="Colorful Grid Accent 6"/>
-    <w:basedOn w:val="TableNormal"/>
+    <w:basedOn w:val="a3"/>
     <w:uiPriority w:val="73"/>
     <w:rsid w:val="00CB0664"/>
     <w:pPr>
@@ -16638,16 +17022,16 @@
       </w:tcPr>
     </w:tblStylePr>
   </w:style>
-  <w:style w:type="character" w:customStyle="1" w:styleId="NoSpacingChar">
-    <w:name w:val="No Spacing Char"/>
-    <w:basedOn w:val="DefaultParagraphFont"/>
-    <w:link w:val="NoSpacing"/>
+  <w:style w:type="character" w:customStyle="1" w:styleId="aa">
+    <w:name w:val="無間距 字元"/>
+    <w:basedOn w:val="a2"/>
+    <w:link w:val="a9"/>
     <w:uiPriority w:val="1"/>
     <w:rsid w:val="00D64C45"/>
   </w:style>
-  <w:style w:type="character" w:styleId="PageNumber">
+  <w:style w:type="character" w:styleId="affb">
     <w:name w:val="page number"/>
-    <w:basedOn w:val="DefaultParagraphFont"/>
+    <w:basedOn w:val="a2"/>
     <w:uiPriority w:val="99"/>
     <w:semiHidden/>
     <w:unhideWhenUsed/>
